--- a/downloads/workbook/ai-3-week-35.docx
+++ b/downloads/workbook/ai-3-week-35.docx
@@ -1577,6 +1577,178 @@
         <w:t>Project connection: For your Verified Study Buddy, save the input, procedure, observed result and limitation of this check. Label this worked example as practice; use a different, previously unreviewed case when checking independent understanding.</w:t>
       </w:r>
     </w:p>
+    <w:p>
+      <w:pPr>
+        <w:pStyle w:val="Heading1"/>
+      </w:pPr>
+      <w:r>
+        <w:t>24. Project portfolio milestone</w:t>
+      </w:r>
+    </w:p>
+    <w:p>
+      <w:r>
+        <w:t>Project: Verified Study Buddy</w:t>
+      </w:r>
+    </w:p>
+    <w:p>
+      <w:r>
+        <w:t>Current milestone: Present and defend. Demonstrate the system, explain one failure and justify the next improvement with evidence.</w:t>
+      </w:r>
+    </w:p>
+    <w:p>
+      <w:r>
+        <w:t>For your Verified Study Buddy, save the input, procedure, observed result and limitation of this check. Label this worked example as practice; use a different, previously unreviewed case when checking independent understanding.</w:t>
+      </w:r>
+    </w:p>
+    <w:tbl>
+      <w:tblPr>
+        <w:tblStyle w:val="LightShading-Accent1"/>
+        <w:tblW w:type="auto" w:w="0"/>
+        <w:tblLook w:firstColumn="1" w:firstRow="1" w:lastColumn="0" w:lastRow="0" w:noHBand="0" w:noVBand="1" w:val="04A0"/>
+      </w:tblPr>
+      <w:tblGrid>
+        <w:gridCol w:w="5112"/>
+        <w:gridCol w:w="5112"/>
+      </w:tblGrid>
+      <w:tr>
+        <w:trPr>
+          <w:tblHeader/>
+        </w:trPr>
+        <w:tc>
+          <w:tcPr>
+            <w:tcW w:type="dxa" w:w="5112"/>
+          </w:tcPr>
+          <w:p>
+            <w:r>
+              <w:t>Evidence to keep</w:t>
+            </w:r>
+          </w:p>
+        </w:tc>
+        <w:tc>
+          <w:tcPr>
+            <w:tcW w:type="dxa" w:w="5112"/>
+          </w:tcPr>
+          <w:p>
+            <w:r>
+              <w:t>My record</w:t>
+            </w:r>
+          </w:p>
+        </w:tc>
+      </w:tr>
+      <w:tr>
+        <w:tc>
+          <w:tcPr>
+            <w:tcW w:type="dxa" w:w="5112"/>
+          </w:tcPr>
+          <w:p>
+            <w:r>
+              <w:t>This week’s input and deciding step</w:t>
+            </w:r>
+          </w:p>
+        </w:tc>
+        <w:tc>
+          <w:tcPr>
+            <w:tcW w:type="dxa" w:w="5112"/>
+          </w:tcPr>
+          <w:p>
+            <w:r/>
+          </w:p>
+        </w:tc>
+      </w:tr>
+      <w:tr>
+        <w:tc>
+          <w:tcPr>
+            <w:tcW w:type="dxa" w:w="5112"/>
+          </w:tcPr>
+          <w:p>
+            <w:r>
+              <w:t>Prediction and actual result (or labelled paper trace)</w:t>
+            </w:r>
+          </w:p>
+        </w:tc>
+        <w:tc>
+          <w:tcPr>
+            <w:tcW w:type="dxa" w:w="5112"/>
+          </w:tcPr>
+          <w:p>
+            <w:r/>
+          </w:p>
+        </w:tc>
+      </w:tr>
+      <w:tr>
+        <w:tc>
+          <w:tcPr>
+            <w:tcW w:type="dxa" w:w="5112"/>
+          </w:tcPr>
+          <w:p>
+            <w:r>
+              <w:t>One change since the previous checkpoint and why</w:t>
+            </w:r>
+          </w:p>
+        </w:tc>
+        <w:tc>
+          <w:tcPr>
+            <w:tcW w:type="dxa" w:w="5112"/>
+          </w:tcPr>
+          <w:p>
+            <w:r/>
+          </w:p>
+        </w:tc>
+      </w:tr>
+      <w:tr>
+        <w:tc>
+          <w:tcPr>
+            <w:tcW w:type="dxa" w:w="5112"/>
+          </w:tcPr>
+          <w:p>
+            <w:r>
+              <w:t>One error or limit and the next test</w:t>
+            </w:r>
+          </w:p>
+        </w:tc>
+        <w:tc>
+          <w:tcPr>
+            <w:tcW w:type="dxa" w:w="5112"/>
+          </w:tcPr>
+          <w:p>
+            <w:r/>
+          </w:p>
+        </w:tc>
+      </w:tr>
+    </w:tbl>
+    <w:p>
+      <w:pPr>
+        <w:pStyle w:val="Heading3"/>
+      </w:pPr>
+      <w:r>
+        <w:t>Explain what this week adds to your project. Reuse last week’s record rather than starting again.</w:t>
+      </w:r>
+    </w:p>
+    <w:p>
+      <w:r>
+        <w:t>________________________________________________________________</w:t>
+      </w:r>
+    </w:p>
+    <w:p>
+      <w:r>
+        <w:t>________________________________________________________________</w:t>
+      </w:r>
+    </w:p>
+    <w:p>
+      <w:r>
+        <w:t>________________________________________________________________</w:t>
+      </w:r>
+    </w:p>
+    <w:p>
+      <w:r>
+        <w:t>________________________________________________________________</w:t>
+      </w:r>
+    </w:p>
+    <w:p>
+      <w:r>
+        <w:t>________________________________________________________________</w:t>
+      </w:r>
+    </w:p>
     <w:sectPr>
       <w:pgSz w:w="12240" w:h="15840"/>
       <w:pgMar w:top="936" w:right="1008" w:bottom="936" w:left="1008" w:header="720" w:footer="720" w:gutter="0"/>

--- a/downloads/workbook/ai-3-week-35.docx
+++ b/downloads/workbook/ai-3-week-35.docx
@@ -1749,6 +1749,235 @@
         <w:t>________________________________________________________________</w:t>
       </w:r>
     </w:p>
+    <w:p>
+      <w:pPr>
+        <w:pStyle w:val="Heading1"/>
+      </w:pPr>
+      <w:r>
+        <w:t>25. Supported practice and learning evidence</w:t>
+      </w:r>
+    </w:p>
+    <w:p>
+      <w:r>
+        <w:t>Use this supported practice once, in the browser or on paper. Keep the reserved independent assessment for a separate first attempt before teacher feedback.</w:t>
+      </w:r>
+    </w:p>
+    <w:p>
+      <w:r>
+        <w:t>Choose a study-buddy revision using task performance and a mandatory privacy gate.</w:t>
+      </w:r>
+    </w:p>
+    <w:p>
+      <w:pPr>
+        <w:pStyle w:val="Heading3"/>
+      </w:pPr>
+      <w:r>
+        <w:t>Practice 1: explain the deciding evidence</w:t>
+      </w:r>
+    </w:p>
+    <w:p>
+      <w:r>
+        <w:t>Which labelled step matches this detail? Repair source filtering; use validation to revise, then reserve genuinely fresh cases for final evaluation.</w:t>
+      </w:r>
+    </w:p>
+    <w:p>
+      <w:r>
+        <w:t>1. Revise and retest</w:t>
+      </w:r>
+    </w:p>
+    <w:p>
+      <w:r>
+        <w:t>2. Compare totals</w:t>
+      </w:r>
+    </w:p>
+    <w:p>
+      <w:r>
+        <w:t>3. Apply privacy gate</w:t>
+      </w:r>
+    </w:p>
+    <w:p>
+      <w:pPr>
+        <w:pStyle w:val="Heading3"/>
+      </w:pPr>
+      <w:r>
+        <w:t>My selected conclusion, deciding fact and explanation</w:t>
+      </w:r>
+    </w:p>
+    <w:p>
+      <w:r>
+        <w:t>________________________________________________________________</w:t>
+      </w:r>
+    </w:p>
+    <w:p>
+      <w:r>
+        <w:t>________________________________________________________________</w:t>
+      </w:r>
+    </w:p>
+    <w:p>
+      <w:r>
+        <w:t>________________________________________________________________</w:t>
+      </w:r>
+    </w:p>
+    <w:p>
+      <w:r>
+        <w:t>________________________________________________________________</w:t>
+      </w:r>
+    </w:p>
+    <w:p>
+      <w:r>
+        <w:t>________________________________________________________________</w:t>
+      </w:r>
+    </w:p>
+    <w:p>
+      <w:r>
+        <w:t>Hint if needed: Read the steps in the pictorial case. Match the supplied detail to the stage that performs or records it.</w:t>
+      </w:r>
+    </w:p>
+    <w:p>
+      <w:r>
+        <w:t>After your attempt, compare with the supported explanation: Revise and retest Repair source filtering; use validation to revise, then reserve genuinely fresh cases for final evaluation. Read the picture in order. Repair source filtering; use validation to revise, then reserve genuinely fresh cases for final evaluation. The arrows show which recorded input or intermediate result each decision uses. Explain the deciding step aloud before checking the changed case; pointing to the final answer alone does not show how it follows.</w:t>
+      </w:r>
+    </w:p>
+    <w:p>
+      <w:pPr>
+        <w:pStyle w:val="Heading3"/>
+      </w:pPr>
+      <w:r>
+        <w:t>Practice 2: explain the deciding evidence</w:t>
+      </w:r>
+    </w:p>
+    <w:p>
+      <w:r>
+        <w:t>Changed-case practice: A repaired candidate passes 6/8 with zero restricted-note exposures. Which conclusion is supported by the supplied facts?</w:t>
+      </w:r>
+    </w:p>
+    <w:p>
+      <w:r>
+        <w:t>1. This one example guarantees correct results for every future input.</w:t>
+      </w:r>
+    </w:p>
+    <w:p>
+      <w:r>
+        <w:t>2. We can decide the result without examining the changed input or the procedure.</w:t>
+      </w:r>
+    </w:p>
+    <w:p>
+      <w:r>
+        <w:t>3. It passes this privacy gate and its validation task rate is 75%.</w:t>
+      </w:r>
+    </w:p>
+    <w:p>
+      <w:pPr>
+        <w:pStyle w:val="Heading3"/>
+      </w:pPr>
+      <w:r>
+        <w:t>My selected conclusion, deciding fact and explanation</w:t>
+      </w:r>
+    </w:p>
+    <w:p>
+      <w:r>
+        <w:t>________________________________________________________________</w:t>
+      </w:r>
+    </w:p>
+    <w:p>
+      <w:r>
+        <w:t>________________________________________________________________</w:t>
+      </w:r>
+    </w:p>
+    <w:p>
+      <w:r>
+        <w:t>________________________________________________________________</w:t>
+      </w:r>
+    </w:p>
+    <w:p>
+      <w:r>
+        <w:t>________________________________________________________________</w:t>
+      </w:r>
+    </w:p>
+    <w:p>
+      <w:r>
+        <w:t>________________________________________________________________</w:t>
+      </w:r>
+    </w:p>
+    <w:p>
+      <w:r>
+        <w:t>Hint if needed: Use the changed condition and the deciding step in the pictorial trace. The answer must say what follows from those facts.</w:t>
+      </w:r>
+    </w:p>
+    <w:p>
+      <w:r>
+        <w:t>After your attempt, compare with the supported explanation: It passes this privacy gate and its validation task rate is 75%. A smaller task total does not override the mandatory boundary; fresh final checks are still needed.</w:t>
+      </w:r>
+    </w:p>
+    <w:p>
+      <w:pPr>
+        <w:pStyle w:val="Heading3"/>
+      </w:pPr>
+      <w:r>
+        <w:t>Repair a missing building block</w:t>
+      </w:r>
+    </w:p>
+    <w:p>
+      <w:r>
+        <w:t>Review Capstone Build (ai-3/34). Goal: Explain the mechanism and terminology of capstone grounded assistant. Short practice: What additional numbers would a half-water claim require? Point to the relevant step in the picture, then write the changed result and the rule or evidence that supports it.. Return to this week and explain what you changed.</w:t>
+      </w:r>
+    </w:p>
+    <w:p>
+      <w:r>
+        <w:t>Review Human AI Workflow (ai-3/32). Goal: Explain the mechanism and terminology of human review and consequential use. Short practice: Why can H1’s approval not automatically approve H2? Point to the relevant step in the picture, then write the changed result and the rule or evidence that supports it.. Return to this week and explain what you changed.</w:t>
+      </w:r>
+    </w:p>
+    <w:p>
+      <w:r>
+        <w:t>Review Copyright and Provenance (ai-3/29). Goal: Explain the mechanism and terminology of copyright and permitted sources. Short practice: Does acknowledging Fern make a cropped version permitted? Point to the relevant step in the picture, then write the changed result and the rule or evidence that supports it.. Return to this week and explain what you changed.</w:t>
+      </w:r>
+    </w:p>
+    <w:p>
+      <w:pPr>
+        <w:pStyle w:val="Heading3"/>
+      </w:pPr>
+      <w:r>
+        <w:t>Keep your completed work</w:t>
+      </w:r>
+    </w:p>
+    <w:p>
+      <w:r>
+        <w:t>Use Download completed work in the hosted lesson to export your answers, reflections, practice feedback and code-run evidence. Open the HTML copy to read or print it. Drafts stay in this browser when storage is available; clear drafts on a shared device.</w:t>
+      </w:r>
+    </w:p>
+    <w:p>
+      <w:pPr>
+        <w:pStyle w:val="Heading3"/>
+      </w:pPr>
+      <w:r>
+        <w:t>What I repaired, the evidence I kept and the next test</w:t>
+      </w:r>
+    </w:p>
+    <w:p>
+      <w:r>
+        <w:t>________________________________________________________________</w:t>
+      </w:r>
+    </w:p>
+    <w:p>
+      <w:r>
+        <w:t>________________________________________________________________</w:t>
+      </w:r>
+    </w:p>
+    <w:p>
+      <w:r>
+        <w:t>________________________________________________________________</w:t>
+      </w:r>
+    </w:p>
+    <w:p>
+      <w:r>
+        <w:t>________________________________________________________________</w:t>
+      </w:r>
+    </w:p>
+    <w:p>
+      <w:r>
+        <w:t>________________________________________________________________</w:t>
+      </w:r>
+    </w:p>
     <w:sectPr>
       <w:pgSz w:w="12240" w:h="15840"/>
       <w:pgMar w:top="936" w:right="1008" w:bottom="936" w:left="1008" w:header="720" w:footer="720" w:gutter="0"/>

--- a/downloads/workbook/ai-3-week-35.docx
+++ b/downloads/workbook/ai-3-week-35.docx
@@ -30,6 +30,17 @@
     </w:p>
     <w:p>
       <w:r>
+        <w:t>Record your starting explanation for Capstone Evaluate and Improve before opening notes. Show any later correction separately.</w:t>
+      </w:r>
+    </w:p>
+    <w:p>
+      <w:pPr>
+        <w:spacing w:line="336" w:lineRule="auto" w:after="180"/>
+      </w:pPr>
+      <w:r>
+        <w:rPr>
+          <w:b w:val="0"/>
+        </w:rPr>
         <w:t>Try the recall before opening notes. Then use a different colour or a labelled second line to correct your explanation.</w:t>
       </w:r>
     </w:p>
@@ -42,7 +53,13 @@
       </w:r>
     </w:p>
     <w:p>
-      <w:r>
+      <w:pPr>
+        <w:spacing w:line="336" w:lineRule="auto" w:after="180"/>
+      </w:pPr>
+      <w:r>
+        <w:rPr>
+          <w:b w:val="0"/>
+        </w:rPr>
         <w:t>Without opening the old lesson, explain one key idea from Capstone Build. Give an example and a mistake that the idea helps you avoid.</w:t>
       </w:r>
     </w:p>
@@ -78,7 +95,13 @@
       </w:r>
     </w:p>
     <w:p>
-      <w:r>
+      <w:pPr>
+        <w:spacing w:line="336" w:lineRule="auto" w:after="180"/>
+      </w:pPr>
+      <w:r>
+        <w:rPr>
+          <w:b w:val="0"/>
+        </w:rPr>
         <w:t>Without opening the old lesson, explain one key idea from Human AI Workflow. Give an example and a mistake that the idea helps you avoid.</w:t>
       </w:r>
     </w:p>
@@ -114,7 +137,13 @@
       </w:r>
     </w:p>
     <w:p>
-      <w:r>
+      <w:pPr>
+        <w:spacing w:line="336" w:lineRule="auto" w:after="180"/>
+      </w:pPr>
+      <w:r>
+        <w:rPr>
+          <w:b w:val="0"/>
+        </w:rPr>
         <w:t>Without opening the old lesson, explain one key idea from Copyright and Provenance. Give an example and a mistake that the idea helps you avoid.</w:t>
       </w:r>
     </w:p>
@@ -151,6 +180,17 @@
     </w:p>
     <w:p>
       <w:r>
+        <w:t>Complete the supported Capstone Evaluate and Improve trace and record the first step you can explain without help.</w:t>
+      </w:r>
+    </w:p>
+    <w:p>
+      <w:pPr>
+        <w:spacing w:line="336" w:lineRule="auto" w:after="180"/>
+      </w:pPr>
+      <w:r>
+        <w:rPr>
+          <w:b w:val="0"/>
+        </w:rPr>
         <w:t>Use W2: Trace the worked case for Capstone evaluation and revision. Record the answer once; the lesson and workbook refer to the same attempt.</w:t>
       </w:r>
     </w:p>
@@ -279,7 +319,29 @@
     </w:p>
     <w:p>
       <w:r>
-        <w:t>Use the worked case for Capstone evaluation and revision. Proposed explanation: “The worked result establishes every future case”. Decide whether this explanation is supported. Point to the step or supplied fact that decides; explain your repair if needed.</w:t>
+        <w:t>Check the proposed Capstone Evaluate and Improve explanation against the supplied facts before discussing it.</w:t>
+      </w:r>
+    </w:p>
+    <w:p>
+      <w:pPr>
+        <w:spacing w:line="336" w:lineRule="auto" w:after="180"/>
+      </w:pPr>
+      <w:r>
+        <w:rPr>
+          <w:b w:val="0"/>
+        </w:rPr>
+        <w:t>Use the worked case for Capstone evaluation and revision. Proposed explanation: “The worked result establishes every future case”. Decide whether this explanation is supported.</w:t>
+      </w:r>
+    </w:p>
+    <w:p>
+      <w:pPr>
+        <w:spacing w:line="336" w:lineRule="auto" w:after="180"/>
+      </w:pPr>
+      <w:r>
+        <w:rPr>
+          <w:b w:val="0"/>
+        </w:rPr>
+        <w:t>Point to the step or supplied fact that decides; explain your repair if needed.</w:t>
       </w:r>
     </w:p>
     <w:p>
@@ -319,6 +381,11 @@
       </w:r>
     </w:p>
     <w:p>
+      <w:r>
+        <w:t>Write one first attempt at the reserved independent case before feedback. Repeated copies of that case refer to the same recorded attempt.</w:t>
+      </w:r>
+    </w:p>
+    <w:p>
       <w:pPr>
         <w:pStyle w:val="Heading3"/>
       </w:pPr>
@@ -327,8 +394,26 @@
       </w:r>
     </w:p>
     <w:p>
-      <w:r>
-        <w:t>Twelve final cases baseline passes nine, candidate ten; candidate makes one unauthorised booking. Policy requires zero unauthorised actions. Decide release and revision evidence.</w:t>
+      <w:pPr>
+        <w:spacing w:line="336" w:lineRule="auto" w:after="180"/>
+      </w:pPr>
+      <w:r>
+        <w:rPr>
+          <w:b w:val="0"/>
+        </w:rPr>
+        <w:t xml:space="preserve">Twelve final cases baseline passes nine, candidate ten; candidate makes one unauthorised booking. Policy requires zero unauthorised actions. Decide release and revision </w:t>
+      </w:r>
+      <w:r>
+        <w:rPr>
+          <w:b/>
+        </w:rPr>
+        <w:t>evidence</w:t>
+      </w:r>
+      <w:r>
+        <w:rPr>
+          <w:b w:val="0"/>
+        </w:rPr>
+        <w:t>.</w:t>
       </w:r>
     </w:p>
     <w:p>
@@ -375,7 +460,13 @@
       </w:r>
     </w:p>
     <w:p>
-      <w:r>
+      <w:pPr>
+        <w:spacing w:line="336" w:lineRule="auto" w:after="180"/>
+      </w:pPr>
+      <w:r>
+        <w:rPr>
+          <w:b w:val="0"/>
+        </w:rPr>
         <w:t>Attempt this case before feedback. Record any help. Earlier examples below are further practice; a case already practised with feedback cannot establish fresh transfer.</w:t>
       </w:r>
     </w:p>
@@ -389,6 +480,17 @@
     </w:p>
     <w:p>
       <w:r>
+        <w:t>Connect the Capstone Evaluate and Improve target to a trace and a justified conclusion.</w:t>
+      </w:r>
+    </w:p>
+    <w:p>
+      <w:pPr>
+        <w:spacing w:line="336" w:lineRule="auto" w:after="180"/>
+      </w:pPr>
+      <w:r>
+        <w:rPr>
+          <w:b w:val="0"/>
+        </w:rPr>
         <w:t>An assistant improves from 6/10 to 8/10 on reused development questions, but now answers one formerly safe unanswerable case with a guess. Assess the change and specify final testing.</w:t>
       </w:r>
     </w:p>
@@ -402,17 +504,47 @@
     </w:p>
     <w:p>
       <w:r>
+        <w:t>Solve the supplied Capstone Evaluate and Improve case and show the deciding evidence.</w:t>
+      </w:r>
+    </w:p>
+    <w:p>
+      <w:pPr>
+        <w:spacing w:line="336" w:lineRule="auto" w:after="180"/>
+      </w:pPr>
+      <w:r>
+        <w:rPr>
+          <w:b w:val="0"/>
+        </w:rPr>
         <w:t>A revision improves supported answers from 6/10 to 8/10 on a development set.</w:t>
       </w:r>
     </w:p>
     <w:p>
-      <w:r>
+      <w:pPr>
+        <w:spacing w:line="336" w:lineRule="auto" w:after="180"/>
+        <w:shd w:fill="F5F1FB"/>
+      </w:pPr>
+      <w:r>
+        <w:rPr>
+          <w:b w:val="0"/>
+        </w:rPr>
         <w:t>What belongs in the report?</w:t>
       </w:r>
     </w:p>
     <w:p>
-      <w:r>
-        <w:t>Show your trace, calculation or evidence</w:t>
+      <w:pPr>
+        <w:spacing w:line="336" w:lineRule="auto" w:after="180"/>
+      </w:pPr>
+      <w:r>
+        <w:rPr>
+          <w:b w:val="0"/>
+        </w:rPr>
+        <w:t xml:space="preserve">Show your trace, calculation or </w:t>
+      </w:r>
+      <w:r>
+        <w:rPr>
+          <w:b/>
+        </w:rPr>
+        <w:t>evidence</w:t>
       </w:r>
     </w:p>
     <w:p>
@@ -458,11 +590,29 @@
     </w:p>
     <w:p>
       <w:r>
+        <w:t>Apply the procedure to the changed case and record why the conclusion follows.</w:t>
+      </w:r>
+    </w:p>
+    <w:p>
+      <w:pPr>
+        <w:spacing w:line="336" w:lineRule="auto" w:after="180"/>
+        <w:shd w:fill="F5F1FB"/>
+      </w:pPr>
+      <w:r>
+        <w:rPr>
+          <w:b w:val="0"/>
+        </w:rPr>
         <w:t>A revision improves four factual questions but fails two previously successful abstention cases. What should the evaluation report?</w:t>
       </w:r>
     </w:p>
     <w:p>
-      <w:r>
+      <w:pPr>
+        <w:spacing w:line="336" w:lineRule="auto" w:after="180"/>
+      </w:pPr>
+      <w:r>
+        <w:rPr>
+          <w:b w:val="0"/>
+        </w:rPr>
         <w:t>My independent answer and reason</w:t>
       </w:r>
     </w:p>
@@ -517,7 +667,30 @@
     </w:p>
     <w:p>
       <w:r>
-        <w:t>Create a changed input, boundary case or missing-information case. Write the expected answer or safe response before testing.</w:t>
+        <w:t>Specify a changed input, expected result and observation separately.</w:t>
+      </w:r>
+    </w:p>
+    <w:p>
+      <w:pPr>
+        <w:spacing w:line="336" w:lineRule="auto" w:after="180"/>
+      </w:pPr>
+      <w:r>
+        <w:rPr>
+          <w:b w:val="0"/>
+        </w:rPr>
+        <w:t xml:space="preserve">Create a changed </w:t>
+      </w:r>
+      <w:r>
+        <w:rPr>
+          <w:b/>
+        </w:rPr>
+        <w:t>input</w:t>
+      </w:r>
+      <w:r>
+        <w:rPr>
+          <w:b w:val="0"/>
+        </w:rPr>
+        <w:t>, boundary case or missing-information case. Write the expected answer or safe response before testing.</w:t>
       </w:r>
     </w:p>
     <w:tbl>
@@ -646,12 +819,77 @@
     </w:p>
     <w:p>
       <w:r>
-        <w:t>Publish baseline, diagnosis, change, before/after evidence, regressions, and next limit.</w:t>
-      </w:r>
-    </w:p>
-    <w:p>
-      <w:r>
-        <w:t>The project change and evidence I will keep</w:t>
+        <w:t>Justify what Capstone Evaluate and Improve adds to Verified Study Buddy and keep the evidence.</w:t>
+      </w:r>
+    </w:p>
+    <w:p>
+      <w:pPr>
+        <w:spacing w:line="336" w:lineRule="auto" w:after="180"/>
+      </w:pPr>
+      <w:r>
+        <w:rPr>
+          <w:b w:val="0"/>
+        </w:rPr>
+        <w:t xml:space="preserve">Publish baseline, diagnosis, change, </w:t>
+      </w:r>
+      <w:r>
+        <w:rPr>
+          <w:b/>
+        </w:rPr>
+        <w:t>before/after</w:t>
+      </w:r>
+      <w:r>
+        <w:rPr>
+          <w:b w:val="0"/>
+        </w:rPr>
+        <w:t xml:space="preserve"> </w:t>
+      </w:r>
+      <w:r>
+        <w:rPr>
+          <w:b/>
+        </w:rPr>
+        <w:t>evidence</w:t>
+      </w:r>
+      <w:r>
+        <w:rPr>
+          <w:b w:val="0"/>
+        </w:rPr>
+        <w:t xml:space="preserve">, </w:t>
+      </w:r>
+      <w:r>
+        <w:rPr>
+          <w:b/>
+        </w:rPr>
+        <w:t>regression</w:t>
+      </w:r>
+      <w:r>
+        <w:rPr>
+          <w:b w:val="0"/>
+        </w:rPr>
+        <w:t>s, and next limit.</w:t>
+      </w:r>
+    </w:p>
+    <w:p>
+      <w:pPr>
+        <w:spacing w:line="336" w:lineRule="auto" w:after="180"/>
+      </w:pPr>
+      <w:r>
+        <w:rPr>
+          <w:b w:val="0"/>
+        </w:rPr>
+        <w:t xml:space="preserve">The project change and </w:t>
+      </w:r>
+      <w:r>
+        <w:rPr>
+          <w:b/>
+        </w:rPr>
+        <w:t>evidence</w:t>
+      </w:r>
+      <w:r>
+        <w:rPr>
+          <w:b w:val="0"/>
+        </w:rPr>
+        <w:t xml:space="preserve"> I will keep</w:t>
       </w:r>
     </w:p>
     <w:p>
@@ -697,11 +935,54 @@
     </w:p>
     <w:p>
       <w:r>
-        <w:t>I can explain the mechanism. I can show evidence. I can handle a changed case. I can name a limit. Mark each as not yet, with help or independently, and attach supporting work.</w:t>
-      </w:r>
-    </w:p>
-    <w:p>
-      <w:r>
+        <w:t>Judge explanation, evidence, transfer and limits separately; attach the work behind your judgement.</w:t>
+      </w:r>
+    </w:p>
+    <w:p>
+      <w:pPr>
+        <w:pStyle w:val="ListBullet"/>
+      </w:pPr>
+      <w:r>
+        <w:t>I can explain the mechanism.</w:t>
+      </w:r>
+    </w:p>
+    <w:p>
+      <w:pPr>
+        <w:pStyle w:val="ListBullet"/>
+      </w:pPr>
+      <w:r>
+        <w:t>I can show evidence.</w:t>
+      </w:r>
+    </w:p>
+    <w:p>
+      <w:pPr>
+        <w:pStyle w:val="ListBullet"/>
+      </w:pPr>
+      <w:r>
+        <w:t>I can handle a changed case.</w:t>
+      </w:r>
+    </w:p>
+    <w:p>
+      <w:pPr>
+        <w:pStyle w:val="ListBullet"/>
+      </w:pPr>
+      <w:r>
+        <w:t>I can name a limit.</w:t>
+      </w:r>
+    </w:p>
+    <w:p>
+      <w:r>
+        <w:t>Mark each as not yet, with help or independently, and attach supporting work.</w:t>
+      </w:r>
+    </w:p>
+    <w:p>
+      <w:pPr>
+        <w:spacing w:line="336" w:lineRule="auto" w:after="180"/>
+      </w:pPr>
+      <w:r>
+        <w:rPr>
+          <w:b w:val="0"/>
+        </w:rPr>
         <w:t>Teacher review ____________________  Next step ____________________</w:t>
       </w:r>
     </w:p>
@@ -715,6 +996,17 @@
     </w:p>
     <w:p>
       <w:r>
+        <w:t>Use this earlier case as transfer practice. A case already discussed with feedback is not fresh assessment evidence.</w:t>
+      </w:r>
+    </w:p>
+    <w:p>
+      <w:pPr>
+        <w:spacing w:line="336" w:lineRule="auto" w:after="180"/>
+      </w:pPr>
+      <w:r>
+        <w:rPr>
+          <w:b w:val="0"/>
+        </w:rPr>
         <w:t>An assistant improves from 6/10 to 8/10 on reused development questions, but now answers one formerly safe unanswerable case with a guess. Assess the change and specify final testing.</w:t>
       </w:r>
     </w:p>
@@ -762,7 +1054,13 @@
       </w:r>
     </w:p>
     <w:p>
-      <w:r>
+      <w:pPr>
+        <w:spacing w:line="336" w:lineRule="auto" w:after="180"/>
+      </w:pPr>
+      <w:r>
+        <w:rPr>
+          <w:b w:val="0"/>
+        </w:rPr>
         <w:t>Record support used: none, hint or teacher explanation.</w:t>
       </w:r>
     </w:p>
@@ -776,7 +1074,54 @@
     </w:p>
     <w:p>
       <w:r>
-        <w:t>Explain the weekly mechanism in your own words. Use the worked scenario to name its input, decision rule and output.</w:t>
+        <w:t>Explain the mechanism. Apply the supplied Capstone Evaluate and Improve facts and keep your reasoning.</w:t>
+      </w:r>
+    </w:p>
+    <w:p>
+      <w:pPr>
+        <w:spacing w:line="336" w:lineRule="auto" w:after="180"/>
+      </w:pPr>
+      <w:r>
+        <w:rPr>
+          <w:b w:val="0"/>
+        </w:rPr>
+        <w:t xml:space="preserve">Explain the weekly </w:t>
+      </w:r>
+      <w:r>
+        <w:rPr>
+          <w:b/>
+        </w:rPr>
+        <w:t>mechanism</w:t>
+      </w:r>
+      <w:r>
+        <w:rPr>
+          <w:b w:val="0"/>
+        </w:rPr>
+        <w:t xml:space="preserve"> in your own words. Use the worked scenario to name its </w:t>
+      </w:r>
+      <w:r>
+        <w:rPr>
+          <w:b/>
+        </w:rPr>
+        <w:t>input</w:t>
+      </w:r>
+      <w:r>
+        <w:rPr>
+          <w:b w:val="0"/>
+        </w:rPr>
+        <w:t xml:space="preserve">, decision rule and </w:t>
+      </w:r>
+      <w:r>
+        <w:rPr>
+          <w:b/>
+        </w:rPr>
+        <w:t>output</w:t>
+      </w:r>
+      <w:r>
+        <w:rPr>
+          <w:b w:val="0"/>
+        </w:rPr>
+        <w:t>.</w:t>
       </w:r>
     </w:p>
     <w:p>
@@ -827,6 +1172,17 @@
     </w:p>
     <w:p>
       <w:r>
+        <w:t>Trace the worked case. Apply the supplied Capstone Evaluate and Improve facts and keep your reasoning.</w:t>
+      </w:r>
+    </w:p>
+    <w:p>
+      <w:pPr>
+        <w:spacing w:line="336" w:lineRule="auto" w:after="180"/>
+      </w:pPr>
+      <w:r>
+        <w:rPr>
+          <w:b w:val="0"/>
+        </w:rPr>
         <w:t>On ten final cases baseline passes seven and assistant eight. One assistant failure exposes a teacher-only source to a student. Show the intermediate steps and give the conclusion with its scope.</w:t>
       </w:r>
     </w:p>
@@ -883,7 +1239,29 @@
     </w:p>
     <w:p>
       <w:r>
-        <w:t>A report omits this qualification: A revised procedure evaluated on inspected cases cannot be described as newly independent final testing. Explain how omitting it could change a reader's interpretation, and write an accurate replacement.</w:t>
+        <w:t>Audit the limit. Apply the supplied Capstone Evaluate and Improve facts and keep your reasoning.</w:t>
+      </w:r>
+    </w:p>
+    <w:p>
+      <w:pPr>
+        <w:spacing w:line="336" w:lineRule="auto" w:after="180"/>
+      </w:pPr>
+      <w:r>
+        <w:rPr>
+          <w:b w:val="0"/>
+        </w:rPr>
+        <w:t>A report omits this qualification: A revised procedure evaluated on inspected cases cannot be described as newly independent final testing.</w:t>
+      </w:r>
+    </w:p>
+    <w:p>
+      <w:pPr>
+        <w:spacing w:line="336" w:lineRule="auto" w:after="180"/>
+      </w:pPr>
+      <w:r>
+        <w:rPr>
+          <w:b w:val="0"/>
+        </w:rPr>
+        <w:t>Explain how omitting it could change a reader's interpretation, and write an accurate replacement.</w:t>
       </w:r>
     </w:p>
     <w:p>
@@ -934,7 +1312,30 @@
     </w:p>
     <w:p>
       <w:r>
-        <w:t>Twelve final cases baseline passes nine, candidate ten; candidate makes one unauthorised booking. Policy requires zero unauthorised actions. Decide release and revision evidence.</w:t>
+        <w:t>Attempt before feedback. If this repeats the selected independent case, reuse that first attempt; otherwise keep a separate record. Apply a new case independently. Apply the supplied Capstone Evaluate and Improve facts and keep your reasoning.</w:t>
+      </w:r>
+    </w:p>
+    <w:p>
+      <w:pPr>
+        <w:spacing w:line="336" w:lineRule="auto" w:after="180"/>
+      </w:pPr>
+      <w:r>
+        <w:rPr>
+          <w:b w:val="0"/>
+        </w:rPr>
+        <w:t xml:space="preserve">Twelve final cases baseline passes nine, candidate ten; candidate makes one unauthorised booking. Policy requires zero unauthorised actions. Decide release and revision </w:t>
+      </w:r>
+      <w:r>
+        <w:rPr>
+          <w:b/>
+        </w:rPr>
+        <w:t>evidence</w:t>
+      </w:r>
+      <w:r>
+        <w:rPr>
+          <w:b w:val="0"/>
+        </w:rPr>
+        <w:t>.</w:t>
       </w:r>
     </w:p>
     <w:p>
@@ -995,7 +1396,29 @@
     </w:p>
     <w:p>
       <w:r>
-        <w:t>For the worked scenario, propose one additional case that could reveal a failure, describe its expected outcome before running it, and explain what would need to remain fixed for a fair comparison. Do not reuse W4 as a new final test after receiving feedback.</w:t>
+        <w:t>Design a revealing follow-up. Apply the supplied Capstone Evaluate and Improve facts and keep your reasoning.</w:t>
+      </w:r>
+    </w:p>
+    <w:p>
+      <w:pPr>
+        <w:spacing w:line="336" w:lineRule="auto" w:after="180"/>
+      </w:pPr>
+      <w:r>
+        <w:rPr>
+          <w:b w:val="0"/>
+        </w:rPr>
+        <w:t>For the worked scenario, propose one additional case that could reveal a failure, describe its expected outcome before running it, and explain what would need to remain fixed for a fair comparison.</w:t>
+      </w:r>
+    </w:p>
+    <w:p>
+      <w:pPr>
+        <w:spacing w:line="336" w:lineRule="auto" w:after="180"/>
+      </w:pPr>
+      <w:r>
+        <w:rPr>
+          <w:b w:val="0"/>
+        </w:rPr>
+        <w:t>Do not reuse W4 as a new final test after receiving feedback.</w:t>
       </w:r>
     </w:p>
     <w:p>
@@ -1051,7 +1474,54 @@
     </w:p>
     <w:p>
       <w:r>
-        <w:t>Explain the weekly mechanism in your own words. Use the worked scenario to name its input, decision rule and output.</w:t>
+        <w:t>Use the supplied Capstone Evaluate and Improve task to record your reasoning, evidence and next step.</w:t>
+      </w:r>
+    </w:p>
+    <w:p>
+      <w:pPr>
+        <w:spacing w:line="336" w:lineRule="auto" w:after="180"/>
+      </w:pPr>
+      <w:r>
+        <w:rPr>
+          <w:b w:val="0"/>
+        </w:rPr>
+        <w:t xml:space="preserve">Explain the weekly </w:t>
+      </w:r>
+      <w:r>
+        <w:rPr>
+          <w:b/>
+        </w:rPr>
+        <w:t>mechanism</w:t>
+      </w:r>
+      <w:r>
+        <w:rPr>
+          <w:b w:val="0"/>
+        </w:rPr>
+        <w:t xml:space="preserve"> in your own words. Use the worked scenario to name its </w:t>
+      </w:r>
+      <w:r>
+        <w:rPr>
+          <w:b/>
+        </w:rPr>
+        <w:t>input</w:t>
+      </w:r>
+      <w:r>
+        <w:rPr>
+          <w:b w:val="0"/>
+        </w:rPr>
+        <w:t xml:space="preserve">, decision rule and </w:t>
+      </w:r>
+      <w:r>
+        <w:rPr>
+          <w:b/>
+        </w:rPr>
+        <w:t>output</w:t>
+      </w:r>
+      <w:r>
+        <w:rPr>
+          <w:b w:val="0"/>
+        </w:rPr>
+        <w:t>.</w:t>
       </w:r>
     </w:p>
     <w:p>
@@ -1102,7 +1572,42 @@
     </w:p>
     <w:p>
       <w:r>
-        <w:t>A request uses 500 input units and 200 output units; starts at 10.0 seconds and finishes at 13.5. Show the intermediate steps and give the conclusion with its scope.</w:t>
+        <w:t>Use the supplied Capstone Evaluate and Improve task to record your reasoning, evidence and next step.</w:t>
+      </w:r>
+    </w:p>
+    <w:p>
+      <w:pPr>
+        <w:spacing w:line="336" w:lineRule="auto" w:after="180"/>
+      </w:pPr>
+      <w:r>
+        <w:rPr>
+          <w:b w:val="0"/>
+        </w:rPr>
+        <w:t xml:space="preserve">A request uses 500 </w:t>
+      </w:r>
+      <w:r>
+        <w:rPr>
+          <w:b/>
+        </w:rPr>
+        <w:t>input</w:t>
+      </w:r>
+      <w:r>
+        <w:rPr>
+          <w:b w:val="0"/>
+        </w:rPr>
+        <w:t xml:space="preserve"> units and 200 </w:t>
+      </w:r>
+      <w:r>
+        <w:rPr>
+          <w:b/>
+        </w:rPr>
+        <w:t>output</w:t>
+      </w:r>
+      <w:r>
+        <w:rPr>
+          <w:b w:val="0"/>
+        </w:rPr>
+        <w:t xml:space="preserve"> units; starts at 10.0 seconds and finishes at 13.5. Show the intermediate steps and give the conclusion with its scope.</w:t>
       </w:r>
     </w:p>
     <w:p>
@@ -1158,7 +1663,41 @@
     </w:p>
     <w:p>
       <w:r>
-        <w:t>A report omits this qualification: Resource comparisons require matched task conditions and quality evidence; a cheaper failing system is not automatically better. Explain how omitting it could change a reader's interpretation, and write an accurate replacement.</w:t>
+        <w:t>Use the supplied Capstone Evaluate and Improve task to record your reasoning, evidence and next step.</w:t>
+      </w:r>
+    </w:p>
+    <w:p>
+      <w:pPr>
+        <w:spacing w:line="336" w:lineRule="auto" w:after="180"/>
+      </w:pPr>
+      <w:r>
+        <w:rPr>
+          <w:b w:val="0"/>
+        </w:rPr>
+        <w:t xml:space="preserve">A report omits this qualification: Resource comparisons require matched task conditions and quality </w:t>
+      </w:r>
+      <w:r>
+        <w:rPr>
+          <w:b/>
+        </w:rPr>
+        <w:t>evidence</w:t>
+      </w:r>
+      <w:r>
+        <w:rPr>
+          <w:b w:val="0"/>
+        </w:rPr>
+        <w:t>; a cheaper failing system is not automatically better.</w:t>
+      </w:r>
+    </w:p>
+    <w:p>
+      <w:pPr>
+        <w:spacing w:line="336" w:lineRule="auto" w:after="180"/>
+      </w:pPr>
+      <w:r>
+        <w:rPr>
+          <w:b w:val="0"/>
+        </w:rPr>
+        <w:t>Explain how omitting it could change a reader's interpretation, and write an accurate replacement.</w:t>
       </w:r>
     </w:p>
     <w:p>
@@ -1209,7 +1748,78 @@
     </w:p>
     <w:p>
       <w:r>
-        <w:t>Request X uses 1000 input and 300 output units; Y uses 200 input and 100 output. Under the same fictional tariff compute individual and total cost.</w:t>
+        <w:t>Use the supplied Capstone Evaluate and Improve task to record your reasoning, evidence and next step.</w:t>
+      </w:r>
+    </w:p>
+    <w:p>
+      <w:pPr>
+        <w:spacing w:line="336" w:lineRule="auto" w:after="180"/>
+      </w:pPr>
+      <w:r>
+        <w:rPr>
+          <w:b w:val="0"/>
+        </w:rPr>
+        <w:t xml:space="preserve">Request X uses 1000 </w:t>
+      </w:r>
+      <w:r>
+        <w:rPr>
+          <w:b/>
+        </w:rPr>
+        <w:t>input</w:t>
+      </w:r>
+      <w:r>
+        <w:rPr>
+          <w:b w:val="0"/>
+        </w:rPr>
+        <w:t xml:space="preserve"> and 300 </w:t>
+      </w:r>
+      <w:r>
+        <w:rPr>
+          <w:b/>
+        </w:rPr>
+        <w:t>output</w:t>
+      </w:r>
+      <w:r>
+        <w:rPr>
+          <w:b w:val="0"/>
+        </w:rPr>
+        <w:t xml:space="preserve"> units; Y uses 200 </w:t>
+      </w:r>
+      <w:r>
+        <w:rPr>
+          <w:b/>
+        </w:rPr>
+        <w:t>input</w:t>
+      </w:r>
+      <w:r>
+        <w:rPr>
+          <w:b w:val="0"/>
+        </w:rPr>
+        <w:t xml:space="preserve"> and 100 </w:t>
+      </w:r>
+      <w:r>
+        <w:rPr>
+          <w:b/>
+        </w:rPr>
+        <w:t>output</w:t>
+      </w:r>
+      <w:r>
+        <w:rPr>
+          <w:b w:val="0"/>
+        </w:rPr>
+        <w:t xml:space="preserve">. Under the same fictional </w:t>
+      </w:r>
+      <w:r>
+        <w:rPr>
+          <w:b/>
+        </w:rPr>
+        <w:t>tariff</w:t>
+      </w:r>
+      <w:r>
+        <w:rPr>
+          <w:b w:val="0"/>
+        </w:rPr>
+        <w:t xml:space="preserve"> compute individual and total cost.</w:t>
       </w:r>
     </w:p>
     <w:p>
@@ -1270,7 +1880,29 @@
     </w:p>
     <w:p>
       <w:r>
-        <w:t>For the worked scenario, propose one additional case that could reveal a failure, describe its expected outcome before running it, and explain what would need to remain fixed for a fair comparison. Do not reuse W4 as a new final test after receiving feedback.</w:t>
+        <w:t>Use the supplied Capstone Evaluate and Improve task to record your reasoning, evidence and next step.</w:t>
+      </w:r>
+    </w:p>
+    <w:p>
+      <w:pPr>
+        <w:spacing w:line="336" w:lineRule="auto" w:after="180"/>
+      </w:pPr>
+      <w:r>
+        <w:rPr>
+          <w:b w:val="0"/>
+        </w:rPr>
+        <w:t>For the worked scenario, propose one additional case that could reveal a failure, describe its expected outcome before running it, and explain what would need to remain fixed for a fair comparison.</w:t>
+      </w:r>
+    </w:p>
+    <w:p>
+      <w:pPr>
+        <w:spacing w:line="336" w:lineRule="auto" w:after="180"/>
+      </w:pPr>
+      <w:r>
+        <w:rPr>
+          <w:b w:val="0"/>
+        </w:rPr>
+        <w:t>Do not reuse W4 as a new final test after receiving feedback.</w:t>
       </w:r>
     </w:p>
     <w:p>
@@ -1322,6 +1954,11 @@
       </w:pPr>
       <w:r>
         <w:t>22. Feedback, return check and learning record</w:t>
+      </w:r>
+    </w:p>
+    <w:p>
+      <w:r>
+        <w:t>Record the first repaired step and a different case to revisit after a delay.</w:t>
       </w:r>
     </w:p>
     <w:tbl>
@@ -1461,7 +2098,13 @@
       </w:tr>
     </w:tbl>
     <w:p>
-      <w:r>
+      <w:pPr>
+        <w:spacing w:line="336" w:lineRule="auto" w:after="180"/>
+      </w:pPr>
+      <w:r>
+        <w:rPr>
+          <w:b w:val="0"/>
+        </w:rPr>
         <w:t>Revisit this idea with your teacher after a delay. Familiarity is different from explaining and using it on a changed case.</w:t>
       </w:r>
     </w:p>
@@ -1475,17 +2118,52 @@
     </w:p>
     <w:p>
       <w:r>
+        <w:t>Choose a study-buddy revision using task performance and a mandatory privacy gate. Explain the labelled step before checking the changed condition.</w:t>
+      </w:r>
+    </w:p>
+    <w:p>
+      <w:pPr>
+        <w:spacing w:line="336" w:lineRule="auto" w:after="180"/>
+      </w:pPr>
+      <w:r>
+        <w:rPr>
+          <w:b w:val="0"/>
+        </w:rPr>
         <w:t>Choose a study-buddy revision using task performance and a mandatory privacy gate.</w:t>
       </w:r>
     </w:p>
     <w:p>
-      <w:r>
+      <w:pPr>
+        <w:spacing w:line="336" w:lineRule="auto" w:after="180"/>
+      </w:pPr>
+      <w:r>
+        <w:rPr>
+          <w:b w:val="0"/>
+        </w:rPr>
         <w:t>On eight fixed validation cases, baseline passes 5 and candidate passes 7. One candidate response includes a restricted teacher note; privacy requires zero such exposures.</w:t>
       </w:r>
     </w:p>
     <w:p>
-      <w:r>
-        <w:t>All inputs and outcomes in this worked example are invented classroom data; no real model run is claimed.</w:t>
+      <w:pPr>
+        <w:spacing w:line="336" w:lineRule="auto" w:after="180"/>
+      </w:pPr>
+      <w:r>
+        <w:rPr>
+          <w:b w:val="0"/>
+        </w:rPr>
+        <w:t xml:space="preserve">All </w:t>
+      </w:r>
+      <w:r>
+        <w:rPr>
+          <w:b/>
+        </w:rPr>
+        <w:t>input</w:t>
+      </w:r>
+      <w:r>
+        <w:rPr>
+          <w:b w:val="0"/>
+        </w:rPr>
+        <w:t>s and outcomes in this worked example are invented classroom data; no real model run is claimed.</w:t>
       </w:r>
     </w:p>
     <w:p>
@@ -1525,8 +2203,26 @@
       </w:r>
     </w:p>
     <w:p>
-      <w:r>
-        <w:t>May the team call the repaired validation cases an untouched final test? Point to the relevant step in the picture, then write the changed result and the rule or evidence that supports it.</w:t>
+      <w:pPr>
+        <w:spacing w:line="336" w:lineRule="auto" w:after="180"/>
+      </w:pPr>
+      <w:r>
+        <w:rPr>
+          <w:b w:val="0"/>
+        </w:rPr>
+        <w:t xml:space="preserve">May the team call the repaired validation cases an untouched final test? Point to the relevant step in the picture, then write the changed result and the rule or </w:t>
+      </w:r>
+      <w:r>
+        <w:rPr>
+          <w:b/>
+        </w:rPr>
+        <w:t>evidence</w:t>
+      </w:r>
+      <w:r>
+        <w:rPr>
+          <w:b w:val="0"/>
+        </w:rPr>
+        <w:t xml:space="preserve"> that supports it.</w:t>
       </w:r>
     </w:p>
     <w:p>
@@ -1568,13 +2264,69 @@
       </w:r>
     </w:p>
     <w:p>
-      <w:r>
-        <w:t>Support used: alone / hint / worked example. This record is practice evidence.</w:t>
-      </w:r>
-    </w:p>
-    <w:p>
-      <w:r>
-        <w:t>Project connection: For your Verified Study Buddy, save the input, procedure, observed result and limitation of this check. Label this worked example as practice; use a different, previously unreviewed case when checking independent understanding.</w:t>
+      <w:pPr>
+        <w:pStyle w:val="Heading3"/>
+      </w:pPr>
+      <w:r>
+        <w:t>Record the help used</w:t>
+      </w:r>
+    </w:p>
+    <w:p>
+      <w:pPr>
+        <w:spacing w:line="336" w:lineRule="auto" w:after="180"/>
+        <w:shd w:fill="F1F6F8"/>
+      </w:pPr>
+      <w:r>
+        <w:rPr>
+          <w:b w:val="0"/>
+        </w:rPr>
+        <w:t xml:space="preserve">Support used: alone / hint / worked example. This record is practice </w:t>
+      </w:r>
+      <w:r>
+        <w:rPr>
+          <w:b/>
+        </w:rPr>
+        <w:t>evidence</w:t>
+      </w:r>
+      <w:r>
+        <w:rPr>
+          <w:b w:val="0"/>
+        </w:rPr>
+        <w:t>.</w:t>
+      </w:r>
+    </w:p>
+    <w:p>
+      <w:pPr>
+        <w:spacing w:line="336" w:lineRule="auto" w:after="180"/>
+      </w:pPr>
+      <w:r>
+        <w:rPr>
+          <w:b w:val="0"/>
+        </w:rPr>
+        <w:t xml:space="preserve">Project connection: For your Verified Study Buddy, save the </w:t>
+      </w:r>
+      <w:r>
+        <w:rPr>
+          <w:b/>
+        </w:rPr>
+        <w:t>input</w:t>
+      </w:r>
+      <w:r>
+        <w:rPr>
+          <w:b w:val="0"/>
+        </w:rPr>
+        <w:t>, procedure, observed result and limitation of this check.</w:t>
+      </w:r>
+    </w:p>
+    <w:p>
+      <w:pPr>
+        <w:spacing w:line="336" w:lineRule="auto" w:after="180"/>
+      </w:pPr>
+      <w:r>
+        <w:rPr>
+          <w:b w:val="0"/>
+        </w:rPr>
+        <w:t>Label this worked example as practice; use a different, previously unreviewed case when checking independent understanding.</w:t>
       </w:r>
     </w:p>
     <w:p>
@@ -1587,17 +2339,75 @@
     </w:p>
     <w:p>
       <w:r>
+        <w:t>Keep this week’s input, deciding step, result and limit together in the Verified Study Buddy record.</w:t>
+      </w:r>
+    </w:p>
+    <w:p>
+      <w:pPr>
+        <w:spacing w:line="336" w:lineRule="auto" w:after="180"/>
+      </w:pPr>
+      <w:r>
+        <w:rPr>
+          <w:b w:val="0"/>
+        </w:rPr>
         <w:t>Project: Verified Study Buddy</w:t>
       </w:r>
     </w:p>
     <w:p>
-      <w:r>
-        <w:t>Current milestone: Present and defend. Demonstrate the system, explain one failure and justify the next improvement with evidence.</w:t>
-      </w:r>
-    </w:p>
-    <w:p>
-      <w:r>
-        <w:t>For your Verified Study Buddy, save the input, procedure, observed result and limitation of this check. Label this worked example as practice; use a different, previously unreviewed case when checking independent understanding.</w:t>
+      <w:pPr>
+        <w:spacing w:line="336" w:lineRule="auto" w:after="180"/>
+      </w:pPr>
+      <w:r>
+        <w:rPr>
+          <w:b w:val="0"/>
+        </w:rPr>
+        <w:t xml:space="preserve">Current milestone: Present and defend. Demonstrate the system, explain one failure and justify the next improvement with </w:t>
+      </w:r>
+      <w:r>
+        <w:rPr>
+          <w:b/>
+        </w:rPr>
+        <w:t>evidence</w:t>
+      </w:r>
+      <w:r>
+        <w:rPr>
+          <w:b w:val="0"/>
+        </w:rPr>
+        <w:t>.</w:t>
+      </w:r>
+    </w:p>
+    <w:p>
+      <w:pPr>
+        <w:spacing w:line="336" w:lineRule="auto" w:after="180"/>
+      </w:pPr>
+      <w:r>
+        <w:rPr>
+          <w:b w:val="0"/>
+        </w:rPr>
+        <w:t xml:space="preserve">For your Verified Study Buddy, save the </w:t>
+      </w:r>
+      <w:r>
+        <w:rPr>
+          <w:b/>
+        </w:rPr>
+        <w:t>input</w:t>
+      </w:r>
+      <w:r>
+        <w:rPr>
+          <w:b w:val="0"/>
+        </w:rPr>
+        <w:t>, procedure, observed result and limitation of this check.</w:t>
+      </w:r>
+    </w:p>
+    <w:p>
+      <w:pPr>
+        <w:spacing w:line="336" w:lineRule="auto" w:after="180"/>
+      </w:pPr>
+      <w:r>
+        <w:rPr>
+          <w:b w:val="0"/>
+        </w:rPr>
+        <w:t>Label this worked example as practice; use a different, previously unreviewed case when checking independent understanding.</w:t>
       </w:r>
     </w:p>
     <w:tbl>
@@ -1759,11 +2569,28 @@
     </w:p>
     <w:p>
       <w:r>
+        <w:t>Try the supported questions before comparing with hints and feedback. Record what you repaired and the evidence you retained.</w:t>
+      </w:r>
+    </w:p>
+    <w:p>
+      <w:pPr>
+        <w:spacing w:line="336" w:lineRule="auto" w:after="180"/>
+      </w:pPr>
+      <w:r>
+        <w:rPr>
+          <w:b w:val="0"/>
+        </w:rPr>
         <w:t>Use this supported practice once, in the browser or on paper. Keep the reserved independent assessment for a separate first attempt before teacher feedback.</w:t>
       </w:r>
     </w:p>
     <w:p>
-      <w:r>
+      <w:pPr>
+        <w:spacing w:line="336" w:lineRule="auto" w:after="180"/>
+      </w:pPr>
+      <w:r>
+        <w:rPr>
+          <w:b w:val="0"/>
+        </w:rPr>
         <w:t>Choose a study-buddy revision using task performance and a mandatory privacy gate.</w:t>
       </w:r>
     </w:p>
@@ -1776,22 +2603,49 @@
       </w:r>
     </w:p>
     <w:p>
-      <w:r>
+      <w:pPr>
+        <w:spacing w:line="336" w:lineRule="auto" w:after="180"/>
+      </w:pPr>
+      <w:r>
+        <w:rPr>
+          <w:b w:val="0"/>
+        </w:rPr>
         <w:t>Which labelled step matches this detail? Repair source filtering; use validation to revise, then reserve genuinely fresh cases for final evaluation.</w:t>
       </w:r>
     </w:p>
     <w:p>
-      <w:r>
+      <w:pPr>
+        <w:spacing w:line="336" w:lineRule="auto" w:after="180"/>
+        <w:shd w:fill="F4F9FC"/>
+      </w:pPr>
+      <w:r>
+        <w:rPr>
+          <w:b w:val="0"/>
+        </w:rPr>
         <w:t>1. Revise and retest</w:t>
       </w:r>
     </w:p>
     <w:p>
-      <w:r>
+      <w:pPr>
+        <w:spacing w:line="336" w:lineRule="auto" w:after="180"/>
+        <w:shd w:fill="F4F9FC"/>
+      </w:pPr>
+      <w:r>
+        <w:rPr>
+          <w:b w:val="0"/>
+        </w:rPr>
         <w:t>2. Compare totals</w:t>
       </w:r>
     </w:p>
     <w:p>
-      <w:r>
+      <w:pPr>
+        <w:spacing w:line="336" w:lineRule="auto" w:after="180"/>
+        <w:shd w:fill="F4F9FC"/>
+      </w:pPr>
+      <w:r>
+        <w:rPr>
+          <w:b w:val="0"/>
+        </w:rPr>
         <w:t>3. Apply privacy gate</w:t>
       </w:r>
     </w:p>
@@ -1829,40 +2683,166 @@
       </w:r>
     </w:p>
     <w:p>
-      <w:r>
+      <w:pPr>
+        <w:pStyle w:val="Heading3"/>
+      </w:pPr>
+      <w:r>
+        <w:t>Hint · try first</w:t>
+      </w:r>
+    </w:p>
+    <w:p>
+      <w:pPr>
+        <w:spacing w:line="336" w:lineRule="auto" w:after="180"/>
+        <w:shd w:fill="F1F6F8"/>
+      </w:pPr>
+      <w:r>
+        <w:rPr>
+          <w:b w:val="0"/>
+        </w:rPr>
         <w:t>Hint if needed: Read the steps in the pictorial case. Match the supplied detail to the stage that performs or records it.</w:t>
       </w:r>
     </w:p>
     <w:p>
-      <w:r>
-        <w:t>After your attempt, compare with the supported explanation: Revise and retest Repair source filtering; use validation to revise, then reserve genuinely fresh cases for final evaluation. Read the picture in order. Repair source filtering; use validation to revise, then reserve genuinely fresh cases for final evaluation. The arrows show which recorded input or intermediate result each decision uses. Explain the deciding step aloud before checking the changed case; pointing to the final answer alone does not show how it follows.</w:t>
-      </w:r>
-    </w:p>
-    <w:p>
       <w:pPr>
         <w:pStyle w:val="Heading3"/>
       </w:pPr>
       <w:r>
+        <w:t>Feedback · compare after trying</w:t>
+      </w:r>
+    </w:p>
+    <w:p>
+      <w:pPr>
+        <w:spacing w:line="336" w:lineRule="auto" w:after="180"/>
+        <w:shd w:fill="F1F6FC"/>
+      </w:pPr>
+      <w:r>
+        <w:rPr>
+          <w:b w:val="0"/>
+        </w:rPr>
+        <w:t>After your attempt, compare with the supported explanation: Revise and retest Repair source filtering; use validation to revise, then reserve genuinely fresh cases for final evaluation. Read the picture in order.</w:t>
+      </w:r>
+    </w:p>
+    <w:p>
+      <w:pPr>
+        <w:spacing w:line="336" w:lineRule="auto" w:after="180"/>
+        <w:shd w:fill="F1F6FC"/>
+      </w:pPr>
+      <w:r>
+        <w:rPr>
+          <w:b w:val="0"/>
+        </w:rPr>
+        <w:t xml:space="preserve">Repair source filtering; use validation to revise, then reserve genuinely fresh cases for final evaluation. The arrows show which recorded </w:t>
+      </w:r>
+      <w:r>
+        <w:rPr>
+          <w:b/>
+        </w:rPr>
+        <w:t>input</w:t>
+      </w:r>
+      <w:r>
+        <w:rPr>
+          <w:b w:val="0"/>
+        </w:rPr>
+        <w:t xml:space="preserve"> or intermediate result each decision uses.</w:t>
+      </w:r>
+    </w:p>
+    <w:p>
+      <w:pPr>
+        <w:spacing w:line="336" w:lineRule="auto" w:after="180"/>
+        <w:shd w:fill="F1F6FC"/>
+      </w:pPr>
+      <w:r>
+        <w:rPr>
+          <w:b w:val="0"/>
+        </w:rPr>
+        <w:t>Explain the deciding step aloud before checking the changed case; pointing to the final answer alone does not show how it follows.</w:t>
+      </w:r>
+    </w:p>
+    <w:p>
+      <w:pPr>
+        <w:pStyle w:val="Heading3"/>
+      </w:pPr>
+      <w:r>
         <w:t>Practice 2: explain the deciding evidence</w:t>
       </w:r>
     </w:p>
     <w:p>
-      <w:r>
+      <w:pPr>
+        <w:pStyle w:val="Heading3"/>
+      </w:pPr>
+      <w:r>
+        <w:t>Changed case · predict first</w:t>
+      </w:r>
+    </w:p>
+    <w:p>
+      <w:pPr>
+        <w:spacing w:line="336" w:lineRule="auto" w:after="180"/>
+        <w:shd w:fill="F5F1FB"/>
+      </w:pPr>
+      <w:r>
+        <w:rPr>
+          <w:b w:val="0"/>
+        </w:rPr>
         <w:t>Changed-case practice: A repaired candidate passes 6/8 with zero restricted-note exposures. Which conclusion is supported by the supplied facts?</w:t>
       </w:r>
     </w:p>
     <w:p>
-      <w:r>
-        <w:t>1. This one example guarantees correct results for every future input.</w:t>
-      </w:r>
-    </w:p>
-    <w:p>
-      <w:r>
-        <w:t>2. We can decide the result without examining the changed input or the procedure.</w:t>
-      </w:r>
-    </w:p>
-    <w:p>
-      <w:r>
+      <w:pPr>
+        <w:spacing w:line="336" w:lineRule="auto" w:after="180"/>
+        <w:shd w:fill="F4F9FC"/>
+      </w:pPr>
+      <w:r>
+        <w:rPr>
+          <w:b w:val="0"/>
+        </w:rPr>
+        <w:t xml:space="preserve">1. This one example guarantees correct results for every future </w:t>
+      </w:r>
+      <w:r>
+        <w:rPr>
+          <w:b/>
+        </w:rPr>
+        <w:t>input</w:t>
+      </w:r>
+      <w:r>
+        <w:rPr>
+          <w:b w:val="0"/>
+        </w:rPr>
+        <w:t>.</w:t>
+      </w:r>
+    </w:p>
+    <w:p>
+      <w:pPr>
+        <w:spacing w:line="336" w:lineRule="auto" w:after="180"/>
+        <w:shd w:fill="F4F9FC"/>
+      </w:pPr>
+      <w:r>
+        <w:rPr>
+          <w:b w:val="0"/>
+        </w:rPr>
+        <w:t xml:space="preserve">2. We can decide the result without examining the changed </w:t>
+      </w:r>
+      <w:r>
+        <w:rPr>
+          <w:b/>
+        </w:rPr>
+        <w:t>input</w:t>
+      </w:r>
+      <w:r>
+        <w:rPr>
+          <w:b w:val="0"/>
+        </w:rPr>
+        <w:t xml:space="preserve"> or the procedure.</w:t>
+      </w:r>
+    </w:p>
+    <w:p>
+      <w:pPr>
+        <w:spacing w:line="336" w:lineRule="auto" w:after="180"/>
+        <w:shd w:fill="F4F9FC"/>
+      </w:pPr>
+      <w:r>
+        <w:rPr>
+          <w:b w:val="0"/>
+        </w:rPr>
         <w:t>3. It passes this privacy gate and its validation task rate is 75%.</w:t>
       </w:r>
     </w:p>
@@ -1900,12 +2880,42 @@
       </w:r>
     </w:p>
     <w:p>
-      <w:r>
+      <w:pPr>
+        <w:pStyle w:val="Heading3"/>
+      </w:pPr>
+      <w:r>
+        <w:t>Hint · try first</w:t>
+      </w:r>
+    </w:p>
+    <w:p>
+      <w:pPr>
+        <w:spacing w:line="336" w:lineRule="auto" w:after="180"/>
+        <w:shd w:fill="F1F6F8"/>
+      </w:pPr>
+      <w:r>
+        <w:rPr>
+          <w:b w:val="0"/>
+        </w:rPr>
         <w:t>Hint if needed: Use the changed condition and the deciding step in the pictorial trace. The answer must say what follows from those facts.</w:t>
       </w:r>
     </w:p>
     <w:p>
-      <w:r>
+      <w:pPr>
+        <w:pStyle w:val="Heading3"/>
+      </w:pPr>
+      <w:r>
+        <w:t>Feedback · compare after trying</w:t>
+      </w:r>
+    </w:p>
+    <w:p>
+      <w:pPr>
+        <w:spacing w:line="336" w:lineRule="auto" w:after="180"/>
+        <w:shd w:fill="F1F6FC"/>
+      </w:pPr>
+      <w:r>
+        <w:rPr>
+          <w:b w:val="0"/>
+        </w:rPr>
         <w:t>After your attempt, compare with the supported explanation: It passes this privacy gate and its validation task rate is 75%. A smaller task total does not override the mandatory boundary; fresh final checks are still needed.</w:t>
       </w:r>
     </w:p>
@@ -1918,18 +2928,141 @@
       </w:r>
     </w:p>
     <w:p>
-      <w:r>
-        <w:t>Review Capstone Build (ai-3/34). Goal: Explain the mechanism and terminology of capstone grounded assistant. Short practice: What additional numbers would a half-water claim require? Point to the relevant step in the picture, then write the changed result and the rule or evidence that supports it.. Return to this week and explain what you changed.</w:t>
-      </w:r>
-    </w:p>
-    <w:p>
-      <w:r>
-        <w:t>Review Human AI Workflow (ai-3/32). Goal: Explain the mechanism and terminology of human review and consequential use. Short practice: Why can H1’s approval not automatically approve H2? Point to the relevant step in the picture, then write the changed result and the rule or evidence that supports it.. Return to this week and explain what you changed.</w:t>
-      </w:r>
-    </w:p>
-    <w:p>
-      <w:r>
-        <w:t>Review Copyright and Provenance (ai-3/29). Goal: Explain the mechanism and terminology of copyright and permitted sources. Short practice: Does acknowledging Fern make a cropped version permitted? Point to the relevant step in the picture, then write the changed result and the rule or evidence that supports it.. Return to this week and explain what you changed.</w:t>
+      <w:pPr>
+        <w:spacing w:line="336" w:lineRule="auto" w:after="180"/>
+      </w:pPr>
+      <w:r>
+        <w:rPr>
+          <w:b w:val="0"/>
+        </w:rPr>
+        <w:t xml:space="preserve">Review Capstone Build (ai-3/34). Goal: Explain the </w:t>
+      </w:r>
+      <w:r>
+        <w:rPr>
+          <w:b/>
+        </w:rPr>
+        <w:t>mechanism</w:t>
+      </w:r>
+      <w:r>
+        <w:rPr>
+          <w:b w:val="0"/>
+        </w:rPr>
+        <w:t xml:space="preserve"> and terminology of capstone grounded assistant. Short practice: What additional numbers would a half-water claim require?</w:t>
+      </w:r>
+    </w:p>
+    <w:p>
+      <w:pPr>
+        <w:spacing w:line="336" w:lineRule="auto" w:after="180"/>
+      </w:pPr>
+      <w:r>
+        <w:rPr>
+          <w:b w:val="0"/>
+        </w:rPr>
+        <w:t xml:space="preserve">Point to the relevant step in the picture, then write the changed result and the rule or </w:t>
+      </w:r>
+      <w:r>
+        <w:rPr>
+          <w:b/>
+        </w:rPr>
+        <w:t>evidence</w:t>
+      </w:r>
+      <w:r>
+        <w:rPr>
+          <w:b w:val="0"/>
+        </w:rPr>
+        <w:t xml:space="preserve"> that supports it.. Return to this week and explain what you changed.</w:t>
+      </w:r>
+    </w:p>
+    <w:p>
+      <w:pPr>
+        <w:spacing w:line="336" w:lineRule="auto" w:after="180"/>
+      </w:pPr>
+      <w:r>
+        <w:rPr>
+          <w:b w:val="0"/>
+        </w:rPr>
+        <w:t xml:space="preserve">Review Human AI Workflow (ai-3/32). Goal: Explain the </w:t>
+      </w:r>
+      <w:r>
+        <w:rPr>
+          <w:b/>
+        </w:rPr>
+        <w:t>mechanism</w:t>
+      </w:r>
+      <w:r>
+        <w:rPr>
+          <w:b w:val="0"/>
+        </w:rPr>
+        <w:t xml:space="preserve"> and terminology of human review and consequential use. Short practice: Why can H1’s approval not automatically approve H2?</w:t>
+      </w:r>
+    </w:p>
+    <w:p>
+      <w:pPr>
+        <w:spacing w:line="336" w:lineRule="auto" w:after="180"/>
+      </w:pPr>
+      <w:r>
+        <w:rPr>
+          <w:b w:val="0"/>
+        </w:rPr>
+        <w:t xml:space="preserve">Point to the relevant step in the picture, then write the changed result and the rule or </w:t>
+      </w:r>
+      <w:r>
+        <w:rPr>
+          <w:b/>
+        </w:rPr>
+        <w:t>evidence</w:t>
+      </w:r>
+      <w:r>
+        <w:rPr>
+          <w:b w:val="0"/>
+        </w:rPr>
+        <w:t xml:space="preserve"> that supports it.. Return to this week and explain what you changed.</w:t>
+      </w:r>
+    </w:p>
+    <w:p>
+      <w:pPr>
+        <w:spacing w:line="336" w:lineRule="auto" w:after="180"/>
+      </w:pPr>
+      <w:r>
+        <w:rPr>
+          <w:b w:val="0"/>
+        </w:rPr>
+        <w:t xml:space="preserve">Review Copyright and Provenance (ai-3/29). Goal: Explain the </w:t>
+      </w:r>
+      <w:r>
+        <w:rPr>
+          <w:b/>
+        </w:rPr>
+        <w:t>mechanism</w:t>
+      </w:r>
+      <w:r>
+        <w:rPr>
+          <w:b w:val="0"/>
+        </w:rPr>
+        <w:t xml:space="preserve"> and terminology of copyright and permitted sources. Short practice: Does acknowledging Fern make a cropped version permitted?</w:t>
+      </w:r>
+    </w:p>
+    <w:p>
+      <w:pPr>
+        <w:spacing w:line="336" w:lineRule="auto" w:after="180"/>
+      </w:pPr>
+      <w:r>
+        <w:rPr>
+          <w:b w:val="0"/>
+        </w:rPr>
+        <w:t xml:space="preserve">Point to the relevant step in the picture, then write the changed result and the rule or </w:t>
+      </w:r>
+      <w:r>
+        <w:rPr>
+          <w:b/>
+        </w:rPr>
+        <w:t>evidence</w:t>
+      </w:r>
+      <w:r>
+        <w:rPr>
+          <w:b w:val="0"/>
+        </w:rPr>
+        <w:t xml:space="preserve"> that supports it.. Return to this week and explain what you changed.</w:t>
       </w:r>
     </w:p>
     <w:p>
@@ -1941,8 +3074,37 @@
       </w:r>
     </w:p>
     <w:p>
-      <w:r>
-        <w:t>Use Download completed work in the hosted lesson to export your answers, reflections, practice feedback and code-run evidence. Open the HTML copy to read or print it. Drafts stay in this browser when storage is available; clear drafts on a shared device.</w:t>
+      <w:pPr>
+        <w:spacing w:line="336" w:lineRule="auto" w:after="180"/>
+      </w:pPr>
+      <w:r>
+        <w:rPr>
+          <w:b w:val="0"/>
+        </w:rPr>
+        <w:t xml:space="preserve">Use Download completed work in the hosted lesson to export your answers, reflections, practice feedback and code-run </w:t>
+      </w:r>
+      <w:r>
+        <w:rPr>
+          <w:b/>
+        </w:rPr>
+        <w:t>evidence</w:t>
+      </w:r>
+      <w:r>
+        <w:rPr>
+          <w:b w:val="0"/>
+        </w:rPr>
+        <w:t>. Open the HTML copy to read or print it.</w:t>
+      </w:r>
+    </w:p>
+    <w:p>
+      <w:pPr>
+        <w:spacing w:line="336" w:lineRule="auto" w:after="180"/>
+      </w:pPr>
+      <w:r>
+        <w:rPr>
+          <w:b w:val="0"/>
+        </w:rPr>
+        <w:t>Drafts stay in this browser when storage is available; clear drafts on a shared device.</w:t>
       </w:r>
     </w:p>
     <w:p>
@@ -1956,6 +3118,831 @@
     <w:p>
       <w:r>
         <w:t>________________________________________________________________</w:t>
+      </w:r>
+    </w:p>
+    <w:p>
+      <w:r>
+        <w:t>________________________________________________________________</w:t>
+      </w:r>
+    </w:p>
+    <w:p>
+      <w:r>
+        <w:t>________________________________________________________________</w:t>
+      </w:r>
+    </w:p>
+    <w:p>
+      <w:r>
+        <w:t>________________________________________________________________</w:t>
+      </w:r>
+    </w:p>
+    <w:p>
+      <w:r>
+        <w:t>________________________________________________________________</w:t>
+      </w:r>
+    </w:p>
+    <w:p>
+      <w:pPr>
+        <w:pStyle w:val="Heading1"/>
+      </w:pPr>
+      <w:r>
+        <w:t>26. Visual concept journey</w:t>
+      </w:r>
+    </w:p>
+    <w:p>
+      <w:r>
+        <w:t>Explain each Capstone Evaluate and Improve picture from its labels, then record a relevant limit.</w:t>
+      </w:r>
+    </w:p>
+    <w:p>
+      <w:pPr>
+        <w:pStyle w:val="Heading3"/>
+      </w:pPr>
+      <w:r>
+        <w:t>01. Capstone Evaluate and Improve: the case</w:t>
+      </w:r>
+    </w:p>
+    <w:p>
+      <w:r>
+        <w:drawing>
+          <wp:inline xmlns:a="http://schemas.openxmlformats.org/drawingml/2006/main" xmlns:pic="http://schemas.openxmlformats.org/drawingml/2006/picture">
+            <wp:extent cx="5486400" cy="3438144"/>
+            <wp:docPr id="2" name="Picture 2" descr="Choose a study-buddy revision using task performance and a mandatory privacy gate. Supplied facts: On eight fixed validation cases, baseline passes 5 and candidate passes 7. One candidate response includes a restricted teacher note; privacy requires zero such exposures. All inputs and outcomes in this worked example are invented classroom data; no real model run is claimed."/>
+            <wp:cNvGraphicFramePr>
+              <a:graphicFrameLocks noChangeAspect="1"/>
+            </wp:cNvGraphicFramePr>
+            <a:graphic>
+              <a:graphicData uri="http://schemas.openxmlformats.org/drawingml/2006/picture">
+                <pic:pic>
+                  <pic:nvPicPr>
+                    <pic:cNvPr id="0" name="academy-story-ai-3-35-01.png"/>
+                    <pic:cNvPicPr/>
+                  </pic:nvPicPr>
+                  <pic:blipFill>
+                    <a:blip r:embed="rId10"/>
+                    <a:stretch>
+                      <a:fillRect/>
+                    </a:stretch>
+                  </pic:blipFill>
+                  <pic:spPr>
+                    <a:xfrm>
+                      <a:off x="0" y="0"/>
+                      <a:ext cx="5486400" cy="3438144"/>
+                    </a:xfrm>
+                    <a:prstGeom prst="rect"/>
+                  </pic:spPr>
+                </pic:pic>
+              </a:graphicData>
+            </a:graphic>
+          </wp:inline>
+        </w:drawing>
+      </w:r>
+    </w:p>
+    <w:p>
+      <w:pPr>
+        <w:spacing w:line="336" w:lineRule="auto" w:after="180"/>
+      </w:pPr>
+      <w:r>
+        <w:rPr>
+          <w:b w:val="0"/>
+        </w:rPr>
+        <w:t>Choose a study-buddy revision using task performance and a mandatory privacy gate. Supplied facts: On eight fixed validation cases, baseline passes 5 and candidate passes 7.</w:t>
+      </w:r>
+    </w:p>
+    <w:p>
+      <w:pPr>
+        <w:spacing w:line="336" w:lineRule="auto" w:after="180"/>
+      </w:pPr>
+      <w:r>
+        <w:rPr>
+          <w:b w:val="0"/>
+        </w:rPr>
+        <w:t xml:space="preserve">One candidate response includes a restricted teacher note; privacy requires zero such exposures. All </w:t>
+      </w:r>
+      <w:r>
+        <w:rPr>
+          <w:b/>
+        </w:rPr>
+        <w:t>input</w:t>
+      </w:r>
+      <w:r>
+        <w:rPr>
+          <w:b w:val="0"/>
+        </w:rPr>
+        <w:t>s and outcomes in this worked example are invented classroom data; no real model run is claimed.</w:t>
+      </w:r>
+    </w:p>
+    <w:p>
+      <w:pPr>
+        <w:spacing w:line="336" w:lineRule="auto" w:after="180"/>
+        <w:shd w:fill="F5F1FB"/>
+      </w:pPr>
+      <w:r>
+        <w:rPr>
+          <w:b w:val="0"/>
+        </w:rPr>
+        <w:t>Point to the given fact that matters most. Explain why it matters.</w:t>
+      </w:r>
+    </w:p>
+    <w:p>
+      <w:pPr>
+        <w:pStyle w:val="Heading3"/>
+      </w:pPr>
+      <w:r>
+        <w:t>My picture explanation, deciding evidence and one limit</w:t>
+      </w:r>
+    </w:p>
+    <w:p>
+      <w:r>
+        <w:t>________________________________________________________________</w:t>
+      </w:r>
+    </w:p>
+    <w:p>
+      <w:r>
+        <w:t>________________________________________________________________</w:t>
+      </w:r>
+    </w:p>
+    <w:p>
+      <w:r>
+        <w:t>________________________________________________________________</w:t>
+      </w:r>
+    </w:p>
+    <w:p>
+      <w:r>
+        <w:t>________________________________________________________________</w:t>
+      </w:r>
+    </w:p>
+    <w:p>
+      <w:pPr>
+        <w:pStyle w:val="Heading3"/>
+      </w:pPr>
+      <w:r>
+        <w:t>02. Follow the deciding steps</w:t>
+      </w:r>
+    </w:p>
+    <w:p>
+      <w:r>
+        <w:drawing>
+          <wp:inline xmlns:a="http://schemas.openxmlformats.org/drawingml/2006/main" xmlns:pic="http://schemas.openxmlformats.org/drawingml/2006/picture">
+            <wp:extent cx="5486400" cy="3337560"/>
+            <wp:docPr id="3" name="Picture 3" descr="Compare totals: Baseline: 5/8. Candidate: 7/8. → Apply privacy gate: The restricted-note exposure fails the mandatory release condition. → Revise and retest: Repair source filtering; use validation to revise, then reserve genuinely fresh cases for final evaluation."/>
+            <wp:cNvGraphicFramePr>
+              <a:graphicFrameLocks noChangeAspect="1"/>
+            </wp:cNvGraphicFramePr>
+            <a:graphic>
+              <a:graphicData uri="http://schemas.openxmlformats.org/drawingml/2006/picture">
+                <pic:pic>
+                  <pic:nvPicPr>
+                    <pic:cNvPr id="0" name="academy-story-ai-3-35-02.png"/>
+                    <pic:cNvPicPr/>
+                  </pic:nvPicPr>
+                  <pic:blipFill>
+                    <a:blip r:embed="rId11"/>
+                    <a:stretch>
+                      <a:fillRect/>
+                    </a:stretch>
+                  </pic:blipFill>
+                  <pic:spPr>
+                    <a:xfrm>
+                      <a:off x="0" y="0"/>
+                      <a:ext cx="5486400" cy="3337560"/>
+                    </a:xfrm>
+                    <a:prstGeom prst="rect"/>
+                  </pic:spPr>
+                </pic:pic>
+              </a:graphicData>
+            </a:graphic>
+          </wp:inline>
+        </w:drawing>
+      </w:r>
+    </w:p>
+    <w:p>
+      <w:pPr>
+        <w:spacing w:line="336" w:lineRule="auto" w:after="180"/>
+      </w:pPr>
+      <w:r>
+        <w:rPr>
+          <w:b w:val="0"/>
+        </w:rPr>
+        <w:t>Compare totals: Baseline: 5/8.</w:t>
+      </w:r>
+    </w:p>
+    <w:p>
+      <w:pPr>
+        <w:spacing w:line="336" w:lineRule="auto" w:after="180"/>
+      </w:pPr>
+      <w:r>
+        <w:rPr>
+          <w:b w:val="0"/>
+        </w:rPr>
+        <w:t>Candidate: 7/8. → Apply privacy gate: The restricted-note exposure fails the mandatory release condition. → Revise and retest: Repair source filtering; use validation to revise, then reserve genuinely fresh cases for final evaluation.</w:t>
+      </w:r>
+    </w:p>
+    <w:p>
+      <w:pPr>
+        <w:spacing w:line="336" w:lineRule="auto" w:after="180"/>
+        <w:shd w:fill="F5F1FB"/>
+      </w:pPr>
+      <w:r>
+        <w:rPr>
+          <w:b w:val="0"/>
+        </w:rPr>
+        <w:t xml:space="preserve">Point to each numbered stage and explain which recorded </w:t>
+      </w:r>
+      <w:r>
+        <w:rPr>
+          <w:b/>
+        </w:rPr>
+        <w:t>input</w:t>
+      </w:r>
+      <w:r>
+        <w:rPr>
+          <w:b w:val="0"/>
+        </w:rPr>
+        <w:t xml:space="preserve"> it uses.</w:t>
+      </w:r>
+    </w:p>
+    <w:p>
+      <w:pPr>
+        <w:pStyle w:val="Heading3"/>
+      </w:pPr>
+      <w:r>
+        <w:t>My picture explanation, deciding evidence and one limit</w:t>
+      </w:r>
+    </w:p>
+    <w:p>
+      <w:r>
+        <w:t>________________________________________________________________</w:t>
+      </w:r>
+    </w:p>
+    <w:p>
+      <w:r>
+        <w:t>________________________________________________________________</w:t>
+      </w:r>
+    </w:p>
+    <w:p>
+      <w:r>
+        <w:t>________________________________________________________________</w:t>
+      </w:r>
+    </w:p>
+    <w:p>
+      <w:r>
+        <w:t>________________________________________________________________</w:t>
+      </w:r>
+    </w:p>
+    <w:p>
+      <w:pPr>
+        <w:pStyle w:val="Heading3"/>
+      </w:pPr>
+      <w:r>
+        <w:t>03. Capstone evaluation and revision — evidence trace</w:t>
+      </w:r>
+    </w:p>
+    <w:p>
+      <w:r>
+        <w:drawing>
+          <wp:inline xmlns:a="http://schemas.openxmlformats.org/drawingml/2006/main" xmlns:pic="http://schemas.openxmlformats.org/drawingml/2006/picture">
+            <wp:extent cx="5486400" cy="2996184"/>
+            <wp:docPr id="4" name="Picture 4" descr="Capstone evaluation and revision — evidence trace. On ten final cases baseline passes seven and assistant eight. One assistant failure exposes a teacher-only source to a student. | Report paired case outcomes, condition rates and permission violations separately. A critical access failure can block release even when overall pass rate rises. Never overwrite the original final run. | Rates 70% and 80%, gain 10 percentage points. The access violation blocks the declared release policy; aggregate improvement does not excuse it."/>
+            <wp:cNvGraphicFramePr>
+              <a:graphicFrameLocks noChangeAspect="1"/>
+            </wp:cNvGraphicFramePr>
+            <a:graphic>
+              <a:graphicData uri="http://schemas.openxmlformats.org/drawingml/2006/picture">
+                <pic:pic>
+                  <pic:nvPicPr>
+                    <pic:cNvPr id="0" name="academy-story-ai-3-35-03.png"/>
+                    <pic:cNvPicPr/>
+                  </pic:nvPicPr>
+                  <pic:blipFill>
+                    <a:blip r:embed="rId12"/>
+                    <a:stretch>
+                      <a:fillRect/>
+                    </a:stretch>
+                  </pic:blipFill>
+                  <pic:spPr>
+                    <a:xfrm>
+                      <a:off x="0" y="0"/>
+                      <a:ext cx="5486400" cy="2996184"/>
+                    </a:xfrm>
+                    <a:prstGeom prst="rect"/>
+                  </pic:spPr>
+                </pic:pic>
+              </a:graphicData>
+            </a:graphic>
+          </wp:inline>
+        </w:drawing>
+      </w:r>
+    </w:p>
+    <w:p>
+      <w:pPr>
+        <w:spacing w:line="336" w:lineRule="auto" w:after="180"/>
+      </w:pPr>
+      <w:r>
+        <w:rPr>
+          <w:b w:val="0"/>
+        </w:rPr>
+        <w:t xml:space="preserve">Capstone evaluation and revision — </w:t>
+      </w:r>
+      <w:r>
+        <w:rPr>
+          <w:b/>
+        </w:rPr>
+        <w:t>evidence</w:t>
+      </w:r>
+      <w:r>
+        <w:rPr>
+          <w:b w:val="0"/>
+        </w:rPr>
+        <w:t xml:space="preserve"> trace. On ten final cases baseline passes seven and assistant eight.</w:t>
+      </w:r>
+    </w:p>
+    <w:p>
+      <w:pPr>
+        <w:spacing w:line="336" w:lineRule="auto" w:after="180"/>
+      </w:pPr>
+      <w:r>
+        <w:rPr>
+          <w:b w:val="0"/>
+        </w:rPr>
+        <w:t>One assistant failure exposes a teacher-only source to a student. | Report paired case outcomes, condition rates and permission violations separately.</w:t>
+      </w:r>
+    </w:p>
+    <w:p>
+      <w:pPr>
+        <w:spacing w:line="336" w:lineRule="auto" w:after="180"/>
+      </w:pPr>
+      <w:r>
+        <w:rPr>
+          <w:b w:val="0"/>
+        </w:rPr>
+        <w:t xml:space="preserve">A critical access failure can block release even when overall pass rate rises. Never overwrite the original final run. | Rates </w:t>
+      </w:r>
+      <w:r>
+        <w:rPr>
+          <w:b/>
+        </w:rPr>
+        <w:t>70%</w:t>
+      </w:r>
+      <w:r>
+        <w:rPr>
+          <w:b w:val="0"/>
+        </w:rPr>
+        <w:t xml:space="preserve"> and </w:t>
+      </w:r>
+      <w:r>
+        <w:rPr>
+          <w:b/>
+        </w:rPr>
+        <w:t>80%</w:t>
+      </w:r>
+      <w:r>
+        <w:rPr>
+          <w:b w:val="0"/>
+        </w:rPr>
+        <w:t>, gain 10 percentage points.</w:t>
+      </w:r>
+    </w:p>
+    <w:p>
+      <w:pPr>
+        <w:spacing w:line="336" w:lineRule="auto" w:after="180"/>
+      </w:pPr>
+      <w:r>
+        <w:rPr>
+          <w:b w:val="0"/>
+        </w:rPr>
+        <w:t>The access violation blocks the declared release policy; aggregate improvement does not excuse it.</w:t>
+      </w:r>
+    </w:p>
+    <w:p>
+      <w:pPr>
+        <w:spacing w:line="336" w:lineRule="auto" w:after="180"/>
+        <w:shd w:fill="F5F1FB"/>
+      </w:pPr>
+      <w:r>
+        <w:rPr>
+          <w:b w:val="0"/>
+        </w:rPr>
+        <w:t>Read the labels and values. Explain the relationship the model shows.</w:t>
+      </w:r>
+    </w:p>
+    <w:p>
+      <w:pPr>
+        <w:pStyle w:val="Heading3"/>
+      </w:pPr>
+      <w:r>
+        <w:t>My picture explanation, deciding evidence and one limit</w:t>
+      </w:r>
+    </w:p>
+    <w:p>
+      <w:r>
+        <w:t>________________________________________________________________</w:t>
+      </w:r>
+    </w:p>
+    <w:p>
+      <w:r>
+        <w:t>________________________________________________________________</w:t>
+      </w:r>
+    </w:p>
+    <w:p>
+      <w:r>
+        <w:t>________________________________________________________________</w:t>
+      </w:r>
+    </w:p>
+    <w:p>
+      <w:r>
+        <w:t>________________________________________________________________</w:t>
+      </w:r>
+    </w:p>
+    <w:p>
+      <w:pPr>
+        <w:pStyle w:val="Heading3"/>
+      </w:pPr>
+      <w:r>
+        <w:t>04. Change one thing. Trace what follows.</w:t>
+      </w:r>
+    </w:p>
+    <w:p>
+      <w:r>
+        <w:drawing>
+          <wp:inline xmlns:a="http://schemas.openxmlformats.org/drawingml/2006/main" xmlns:pic="http://schemas.openxmlformats.org/drawingml/2006/picture">
+            <wp:extent cx="5486400" cy="3191256"/>
+            <wp:docPr id="5" name="Picture 5" descr="Original case: Repair source filtering; use validation to revise, then reserve genuinely fresh cases for final evaluation. Changed condition: A repaired candidate passes 6/8 with zero restricted-note exposures. Expected result: It passes this privacy gate and its validation task rate is 75%. Reason: A smaller task total does not override the mandatory boundary; fresh final checks are still needed."/>
+            <wp:cNvGraphicFramePr>
+              <a:graphicFrameLocks noChangeAspect="1"/>
+            </wp:cNvGraphicFramePr>
+            <a:graphic>
+              <a:graphicData uri="http://schemas.openxmlformats.org/drawingml/2006/picture">
+                <pic:pic>
+                  <pic:nvPicPr>
+                    <pic:cNvPr id="0" name="academy-story-ai-3-35-04.png"/>
+                    <pic:cNvPicPr/>
+                  </pic:nvPicPr>
+                  <pic:blipFill>
+                    <a:blip r:embed="rId13"/>
+                    <a:stretch>
+                      <a:fillRect/>
+                    </a:stretch>
+                  </pic:blipFill>
+                  <pic:spPr>
+                    <a:xfrm>
+                      <a:off x="0" y="0"/>
+                      <a:ext cx="5486400" cy="3191256"/>
+                    </a:xfrm>
+                    <a:prstGeom prst="rect"/>
+                  </pic:spPr>
+                </pic:pic>
+              </a:graphicData>
+            </a:graphic>
+          </wp:inline>
+        </w:drawing>
+      </w:r>
+    </w:p>
+    <w:p>
+      <w:pPr>
+        <w:spacing w:line="336" w:lineRule="auto" w:after="180"/>
+      </w:pPr>
+      <w:r>
+        <w:rPr>
+          <w:b w:val="0"/>
+        </w:rPr>
+        <w:t>Original case: Repair source filtering; use validation to revise, then reserve genuinely fresh cases for final evaluation. Changed condition: A repaired candidate passes 6/8 with zero restricted-note exposures.</w:t>
+      </w:r>
+    </w:p>
+    <w:p>
+      <w:pPr>
+        <w:spacing w:line="336" w:lineRule="auto" w:after="180"/>
+      </w:pPr>
+      <w:r>
+        <w:rPr>
+          <w:b w:val="0"/>
+        </w:rPr>
+        <w:t>Expected result: It passes this privacy gate and its validation task rate is 75%. Reason: A smaller task total does not override the mandatory boundary; fresh final checks are still needed.</w:t>
+      </w:r>
+    </w:p>
+    <w:p>
+      <w:pPr>
+        <w:spacing w:line="336" w:lineRule="auto" w:after="180"/>
+        <w:shd w:fill="F5F1FB"/>
+      </w:pPr>
+      <w:r>
+        <w:rPr>
+          <w:b w:val="0"/>
+        </w:rPr>
+        <w:t>Predict before checking the worked changed-case result. Name what changed and what the supplied facts allow you to conclude.</w:t>
+      </w:r>
+    </w:p>
+    <w:p>
+      <w:pPr>
+        <w:pStyle w:val="Heading3"/>
+      </w:pPr>
+      <w:r>
+        <w:t>My picture explanation, deciding evidence and one limit</w:t>
+      </w:r>
+    </w:p>
+    <w:p>
+      <w:r>
+        <w:t>________________________________________________________________</w:t>
+      </w:r>
+    </w:p>
+    <w:p>
+      <w:r>
+        <w:t>________________________________________________________________</w:t>
+      </w:r>
+    </w:p>
+    <w:p>
+      <w:r>
+        <w:t>________________________________________________________________</w:t>
+      </w:r>
+    </w:p>
+    <w:p>
+      <w:r>
+        <w:t>________________________________________________________________</w:t>
+      </w:r>
+    </w:p>
+    <w:p>
+      <w:pPr>
+        <w:pStyle w:val="Heading3"/>
+      </w:pPr>
+      <w:r>
+        <w:t>05. Connect the explanation to its limit</w:t>
+      </w:r>
+    </w:p>
+    <w:p>
+      <w:r>
+        <w:drawing>
+          <wp:inline xmlns:a="http://schemas.openxmlformats.org/drawingml/2006/main" xmlns:pic="http://schemas.openxmlformats.org/drawingml/2006/picture">
+            <wp:extent cx="5486400" cy="2834640"/>
+            <wp:docPr id="6" name="Picture 6" descr="Read the picture in order. Repair source filtering; use validation to revise, then reserve genuinely fresh cases for final evaluation. The arrows show which recorded input or intermediate result each decision uses. Explain the deciding step aloud before checking the changed case; pointing to the final answer alone does not show how it follows. Limit: Passing a limited privacy test is bounded evidence, not a guarantee against all future disclosure."/>
+            <wp:cNvGraphicFramePr>
+              <a:graphicFrameLocks noChangeAspect="1"/>
+            </wp:cNvGraphicFramePr>
+            <a:graphic>
+              <a:graphicData uri="http://schemas.openxmlformats.org/drawingml/2006/picture">
+                <pic:pic>
+                  <pic:nvPicPr>
+                    <pic:cNvPr id="0" name="academy-story-ai-3-35-05.png"/>
+                    <pic:cNvPicPr/>
+                  </pic:nvPicPr>
+                  <pic:blipFill>
+                    <a:blip r:embed="rId14"/>
+                    <a:stretch>
+                      <a:fillRect/>
+                    </a:stretch>
+                  </pic:blipFill>
+                  <pic:spPr>
+                    <a:xfrm>
+                      <a:off x="0" y="0"/>
+                      <a:ext cx="5486400" cy="2834640"/>
+                    </a:xfrm>
+                    <a:prstGeom prst="rect"/>
+                  </pic:spPr>
+                </pic:pic>
+              </a:graphicData>
+            </a:graphic>
+          </wp:inline>
+        </w:drawing>
+      </w:r>
+    </w:p>
+    <w:p>
+      <w:pPr>
+        <w:spacing w:line="336" w:lineRule="auto" w:after="180"/>
+      </w:pPr>
+      <w:r>
+        <w:rPr>
+          <w:b w:val="0"/>
+        </w:rPr>
+        <w:t xml:space="preserve">Read the picture in order. Repair source filtering; use validation to revise, then reserve genuinely fresh cases for final evaluation. The arrows show which recorded </w:t>
+      </w:r>
+      <w:r>
+        <w:rPr>
+          <w:b/>
+        </w:rPr>
+        <w:t>input</w:t>
+      </w:r>
+      <w:r>
+        <w:rPr>
+          <w:b w:val="0"/>
+        </w:rPr>
+        <w:t xml:space="preserve"> or intermediate result each decision uses.</w:t>
+      </w:r>
+    </w:p>
+    <w:p>
+      <w:pPr>
+        <w:spacing w:line="336" w:lineRule="auto" w:after="180"/>
+      </w:pPr>
+      <w:r>
+        <w:rPr>
+          <w:b w:val="0"/>
+        </w:rPr>
+        <w:t>Explain the deciding step aloud before checking the changed case; pointing to the final answer alone does not show how it follows.</w:t>
+      </w:r>
+    </w:p>
+    <w:p>
+      <w:pPr>
+        <w:spacing w:line="336" w:lineRule="auto" w:after="180"/>
+      </w:pPr>
+      <w:r>
+        <w:rPr>
+          <w:b w:val="0"/>
+        </w:rPr>
+        <w:t xml:space="preserve">Limit: Passing a limited privacy test is bounded </w:t>
+      </w:r>
+      <w:r>
+        <w:rPr>
+          <w:b/>
+        </w:rPr>
+        <w:t>evidence</w:t>
+      </w:r>
+      <w:r>
+        <w:rPr>
+          <w:b w:val="0"/>
+        </w:rPr>
+        <w:t>, not a guarantee against all future disclosure.</w:t>
+      </w:r>
+    </w:p>
+    <w:p>
+      <w:pPr>
+        <w:spacing w:line="336" w:lineRule="auto" w:after="180"/>
+        <w:shd w:fill="F5F1FB"/>
+      </w:pPr>
+      <w:r>
+        <w:rPr>
+          <w:b w:val="0"/>
+        </w:rPr>
+        <w:t>Explain the case, then point to a limit on the claim.</w:t>
+      </w:r>
+    </w:p>
+    <w:p>
+      <w:pPr>
+        <w:pStyle w:val="Heading3"/>
+      </w:pPr>
+      <w:r>
+        <w:t>My picture explanation, deciding evidence and one limit</w:t>
+      </w:r>
+    </w:p>
+    <w:p>
+      <w:r>
+        <w:t>________________________________________________________________</w:t>
+      </w:r>
+    </w:p>
+    <w:p>
+      <w:r>
+        <w:t>________________________________________________________________</w:t>
+      </w:r>
+    </w:p>
+    <w:p>
+      <w:r>
+        <w:t>________________________________________________________________</w:t>
+      </w:r>
+    </w:p>
+    <w:p>
+      <w:r>
+        <w:t>________________________________________________________________</w:t>
+      </w:r>
+    </w:p>
+    <w:p>
+      <w:pPr>
+        <w:pStyle w:val="Heading3"/>
+      </w:pPr>
+      <w:r>
+        <w:t>06. Make the idea visible in your project</w:t>
+      </w:r>
+    </w:p>
+    <w:p>
+      <w:r>
+        <w:drawing>
+          <wp:inline xmlns:a="http://schemas.openxmlformats.org/drawingml/2006/main" xmlns:pic="http://schemas.openxmlformats.org/drawingml/2006/picture">
+            <wp:extent cx="5486400" cy="3681984"/>
+            <wp:docPr id="7" name="Picture 7" descr="For your Verified Study Buddy, save the input, procedure, observed result and limitation of this check. Label this worked example as practice; use a different, previously unreviewed case when checking independent understanding. Draw your input, deciding step, result and limit. Supported question: May the team call the repaired validation cases an untouched final test? Point to the relevant step in the picture, then write the changed result and the rule or evidence that supports it."/>
+            <wp:cNvGraphicFramePr>
+              <a:graphicFrameLocks noChangeAspect="1"/>
+            </wp:cNvGraphicFramePr>
+            <a:graphic>
+              <a:graphicData uri="http://schemas.openxmlformats.org/drawingml/2006/picture">
+                <pic:pic>
+                  <pic:nvPicPr>
+                    <pic:cNvPr id="0" name="academy-story-ai-3-35-06.png"/>
+                    <pic:cNvPicPr/>
+                  </pic:nvPicPr>
+                  <pic:blipFill>
+                    <a:blip r:embed="rId15"/>
+                    <a:stretch>
+                      <a:fillRect/>
+                    </a:stretch>
+                  </pic:blipFill>
+                  <pic:spPr>
+                    <a:xfrm>
+                      <a:off x="0" y="0"/>
+                      <a:ext cx="5486400" cy="3681984"/>
+                    </a:xfrm>
+                    <a:prstGeom prst="rect"/>
+                  </pic:spPr>
+                </pic:pic>
+              </a:graphicData>
+            </a:graphic>
+          </wp:inline>
+        </w:drawing>
+      </w:r>
+    </w:p>
+    <w:p>
+      <w:pPr>
+        <w:spacing w:line="336" w:lineRule="auto" w:after="180"/>
+      </w:pPr>
+      <w:r>
+        <w:rPr>
+          <w:b w:val="0"/>
+        </w:rPr>
+        <w:t xml:space="preserve">For your Verified Study Buddy, save the </w:t>
+      </w:r>
+      <w:r>
+        <w:rPr>
+          <w:b/>
+        </w:rPr>
+        <w:t>input</w:t>
+      </w:r>
+      <w:r>
+        <w:rPr>
+          <w:b w:val="0"/>
+        </w:rPr>
+        <w:t>, procedure, observed result and limitation of this check.</w:t>
+      </w:r>
+    </w:p>
+    <w:p>
+      <w:pPr>
+        <w:spacing w:line="336" w:lineRule="auto" w:after="180"/>
+      </w:pPr>
+      <w:r>
+        <w:rPr>
+          <w:b w:val="0"/>
+        </w:rPr>
+        <w:t xml:space="preserve">Label this worked example as practice; use a different, previously unreviewed case when checking independent understanding. Draw your </w:t>
+      </w:r>
+      <w:r>
+        <w:rPr>
+          <w:b/>
+        </w:rPr>
+        <w:t>input</w:t>
+      </w:r>
+      <w:r>
+        <w:rPr>
+          <w:b w:val="0"/>
+        </w:rPr>
+        <w:t>, deciding step, result and limit.</w:t>
+      </w:r>
+    </w:p>
+    <w:p>
+      <w:pPr>
+        <w:spacing w:line="336" w:lineRule="auto" w:after="180"/>
+      </w:pPr>
+      <w:r>
+        <w:rPr>
+          <w:b w:val="0"/>
+        </w:rPr>
+        <w:t xml:space="preserve">Supported question: May the team call the repaired validation cases an untouched final test? Point to the relevant step in the picture, then write the changed result and the rule or </w:t>
+      </w:r>
+      <w:r>
+        <w:rPr>
+          <w:b/>
+        </w:rPr>
+        <w:t>evidence</w:t>
+      </w:r>
+      <w:r>
+        <w:rPr>
+          <w:b w:val="0"/>
+        </w:rPr>
+        <w:t xml:space="preserve"> that supports it.</w:t>
+      </w:r>
+    </w:p>
+    <w:p>
+      <w:pPr>
+        <w:spacing w:line="336" w:lineRule="auto" w:after="180"/>
+        <w:shd w:fill="F5F1FB"/>
+      </w:pPr>
+      <w:r>
+        <w:rPr>
+          <w:b w:val="0"/>
+        </w:rPr>
+        <w:t xml:space="preserve">Draw your project trace and justify the deciding step using </w:t>
+      </w:r>
+      <w:r>
+        <w:rPr>
+          <w:b/>
+        </w:rPr>
+        <w:t>evidence</w:t>
+      </w:r>
+      <w:r>
+        <w:rPr>
+          <w:b w:val="0"/>
+        </w:rPr>
+        <w:t>.</w:t>
+      </w:r>
+    </w:p>
+    <w:p>
+      <w:pPr>
+        <w:pStyle w:val="Heading3"/>
+      </w:pPr>
+      <w:r>
+        <w:t>My picture explanation, deciding evidence and one limit</w:t>
       </w:r>
     </w:p>
     <w:p>

--- a/downloads/workbook/ai-3-week-35.docx
+++ b/downloads/workbook/ai-3-week-35.docx
@@ -1079,6 +1079,26 @@
     </w:p>
     <w:p>
       <w:pPr>
+        <w:pStyle w:val="Heading3"/>
+      </w:pPr>
+      <w:r>
+        <w:t>Where to find the supplied example</w:t>
+      </w:r>
+    </w:p>
+    <w:p>
+      <w:pPr>
+        <w:spacing w:line="336" w:lineRule="auto" w:after="180"/>
+        <w:shd w:fill="F1F6F8"/>
+      </w:pPr>
+      <w:r>
+        <w:rPr>
+          <w:b w:val="0"/>
+        </w:rPr>
+        <w:t>Reference for this exercise: open this week’s student lesson, “Capstone Evaluate and Improve”, at “See how it works” and “Follow a worked example”. Use the original worked values or code named in the question; the later pictorial case is a separate example. Keep this reference beside your workbook while practising.</w:t>
+      </w:r>
+    </w:p>
+    <w:p>
+      <w:pPr>
         <w:spacing w:line="336" w:lineRule="auto" w:after="180"/>
       </w:pPr>
       <w:r>
@@ -1397,6 +1417,26 @@
     <w:p>
       <w:r>
         <w:t>Design a revealing follow-up. Apply the supplied Capstone Evaluate and Improve facts and keep your reasoning.</w:t>
+      </w:r>
+    </w:p>
+    <w:p>
+      <w:pPr>
+        <w:pStyle w:val="Heading3"/>
+      </w:pPr>
+      <w:r>
+        <w:t>Where to find the supplied example</w:t>
+      </w:r>
+    </w:p>
+    <w:p>
+      <w:pPr>
+        <w:spacing w:line="336" w:lineRule="auto" w:after="180"/>
+        <w:shd w:fill="F1F6F8"/>
+      </w:pPr>
+      <w:r>
+        <w:rPr>
+          <w:b w:val="0"/>
+        </w:rPr>
+        <w:t>Reference for this exercise: open this week’s student lesson, “Capstone Evaluate and Improve”, at “See how it works” and “Follow a worked example”. Use the original worked values or code named in the question; the later pictorial case is a separate example. Keep this reference beside your workbook while practising.</w:t>
       </w:r>
     </w:p>
     <w:p>

--- a/downloads/workbook/ai-3-week-35.docx
+++ b/downloads/workbook/ai-3-week-35.docx
@@ -25,50 +25,224 @@
         <w:pStyle w:val="Heading1"/>
       </w:pPr>
       <w:r>
-        <w:t>01. Recall and choose your starting point</w:t>
-      </w:r>
-    </w:p>
-    <w:p>
-      <w:r>
-        <w:t>Record your starting explanation for Capstone Evaluate and Improve before opening notes. Show any later correction separately.</w:t>
-      </w:r>
-    </w:p>
-    <w:p>
-      <w:pPr>
-        <w:spacing w:line="336" w:lineRule="auto" w:after="180"/>
-      </w:pPr>
-      <w:r>
-        <w:rPr>
-          <w:b w:val="0"/>
-        </w:rPr>
+        <w:t>One connected evaluation/revision record with a resource extension.</w:t>
+      </w:r>
+    </w:p>
+    <w:p>
+      <w:r>
+        <w:t>Explain comparison, trace rates, audit exposure history and design a regression check.</w:t>
+      </w:r>
+    </w:p>
+    <w:p>
+      <w:r>
+        <w:t>Keep versions, paired outcomes, mandatory events, case roles and unmeasured effects together.</w:t>
+      </w:r>
+    </w:p>
+    <w:p>
+      <w:pPr>
+        <w:pStyle w:val="Heading1"/>
+      </w:pPr>
+      <w:r>
+        <w:t>01. Recall · Retrieve earlier ideas</w:t>
+      </w:r>
+    </w:p>
+    <w:p>
+      <w:r>
+        <w:t>Try before opening notes.</w:t>
+      </w:r>
+    </w:p>
+    <w:p>
+      <w:pPr>
+        <w:pStyle w:val="Heading2"/>
+      </w:pPr>
+      <w:r>
+        <w:t>Your evidence record</w:t>
+      </w:r>
+    </w:p>
+    <w:p>
+      <w:pPr>
+        <w:pStyle w:val="ListBullet"/>
+      </w:pPr>
+      <w:r>
         <w:t>Try the recall before opening notes. Then use a different colour or a labelled second line to correct your explanation.</w:t>
       </w:r>
     </w:p>
     <w:p>
       <w:pPr>
+        <w:pStyle w:val="ListBullet"/>
+      </w:pPr>
+      <w:r>
+        <w:t>Without opening the old lesson, explain one key idea from Capstone Build. Give an example and a mistake that the idea helps you avoid.</w:t>
+      </w:r>
+    </w:p>
+    <w:p>
+      <w:pPr>
         <w:pStyle w:val="Heading3"/>
       </w:pPr>
       <w:r>
+        <w:t>My remembered idea, example and correction</w:t>
+      </w:r>
+    </w:p>
+    <w:p>
+      <w:r>
+        <w:t>________________________________________________________________</w:t>
+      </w:r>
+    </w:p>
+    <w:p>
+      <w:r>
+        <w:t>________________________________________________________________</w:t>
+      </w:r>
+    </w:p>
+    <w:p>
+      <w:r>
+        <w:t>________________________________________________________________</w:t>
+      </w:r>
+    </w:p>
+    <w:p>
+      <w:pPr>
+        <w:pStyle w:val="ListBullet"/>
+      </w:pPr>
+      <w:r>
+        <w:t>Without opening the old lesson, explain one key idea from Human AI Workflow. Give an example and a mistake that the idea helps you avoid.</w:t>
+      </w:r>
+    </w:p>
+    <w:p>
+      <w:pPr>
+        <w:pStyle w:val="Heading3"/>
+      </w:pPr>
+      <w:r>
+        <w:t>My remembered idea, example and correction</w:t>
+      </w:r>
+    </w:p>
+    <w:p>
+      <w:r>
+        <w:t>________________________________________________________________</w:t>
+      </w:r>
+    </w:p>
+    <w:p>
+      <w:r>
+        <w:t>________________________________________________________________</w:t>
+      </w:r>
+    </w:p>
+    <w:p>
+      <w:r>
+        <w:t>________________________________________________________________</w:t>
+      </w:r>
+    </w:p>
+    <w:p>
+      <w:pPr>
+        <w:pStyle w:val="ListBullet"/>
+      </w:pPr>
+      <w:r>
+        <w:t>Without opening the old lesson, explain one key idea from Copyright and Provenance. Give an example and a mistake that the idea helps you avoid.</w:t>
+      </w:r>
+    </w:p>
+    <w:p>
+      <w:pPr>
+        <w:pStyle w:val="Heading3"/>
+      </w:pPr>
+      <w:r>
+        <w:t>My remembered idea, example and correction</w:t>
+      </w:r>
+    </w:p>
+    <w:p>
+      <w:r>
+        <w:t>________________________________________________________________</w:t>
+      </w:r>
+    </w:p>
+    <w:p>
+      <w:r>
+        <w:t>________________________________________________________________</w:t>
+      </w:r>
+    </w:p>
+    <w:p>
+      <w:r>
+        <w:t>________________________________________________________________</w:t>
+      </w:r>
+    </w:p>
+    <w:p>
+      <w:pPr>
+        <w:pStyle w:val="Heading2"/>
+      </w:pPr>
+      <w:r>
+        <w:t>Earlier wording, alternatives and picture transcripts · reference / check after trying</w:t>
+      </w:r>
+    </w:p>
+    <w:p>
+      <w:pPr>
+        <w:pStyle w:val="Heading3"/>
+      </w:pPr>
+      <w:r>
         <w:t>Capstone Build</w:t>
       </w:r>
     </w:p>
     <w:p>
       <w:pPr>
-        <w:spacing w:line="336" w:lineRule="auto" w:after="180"/>
-      </w:pPr>
-      <w:r>
-        <w:rPr>
-          <w:b w:val="0"/>
-        </w:rPr>
-        <w:t>Without opening the old lesson, explain one key idea from Capstone Build. Give an example and a mistake that the idea helps you avoid.</w:t>
-      </w:r>
-    </w:p>
-    <w:p>
-      <w:pPr>
         <w:pStyle w:val="Heading3"/>
       </w:pPr>
       <w:r>
-        <w:t>My remembered idea, example and correction</w:t>
+        <w:t>Human AI Workflow</w:t>
+      </w:r>
+    </w:p>
+    <w:p>
+      <w:pPr>
+        <w:pStyle w:val="Heading3"/>
+      </w:pPr>
+      <w:r>
+        <w:t>Copyright and Provenance</w:t>
+      </w:r>
+    </w:p>
+    <w:p>
+      <w:pPr>
+        <w:pStyle w:val="Heading1"/>
+      </w:pPr>
+      <w:r>
+        <w:t>12. W1 · Explain a capstone comparison</w:t>
+      </w:r>
+    </w:p>
+    <w:p>
+      <w:r>
+        <w:t>Name frozen versions, same cases and separate outcomes.</w:t>
+      </w:r>
+    </w:p>
+    <w:p>
+      <w:pPr>
+        <w:pStyle w:val="Heading2"/>
+      </w:pPr>
+      <w:r>
+        <w:t>Your evidence record</w:t>
+      </w:r>
+    </w:p>
+    <w:p>
+      <w:pPr>
+        <w:pStyle w:val="ListBullet"/>
+      </w:pPr>
+      <w:r>
+        <w:t>Main validation baseline 5/8,candidate 7/8 with one restricted-note exposure; repaired 6/8 zero exposures. Preserve per-case task failures and candidate→repair regression K7. Separate W2 ten-final-case baseline 7/10/candidate 8/10 with exposure; release blocked. Cases used for tuning are exposed, requiring fresh reserved evidence for new final claims. Resource extension tariff is fictional 2 credits/1000 input units and 6/1000 output, not provider prices.</w:t>
+      </w:r>
+    </w:p>
+    <w:p>
+      <w:pPr>
+        <w:pStyle w:val="ListBullet"/>
+      </w:pPr>
+      <w:r>
+        <w:t>Reference for this exercise: open this week’s student lesson, “Capstone Evaluate and Improve”, at “See how it works” and “Follow a worked example”. Use the original worked values or code named in the question; the later pictorial case is a separate example. Keep this reference beside your workbook while practising.</w:t>
+      </w:r>
+    </w:p>
+    <w:p>
+      <w:pPr>
+        <w:pStyle w:val="ListBullet"/>
+      </w:pPr>
+      <w:r>
+        <w:t>Explain the weekly mechanism in your own words. Use the worked scenario to name its input, decision rule and output.</w:t>
+      </w:r>
+    </w:p>
+    <w:p>
+      <w:pPr>
+        <w:pStyle w:val="Heading3"/>
+      </w:pPr>
+      <w:r>
+        <w:t>My reasoning and evidence</w:t>
       </w:r>
     </w:p>
     <w:p>
@@ -87,22 +261,135 @@
       </w:r>
     </w:p>
     <w:p>
+      <w:r>
+        <w:t>________________________________________________________________</w:t>
+      </w:r>
+    </w:p>
+    <w:p>
+      <w:r>
+        <w:t>________________________________________________________________</w:t>
+      </w:r>
+    </w:p>
+    <w:p>
+      <w:r>
+        <w:t>________________________________________________________________</w:t>
+      </w:r>
+    </w:p>
+    <w:p>
+      <w:pPr>
+        <w:pStyle w:val="Heading1"/>
+      </w:pPr>
+      <w:r>
+        <w:t>13. W2 · Trace the ten-case final result</w:t>
+      </w:r>
+    </w:p>
+    <w:p>
+      <w:r>
+        <w:t>Task gains cannot compensate for the restricted exposure.</w:t>
+      </w:r>
+    </w:p>
+    <w:p>
+      <w:pPr>
+        <w:pStyle w:val="Heading2"/>
+      </w:pPr>
+      <w:r>
+        <w:t>Your evidence record</w:t>
+      </w:r>
+    </w:p>
+    <w:p>
+      <w:pPr>
+        <w:pStyle w:val="ListBullet"/>
+      </w:pPr>
+      <w:r>
+        <w:t>Main validation baseline 5/8,candidate 7/8 with one restricted-note exposure; repaired 6/8 zero exposures. Preserve per-case task failures and candidate→repair regression K7. Separate W2 ten-final-case baseline 7/10/candidate 8/10 with exposure; release blocked. Cases used for tuning are exposed, requiring fresh reserved evidence for new final claims. Resource extension tariff is fictional 2 credits/1000 input units and 6/1000 output, not provider prices.</w:t>
+      </w:r>
+    </w:p>
+    <w:p>
+      <w:pPr>
+        <w:pStyle w:val="ListBullet"/>
+      </w:pPr>
+      <w:r>
+        <w:t>On ten final cases baseline passes seven and assistant eight. One assistant failure exposes a teacher-only source to a student. Show the intermediate steps and give the conclusion with its scope.</w:t>
+      </w:r>
+    </w:p>
+    <w:p>
       <w:pPr>
         <w:pStyle w:val="Heading3"/>
       </w:pPr>
       <w:r>
-        <w:t>Human AI Workflow</w:t>
-      </w:r>
-    </w:p>
-    <w:p>
-      <w:pPr>
-        <w:spacing w:line="336" w:lineRule="auto" w:after="180"/>
-      </w:pPr>
-      <w:r>
-        <w:rPr>
-          <w:b w:val="0"/>
-        </w:rPr>
-        <w:t>Without opening the old lesson, explain one key idea from Human AI Workflow. Give an example and a mistake that the idea helps you avoid.</w:t>
+        <w:t>My reasoning and evidence</w:t>
+      </w:r>
+    </w:p>
+    <w:p>
+      <w:r>
+        <w:t>________________________________________________________________</w:t>
+      </w:r>
+    </w:p>
+    <w:p>
+      <w:r>
+        <w:t>________________________________________________________________</w:t>
+      </w:r>
+    </w:p>
+    <w:p>
+      <w:r>
+        <w:t>________________________________________________________________</w:t>
+      </w:r>
+    </w:p>
+    <w:p>
+      <w:r>
+        <w:t>________________________________________________________________</w:t>
+      </w:r>
+    </w:p>
+    <w:p>
+      <w:r>
+        <w:t>________________________________________________________________</w:t>
+      </w:r>
+    </w:p>
+    <w:p>
+      <w:r>
+        <w:t>________________________________________________________________</w:t>
+      </w:r>
+    </w:p>
+    <w:p>
+      <w:r>
+        <w:t>________________________________________________________________</w:t>
+      </w:r>
+    </w:p>
+    <w:p>
+      <w:pPr>
+        <w:pStyle w:val="Heading1"/>
+      </w:pPr>
+      <w:r>
+        <w:t>14. W3 · Audit reused-test claims</w:t>
+      </w:r>
+    </w:p>
+    <w:p>
+      <w:r>
+        <w:t>A case used for repair is not untouched final evidence.</w:t>
+      </w:r>
+    </w:p>
+    <w:p>
+      <w:pPr>
+        <w:pStyle w:val="Heading2"/>
+      </w:pPr>
+      <w:r>
+        <w:t>Your evidence record</w:t>
+      </w:r>
+    </w:p>
+    <w:p>
+      <w:pPr>
+        <w:pStyle w:val="ListBullet"/>
+      </w:pPr>
+      <w:r>
+        <w:t>Main validation baseline 5/8,candidate 7/8 with one restricted-note exposure; repaired 6/8 zero exposures. Preserve per-case task failures and candidate→repair regression K7. Separate W2 ten-final-case baseline 7/10/candidate 8/10 with exposure; release blocked. Cases used for tuning are exposed, requiring fresh reserved evidence for new final claims. Resource extension tariff is fictional 2 credits/1000 input units and 6/1000 output, not provider prices.</w:t>
+      </w:r>
+    </w:p>
+    <w:p>
+      <w:pPr>
+        <w:pStyle w:val="ListBullet"/>
+      </w:pPr>
+      <w:r>
+        <w:t>A report omits this qualification: A revised procedure evaluated on inspected cases cannot be described as newly independent final testing. Explain how omitting it could change a reader's interpretation, and write an accurate replacement.</w:t>
       </w:r>
     </w:p>
     <w:p>
@@ -110,7 +397,7 @@
         <w:pStyle w:val="Heading3"/>
       </w:pPr>
       <w:r>
-        <w:t>My remembered idea, example and correction</w:t>
+        <w:t>My reasoning and evidence</w:t>
       </w:r>
     </w:p>
     <w:p>
@@ -129,22 +416,143 @@
       </w:r>
     </w:p>
     <w:p>
+      <w:r>
+        <w:t>________________________________________________________________</w:t>
+      </w:r>
+    </w:p>
+    <w:p>
+      <w:r>
+        <w:t>________________________________________________________________</w:t>
+      </w:r>
+    </w:p>
+    <w:p>
+      <w:r>
+        <w:t>________________________________________________________________</w:t>
+      </w:r>
+    </w:p>
+    <w:p>
+      <w:pPr>
+        <w:pStyle w:val="Heading1"/>
+      </w:pPr>
+      <w:r>
+        <w:t>16. W5 · Design a revealing revision check</w:t>
+      </w:r>
+    </w:p>
+    <w:p>
+      <w:r>
+        <w:t>State the expected regression boundary and fresh-case role.</w:t>
+      </w:r>
+    </w:p>
+    <w:p>
+      <w:pPr>
+        <w:pStyle w:val="Heading2"/>
+      </w:pPr>
+      <w:r>
+        <w:t>Your evidence record</w:t>
+      </w:r>
+    </w:p>
+    <w:p>
+      <w:pPr>
+        <w:pStyle w:val="ListBullet"/>
+      </w:pPr>
+      <w:r>
+        <w:t>Main validation baseline 5/8,candidate 7/8 with one restricted-note exposure; repaired 6/8 zero exposures. Preserve per-case task failures and candidate→repair regression K7. Separate W2 ten-final-case baseline 7/10/candidate 8/10 with exposure; release blocked. Cases used for tuning are exposed, requiring fresh reserved evidence for new final claims. Resource extension tariff is fictional 2 credits/1000 input units and 6/1000 output, not provider prices.</w:t>
+      </w:r>
+    </w:p>
+    <w:p>
+      <w:pPr>
+        <w:pStyle w:val="ListBullet"/>
+      </w:pPr>
+      <w:r>
+        <w:t>Reference for this exercise: open this week’s student lesson, “Capstone Evaluate and Improve”, at “See how it works” and “Follow a worked example”. Use the original worked values or code named in the question; the later pictorial case is a separate example. Keep this reference beside your workbook while practising.</w:t>
+      </w:r>
+    </w:p>
+    <w:p>
+      <w:pPr>
+        <w:pStyle w:val="ListBullet"/>
+      </w:pPr>
+      <w:r>
+        <w:t>For the worked scenario, propose one additional case that could reveal a failure, describe its expected outcome before running it, and explain what would need to remain fixed for a fair comparison. Do not reuse W4 as a new final test after receiving feedback.</w:t>
+      </w:r>
+    </w:p>
+    <w:p>
       <w:pPr>
         <w:pStyle w:val="Heading3"/>
       </w:pPr>
       <w:r>
-        <w:t>Copyright and Provenance</w:t>
-      </w:r>
-    </w:p>
-    <w:p>
-      <w:pPr>
-        <w:spacing w:line="336" w:lineRule="auto" w:after="180"/>
-      </w:pPr>
-      <w:r>
-        <w:rPr>
-          <w:b w:val="0"/>
-        </w:rPr>
-        <w:t>Without opening the old lesson, explain one key idea from Copyright and Provenance. Give an example and a mistake that the idea helps you avoid.</w:t>
+        <w:t>My reasoning and evidence</w:t>
+      </w:r>
+    </w:p>
+    <w:p>
+      <w:r>
+        <w:t>________________________________________________________________</w:t>
+      </w:r>
+    </w:p>
+    <w:p>
+      <w:r>
+        <w:t>________________________________________________________________</w:t>
+      </w:r>
+    </w:p>
+    <w:p>
+      <w:r>
+        <w:t>________________________________________________________________</w:t>
+      </w:r>
+    </w:p>
+    <w:p>
+      <w:r>
+        <w:t>________________________________________________________________</w:t>
+      </w:r>
+    </w:p>
+    <w:p>
+      <w:r>
+        <w:t>________________________________________________________________</w:t>
+      </w:r>
+    </w:p>
+    <w:p>
+      <w:r>
+        <w:t>________________________________________________________________</w:t>
+      </w:r>
+    </w:p>
+    <w:p>
+      <w:r>
+        <w:t>________________________________________________________________</w:t>
+      </w:r>
+    </w:p>
+    <w:p>
+      <w:pPr>
+        <w:pStyle w:val="Heading1"/>
+      </w:pPr>
+      <w:r>
+        <w:t>04. W4 · Judge the new twelve-case action gate independently</w:t>
+      </w:r>
+    </w:p>
+    <w:p>
+      <w:r>
+        <w:t>Keep the first attempt before hints.</w:t>
+      </w:r>
+    </w:p>
+    <w:p>
+      <w:pPr>
+        <w:pStyle w:val="Heading2"/>
+      </w:pPr>
+      <w:r>
+        <w:t>Your evidence record</w:t>
+      </w:r>
+    </w:p>
+    <w:p>
+      <w:pPr>
+        <w:pStyle w:val="ListBullet"/>
+      </w:pPr>
+      <w:r>
+        <w:t>Use the stated twelve-case totals, unauthorised-booking event and zero-unauthorised-actions policy. No repaired run or new reserved-case outcome is supplied. Report rates with denominators and a clear rounding convention; do not replace the mandatory action gate with a higher task score.</w:t>
+      </w:r>
+    </w:p>
+    <w:p>
+      <w:pPr>
+        <w:pStyle w:val="ListBullet"/>
+      </w:pPr>
+      <w:r>
+        <w:t>Twelve final cases baseline passes nine, candidate ten; candidate makes one unauthorised booking. Policy requires zero unauthorised actions. Decide release and revision evidence.</w:t>
       </w:r>
     </w:p>
     <w:p>
@@ -152,7 +560,7 @@
         <w:pStyle w:val="Heading3"/>
       </w:pPr>
       <w:r>
-        <w:t>My remembered idea, example and correction</w:t>
+        <w:t>My independent explanation, trace and limits</w:t>
       </w:r>
     </w:p>
     <w:p>
@@ -171,127 +579,92 @@
       </w:r>
     </w:p>
     <w:p>
+      <w:r>
+        <w:t>________________________________________________________________</w:t>
+      </w:r>
+    </w:p>
+    <w:p>
+      <w:r>
+        <w:t>________________________________________________________________</w:t>
+      </w:r>
+    </w:p>
+    <w:p>
+      <w:r>
+        <w:t>________________________________________________________________</w:t>
+      </w:r>
+    </w:p>
+    <w:p>
+      <w:r>
+        <w:t>________________________________________________________________</w:t>
+      </w:r>
+    </w:p>
+    <w:p>
+      <w:pPr>
+        <w:pStyle w:val="ListBullet"/>
+      </w:pPr>
+      <w:r>
+        <w:t>Attempt this case before feedback. Record any help. Earlier examples below are further practice; a case already practised with feedback cannot establish fresh transfer.</w:t>
+      </w:r>
+    </w:p>
+    <w:p>
+      <w:pPr>
+        <w:pStyle w:val="Heading2"/>
+      </w:pPr>
+      <w:r>
+        <w:t>Earlier wording, alternatives and picture transcripts · reference / check after trying</w:t>
+      </w:r>
+    </w:p>
+    <w:p>
+      <w:pPr>
+        <w:pStyle w:val="Heading3"/>
+      </w:pPr>
+      <w:r>
+        <w:t>Independent case: Apply a new case independently</w:t>
+      </w:r>
+    </w:p>
+    <w:p>
       <w:pPr>
         <w:pStyle w:val="Heading1"/>
       </w:pPr>
       <w:r>
-        <w:t>02. Practise with fading help</w:t>
-      </w:r>
-    </w:p>
-    <w:p>
-      <w:r>
-        <w:t>Complete the supported Capstone Evaluate and Improve trace and record the first step you can explain without help.</w:t>
-      </w:r>
-    </w:p>
-    <w:p>
-      <w:pPr>
-        <w:spacing w:line="336" w:lineRule="auto" w:after="180"/>
-      </w:pPr>
-      <w:r>
-        <w:rPr>
-          <w:b w:val="0"/>
-        </w:rPr>
-        <w:t>Use W2: Trace the worked case for Capstone evaluation and revision. Record the answer once; the lesson and workbook refer to the same attempt.</w:t>
-      </w:r>
-    </w:p>
-    <w:tbl>
-      <w:tblPr>
-        <w:tblStyle w:val="LightShading-Accent1"/>
-        <w:tblW w:type="auto" w:w="0"/>
-        <w:tblLook w:firstColumn="1" w:firstRow="1" w:lastColumn="0" w:lastRow="0" w:noHBand="0" w:noVBand="1" w:val="04A0"/>
-      </w:tblPr>
-      <w:tblGrid>
-        <w:gridCol w:w="2556"/>
-        <w:gridCol w:w="2556"/>
-        <w:gridCol w:w="2556"/>
-        <w:gridCol w:w="2556"/>
-      </w:tblGrid>
-      <w:tr>
-        <w:trPr>
-          <w:tblHeader/>
-        </w:trPr>
-        <w:tc>
-          <w:tcPr>
-            <w:tcW w:type="dxa" w:w="2556"/>
-          </w:tcPr>
-          <w:p>
-            <w:r>
-              <w:t>Given inputs</w:t>
-            </w:r>
-          </w:p>
-        </w:tc>
-        <w:tc>
-          <w:tcPr>
-            <w:tcW w:type="dxa" w:w="2556"/>
-          </w:tcPr>
-          <w:p>
-            <w:r>
-              <w:t>Procedure I chose</w:t>
-            </w:r>
-          </w:p>
-        </w:tc>
-        <w:tc>
-          <w:tcPr>
-            <w:tcW w:type="dxa" w:w="2556"/>
-          </w:tcPr>
-          <w:p>
-            <w:r>
-              <w:t>Middle steps</w:t>
-            </w:r>
-          </w:p>
-        </w:tc>
-        <w:tc>
-          <w:tcPr>
-            <w:tcW w:type="dxa" w:w="2556"/>
-          </w:tcPr>
-          <w:p>
-            <w:r>
-              <w:t>Result and check</w:t>
-            </w:r>
-          </w:p>
-        </w:tc>
-      </w:tr>
-      <w:tr>
-        <w:tc>
-          <w:tcPr>
-            <w:tcW w:type="dxa" w:w="2556"/>
-          </w:tcPr>
-          <w:p>
-            <w:r/>
-          </w:p>
-        </w:tc>
-        <w:tc>
-          <w:tcPr>
-            <w:tcW w:type="dxa" w:w="2556"/>
-          </w:tcPr>
-          <w:p>
-            <w:r/>
-          </w:p>
-        </w:tc>
-        <w:tc>
-          <w:tcPr>
-            <w:tcW w:type="dxa" w:w="2556"/>
-          </w:tcPr>
-          <w:p>
-            <w:r/>
-          </w:p>
-        </w:tc>
-        <w:tc>
-          <w:tcPr>
-            <w:tcW w:type="dxa" w:w="2556"/>
-          </w:tcPr>
-          <w:p>
-            <w:r/>
-          </w:p>
-        </w:tc>
-      </w:tr>
-    </w:tbl>
+        <w:t>09. Project · Keep the decision and evidence</w:t>
+      </w:r>
+    </w:p>
+    <w:p>
+      <w:r>
+        <w:t>Extend the existing project record.</w:t>
+      </w:r>
+    </w:p>
+    <w:p>
+      <w:pPr>
+        <w:pStyle w:val="Heading2"/>
+      </w:pPr>
+      <w:r>
+        <w:t>Your evidence record</w:t>
+      </w:r>
+    </w:p>
+    <w:p>
+      <w:pPr>
+        <w:pStyle w:val="ListBullet"/>
+      </w:pPr>
+      <w:r>
+        <w:t>Publish baseline, diagnosis, change, before/after evidence, regressions, and next limit.</w:t>
+      </w:r>
+    </w:p>
+    <w:p>
+      <w:pPr>
+        <w:pStyle w:val="ListBullet"/>
+      </w:pPr>
+      <w:r>
+        <w:t>The project change and evidence I will keep</w:t>
+      </w:r>
+    </w:p>
     <w:p>
       <w:pPr>
         <w:pStyle w:val="Heading3"/>
       </w:pPr>
       <w:r>
-        <w:t>The step I completed without help, and the hint I needed</w:t>
+        <w:t>Write or draw your reasoning and evidence.</w:t>
       </w:r>
     </w:p>
     <w:p>
@@ -310,1695 +683,34 @@
       </w:r>
     </w:p>
     <w:p>
+      <w:r>
+        <w:t>________________________________________________________________</w:t>
+      </w:r>
+    </w:p>
+    <w:p>
+      <w:r>
+        <w:t>________________________________________________________________</w:t>
+      </w:r>
+    </w:p>
+    <w:p>
       <w:pPr>
         <w:pStyle w:val="Heading1"/>
       </w:pPr>
       <w:r>
-        <w:t>03. Individual reasoning check</w:t>
-      </w:r>
-    </w:p>
-    <w:p>
-      <w:r>
-        <w:t>Check the proposed Capstone Evaluate and Improve explanation against the supplied facts before discussing it.</w:t>
-      </w:r>
-    </w:p>
-    <w:p>
-      <w:pPr>
-        <w:spacing w:line="336" w:lineRule="auto" w:after="180"/>
-      </w:pPr>
-      <w:r>
-        <w:rPr>
-          <w:b w:val="0"/>
-        </w:rPr>
-        <w:t>Use the worked case for Capstone evaluation and revision. Proposed explanation: “The worked result establishes every future case”. Decide whether this explanation is supported.</w:t>
-      </w:r>
-    </w:p>
-    <w:p>
-      <w:pPr>
-        <w:spacing w:line="336" w:lineRule="auto" w:after="180"/>
-      </w:pPr>
-      <w:r>
-        <w:rPr>
-          <w:b w:val="0"/>
-        </w:rPr>
-        <w:t>Point to the step or supplied fact that decides; explain your repair if needed.</w:t>
-      </w:r>
-    </w:p>
-    <w:p>
-      <w:pPr>
-        <w:pStyle w:val="Heading3"/>
-      </w:pPr>
-      <w:r>
-        <w:t>My explanation before partner discussion</w:t>
-      </w:r>
-    </w:p>
-    <w:p>
-      <w:r>
-        <w:t>________________________________________________________________</w:t>
-      </w:r>
-    </w:p>
-    <w:p>
-      <w:r>
-        <w:t>________________________________________________________________</w:t>
-      </w:r>
-    </w:p>
-    <w:p>
-      <w:r>
-        <w:t>________________________________________________________________</w:t>
-      </w:r>
-    </w:p>
-    <w:p>
-      <w:r>
-        <w:t>________________________________________________________________</w:t>
-      </w:r>
-    </w:p>
-    <w:p>
-      <w:pPr>
-        <w:pStyle w:val="Heading1"/>
-      </w:pPr>
-      <w:r>
-        <w:t>04. Independent transfer case</w:t>
-      </w:r>
-    </w:p>
-    <w:p>
-      <w:r>
-        <w:t>Write one first attempt at the reserved independent case before feedback. Repeated copies of that case refer to the same recorded attempt.</w:t>
-      </w:r>
-    </w:p>
-    <w:p>
-      <w:pPr>
-        <w:pStyle w:val="Heading3"/>
-      </w:pPr>
-      <w:r>
-        <w:t>Independent case: Apply a new case independently</w:t>
-      </w:r>
-    </w:p>
-    <w:p>
-      <w:pPr>
-        <w:spacing w:line="336" w:lineRule="auto" w:after="180"/>
-      </w:pPr>
-      <w:r>
-        <w:rPr>
-          <w:b w:val="0"/>
-        </w:rPr>
-        <w:t xml:space="preserve">Twelve final cases baseline passes nine, candidate ten; candidate makes one unauthorised booking. Policy requires zero unauthorised actions. Decide release and revision </w:t>
-      </w:r>
-      <w:r>
-        <w:rPr>
-          <w:b/>
-        </w:rPr>
-        <w:t>evidence</w:t>
-      </w:r>
-      <w:r>
-        <w:rPr>
-          <w:b w:val="0"/>
-        </w:rPr>
-        <w:t>.</w:t>
-      </w:r>
-    </w:p>
-    <w:p>
-      <w:pPr>
-        <w:pStyle w:val="Heading3"/>
-      </w:pPr>
-      <w:r>
-        <w:t>My independent explanation, trace and limits</w:t>
-      </w:r>
-    </w:p>
-    <w:p>
-      <w:r>
-        <w:t>________________________________________________________________</w:t>
-      </w:r>
-    </w:p>
-    <w:p>
-      <w:r>
-        <w:t>________________________________________________________________</w:t>
-      </w:r>
-    </w:p>
-    <w:p>
-      <w:r>
-        <w:t>________________________________________________________________</w:t>
-      </w:r>
-    </w:p>
-    <w:p>
-      <w:r>
-        <w:t>________________________________________________________________</w:t>
-      </w:r>
-    </w:p>
-    <w:p>
-      <w:r>
-        <w:t>________________________________________________________________</w:t>
-      </w:r>
-    </w:p>
-    <w:p>
-      <w:r>
-        <w:t>________________________________________________________________</w:t>
-      </w:r>
-    </w:p>
-    <w:p>
-      <w:r>
-        <w:t>________________________________________________________________</w:t>
-      </w:r>
-    </w:p>
-    <w:p>
-      <w:pPr>
-        <w:spacing w:line="336" w:lineRule="auto" w:after="180"/>
-      </w:pPr>
-      <w:r>
-        <w:rPr>
-          <w:b w:val="0"/>
-        </w:rPr>
-        <w:t>Attempt this case before feedback. Record any help. Earlier examples below are further practice; a case already practised with feedback cannot establish fresh transfer.</w:t>
-      </w:r>
-    </w:p>
-    <w:p>
-      <w:pPr>
-        <w:pStyle w:val="Heading1"/>
-      </w:pPr>
-      <w:r>
-        <w:t>05. Your learning target</w:t>
-      </w:r>
-    </w:p>
-    <w:p>
-      <w:r>
-        <w:t>Connect the Capstone Evaluate and Improve target to a trace and a justified conclusion.</w:t>
-      </w:r>
-    </w:p>
-    <w:p>
-      <w:pPr>
-        <w:spacing w:line="336" w:lineRule="auto" w:after="180"/>
-      </w:pPr>
-      <w:r>
-        <w:rPr>
-          <w:b w:val="0"/>
-        </w:rPr>
-        <w:t>An assistant improves from 6/10 to 8/10 on reused development questions, but now answers one formerly safe unanswerable case with a guess. Assess the change and specify final testing.</w:t>
-      </w:r>
-    </w:p>
-    <w:p>
-      <w:pPr>
-        <w:pStyle w:val="Heading1"/>
-      </w:pPr>
-      <w:r>
-        <w:t>06. Solve the given case</w:t>
-      </w:r>
-    </w:p>
-    <w:p>
-      <w:r>
-        <w:t>Solve the supplied Capstone Evaluate and Improve case and show the deciding evidence.</w:t>
-      </w:r>
-    </w:p>
-    <w:p>
-      <w:pPr>
-        <w:spacing w:line="336" w:lineRule="auto" w:after="180"/>
-      </w:pPr>
-      <w:r>
-        <w:rPr>
-          <w:b w:val="0"/>
-        </w:rPr>
-        <w:t>A revision improves supported answers from 6/10 to 8/10 on a development set.</w:t>
-      </w:r>
-    </w:p>
-    <w:p>
-      <w:pPr>
-        <w:spacing w:line="336" w:lineRule="auto" w:after="180"/>
-        <w:shd w:fill="F5F1FB"/>
-      </w:pPr>
-      <w:r>
-        <w:rPr>
-          <w:b w:val="0"/>
-        </w:rPr>
-        <w:t>What belongs in the report?</w:t>
-      </w:r>
-    </w:p>
-    <w:p>
-      <w:pPr>
-        <w:spacing w:line="336" w:lineRule="auto" w:after="180"/>
-      </w:pPr>
-      <w:r>
-        <w:rPr>
-          <w:b w:val="0"/>
-        </w:rPr>
-        <w:t xml:space="preserve">Show your trace, calculation or </w:t>
-      </w:r>
-      <w:r>
-        <w:rPr>
-          <w:b/>
-        </w:rPr>
-        <w:t>evidence</w:t>
-      </w:r>
-    </w:p>
-    <w:p>
-      <w:pPr>
-        <w:pStyle w:val="Heading3"/>
-      </w:pPr>
-      <w:r>
-        <w:t>Write or draw your reasoning and evidence.</w:t>
-      </w:r>
-    </w:p>
-    <w:p>
-      <w:r>
-        <w:t>________________________________________________________________</w:t>
-      </w:r>
-    </w:p>
-    <w:p>
-      <w:r>
-        <w:t>________________________________________________________________</w:t>
-      </w:r>
-    </w:p>
-    <w:p>
-      <w:r>
-        <w:t>________________________________________________________________</w:t>
-      </w:r>
-    </w:p>
-    <w:p>
-      <w:r>
-        <w:t>________________________________________________________________</w:t>
-      </w:r>
-    </w:p>
-    <w:p>
-      <w:r>
-        <w:t>________________________________________________________________</w:t>
-      </w:r>
-    </w:p>
-    <w:p>
-      <w:pPr>
-        <w:pStyle w:val="Heading1"/>
-      </w:pPr>
-      <w:r>
-        <w:t>07. Check a changed case</w:t>
-      </w:r>
-    </w:p>
-    <w:p>
-      <w:r>
-        <w:t>Apply the procedure to the changed case and record why the conclusion follows.</w:t>
-      </w:r>
-    </w:p>
-    <w:p>
-      <w:pPr>
-        <w:spacing w:line="336" w:lineRule="auto" w:after="180"/>
-        <w:shd w:fill="F5F1FB"/>
-      </w:pPr>
-      <w:r>
-        <w:rPr>
-          <w:b w:val="0"/>
-        </w:rPr>
-        <w:t>A revision improves four factual questions but fails two previously successful abstention cases. What should the evaluation report?</w:t>
-      </w:r>
-    </w:p>
-    <w:p>
-      <w:pPr>
-        <w:spacing w:line="336" w:lineRule="auto" w:after="180"/>
-      </w:pPr>
-      <w:r>
-        <w:rPr>
-          <w:b w:val="0"/>
-        </w:rPr>
-        <w:t>My independent answer and reason</w:t>
-      </w:r>
-    </w:p>
-    <w:p>
-      <w:pPr>
-        <w:pStyle w:val="Heading3"/>
-      </w:pPr>
-      <w:r>
-        <w:t>Write or draw your reasoning and evidence.</w:t>
-      </w:r>
-    </w:p>
-    <w:p>
-      <w:r>
-        <w:t>________________________________________________________________</w:t>
-      </w:r>
-    </w:p>
-    <w:p>
-      <w:r>
-        <w:t>________________________________________________________________</w:t>
-      </w:r>
-    </w:p>
-    <w:p>
-      <w:r>
-        <w:t>________________________________________________________________</w:t>
-      </w:r>
-    </w:p>
-    <w:p>
-      <w:r>
-        <w:t>________________________________________________________________</w:t>
-      </w:r>
-    </w:p>
-    <w:p>
-      <w:r>
-        <w:t>________________________________________________________________</w:t>
-      </w:r>
-    </w:p>
-    <w:p>
-      <w:pPr>
-        <w:pStyle w:val="Heading3"/>
-      </w:pPr>
-      <w:r>
-        <w:t>Week 35 Test and reflect</w:t>
-      </w:r>
-    </w:p>
-    <w:p>
-      <w:pPr>
-        <w:pStyle w:val="Heading1"/>
-      </w:pPr>
-      <w:r>
-        <w:t>08. Design a revealing test</w:t>
-      </w:r>
-    </w:p>
-    <w:p>
-      <w:r>
-        <w:t>Specify a changed input, expected result and observation separately.</w:t>
-      </w:r>
-    </w:p>
-    <w:p>
-      <w:pPr>
-        <w:spacing w:line="336" w:lineRule="auto" w:after="180"/>
-      </w:pPr>
-      <w:r>
-        <w:rPr>
-          <w:b w:val="0"/>
-        </w:rPr>
-        <w:t xml:space="preserve">Create a changed </w:t>
-      </w:r>
-      <w:r>
-        <w:rPr>
-          <w:b/>
-        </w:rPr>
-        <w:t>input</w:t>
-      </w:r>
-      <w:r>
-        <w:rPr>
-          <w:b w:val="0"/>
-        </w:rPr>
-        <w:t>, boundary case or missing-information case. Write the expected answer or safe response before testing.</w:t>
-      </w:r>
-    </w:p>
-    <w:tbl>
-      <w:tblPr>
-        <w:tblStyle w:val="LightShading-Accent1"/>
-        <w:tblW w:type="auto" w:w="0"/>
-        <w:tblLook w:firstColumn="1" w:firstRow="1" w:lastColumn="0" w:lastRow="0" w:noHBand="0" w:noVBand="1" w:val="04A0"/>
-      </w:tblPr>
-      <w:tblGrid>
-        <w:gridCol w:w="5112"/>
-        <w:gridCol w:w="5112"/>
-      </w:tblGrid>
-      <w:tr>
-        <w:trPr>
-          <w:tblHeader/>
-        </w:trPr>
-        <w:tc>
-          <w:tcPr>
-            <w:tcW w:type="dxa" w:w="5112"/>
-          </w:tcPr>
-          <w:p>
-            <w:r>
-              <w:t>Test record</w:t>
-            </w:r>
-          </w:p>
-        </w:tc>
-        <w:tc>
-          <w:tcPr>
-            <w:tcW w:type="dxa" w:w="5112"/>
-          </w:tcPr>
-          <w:p>
-            <w:r>
-              <w:t>My evidence</w:t>
-            </w:r>
-          </w:p>
-        </w:tc>
-      </w:tr>
-      <w:tr>
-        <w:tc>
-          <w:tcPr>
-            <w:tcW w:type="dxa" w:w="5112"/>
-          </w:tcPr>
-          <w:p>
-            <w:r>
-              <w:t>Changed input or condition</w:t>
-            </w:r>
-          </w:p>
-        </w:tc>
-        <w:tc>
-          <w:tcPr>
-            <w:tcW w:type="dxa" w:w="5112"/>
-          </w:tcPr>
-          <w:p>
-            <w:r/>
-          </w:p>
-        </w:tc>
-      </w:tr>
-      <w:tr>
-        <w:tc>
-          <w:tcPr>
-            <w:tcW w:type="dxa" w:w="5112"/>
-          </w:tcPr>
-          <w:p>
-            <w:r>
-              <w:t>Expected answer or fallback</w:t>
-            </w:r>
-          </w:p>
-        </w:tc>
-        <w:tc>
-          <w:tcPr>
-            <w:tcW w:type="dxa" w:w="5112"/>
-          </w:tcPr>
-          <w:p>
-            <w:r/>
-          </w:p>
-        </w:tc>
-      </w:tr>
-      <w:tr>
-        <w:tc>
-          <w:tcPr>
-            <w:tcW w:type="dxa" w:w="5112"/>
-          </w:tcPr>
-          <w:p>
-            <w:r>
-              <w:t>Observed result</w:t>
-            </w:r>
-          </w:p>
-        </w:tc>
-        <w:tc>
-          <w:tcPr>
-            <w:tcW w:type="dxa" w:w="5112"/>
-          </w:tcPr>
-          <w:p>
-            <w:r/>
-          </w:p>
-        </w:tc>
-      </w:tr>
-      <w:tr>
-        <w:tc>
-          <w:tcPr>
-            <w:tcW w:type="dxa" w:w="5112"/>
-          </w:tcPr>
-          <w:p>
-            <w:r>
-              <w:t>Why the result occurred</w:t>
-            </w:r>
-          </w:p>
-        </w:tc>
-        <w:tc>
-          <w:tcPr>
-            <w:tcW w:type="dxa" w:w="5112"/>
-          </w:tcPr>
-          <w:p>
-            <w:r/>
-          </w:p>
-        </w:tc>
-      </w:tr>
-    </w:tbl>
-    <w:p>
-      <w:pPr>
-        <w:pStyle w:val="Heading1"/>
-      </w:pPr>
-      <w:r>
-        <w:t>09. Project checkpoint</w:t>
-      </w:r>
-    </w:p>
-    <w:p>
-      <w:r>
-        <w:t>Justify what Capstone Evaluate and Improve adds to Verified Study Buddy and keep the evidence.</w:t>
-      </w:r>
-    </w:p>
-    <w:p>
-      <w:pPr>
-        <w:spacing w:line="336" w:lineRule="auto" w:after="180"/>
-      </w:pPr>
-      <w:r>
-        <w:rPr>
-          <w:b w:val="0"/>
-        </w:rPr>
-        <w:t xml:space="preserve">Publish baseline, diagnosis, change, </w:t>
-      </w:r>
-      <w:r>
-        <w:rPr>
-          <w:b/>
-        </w:rPr>
-        <w:t>before/after</w:t>
-      </w:r>
-      <w:r>
-        <w:rPr>
-          <w:b w:val="0"/>
-        </w:rPr>
-        <w:t xml:space="preserve"> </w:t>
-      </w:r>
-      <w:r>
-        <w:rPr>
-          <w:b/>
-        </w:rPr>
-        <w:t>evidence</w:t>
-      </w:r>
-      <w:r>
-        <w:rPr>
-          <w:b w:val="0"/>
-        </w:rPr>
-        <w:t xml:space="preserve">, </w:t>
-      </w:r>
-      <w:r>
-        <w:rPr>
-          <w:b/>
-        </w:rPr>
-        <w:t>regression</w:t>
-      </w:r>
-      <w:r>
-        <w:rPr>
-          <w:b w:val="0"/>
-        </w:rPr>
-        <w:t>s, and next limit.</w:t>
-      </w:r>
-    </w:p>
-    <w:p>
-      <w:pPr>
-        <w:spacing w:line="336" w:lineRule="auto" w:after="180"/>
-      </w:pPr>
-      <w:r>
-        <w:rPr>
-          <w:b w:val="0"/>
-        </w:rPr>
-        <w:t xml:space="preserve">The project change and </w:t>
-      </w:r>
-      <w:r>
-        <w:rPr>
-          <w:b/>
-        </w:rPr>
-        <w:t>evidence</w:t>
-      </w:r>
-      <w:r>
-        <w:rPr>
-          <w:b w:val="0"/>
-        </w:rPr>
-        <w:t xml:space="preserve"> I will keep</w:t>
-      </w:r>
-    </w:p>
-    <w:p>
-      <w:pPr>
-        <w:pStyle w:val="Heading3"/>
-      </w:pPr>
-      <w:r>
-        <w:t>Write or draw your reasoning and evidence.</w:t>
-      </w:r>
-    </w:p>
-    <w:p>
-      <w:r>
-        <w:t>________________________________________________________________</w:t>
-      </w:r>
-    </w:p>
-    <w:p>
-      <w:r>
-        <w:t>________________________________________________________________</w:t>
-      </w:r>
-    </w:p>
-    <w:p>
-      <w:r>
-        <w:t>________________________________________________________________</w:t>
-      </w:r>
-    </w:p>
-    <w:p>
-      <w:r>
-        <w:t>________________________________________________________________</w:t>
-      </w:r>
-    </w:p>
-    <w:p>
-      <w:r>
-        <w:t>________________________________________________________________</w:t>
-      </w:r>
-    </w:p>
-    <w:p>
-      <w:pPr>
-        <w:pStyle w:val="Heading1"/>
-      </w:pPr>
-      <w:r>
-        <w:t>10. Self check</w:t>
-      </w:r>
-    </w:p>
-    <w:p>
-      <w:r>
-        <w:t>Judge explanation, evidence, transfer and limits separately; attach the work behind your judgement.</w:t>
-      </w:r>
-    </w:p>
-    <w:p>
-      <w:pPr>
-        <w:pStyle w:val="ListBullet"/>
-      </w:pPr>
-      <w:r>
-        <w:t>I can explain the mechanism.</w:t>
-      </w:r>
-    </w:p>
-    <w:p>
-      <w:pPr>
-        <w:pStyle w:val="ListBullet"/>
-      </w:pPr>
-      <w:r>
-        <w:t>I can show evidence.</w:t>
-      </w:r>
-    </w:p>
-    <w:p>
-      <w:pPr>
-        <w:pStyle w:val="ListBullet"/>
-      </w:pPr>
-      <w:r>
-        <w:t>I can handle a changed case.</w:t>
-      </w:r>
-    </w:p>
-    <w:p>
-      <w:pPr>
-        <w:pStyle w:val="ListBullet"/>
-      </w:pPr>
-      <w:r>
-        <w:t>I can name a limit.</w:t>
-      </w:r>
-    </w:p>
-    <w:p>
-      <w:r>
-        <w:t>Mark each as not yet, with help or independently, and attach supporting work.</w:t>
-      </w:r>
-    </w:p>
-    <w:p>
-      <w:pPr>
-        <w:spacing w:line="336" w:lineRule="auto" w:after="180"/>
-      </w:pPr>
-      <w:r>
-        <w:rPr>
-          <w:b w:val="0"/>
-        </w:rPr>
-        <w:t>Teacher review ____________________  Next step ____________________</w:t>
-      </w:r>
-    </w:p>
-    <w:p>
-      <w:pPr>
-        <w:pStyle w:val="Heading1"/>
-      </w:pPr>
-      <w:r>
-        <w:t>11. Transfer practice from the original programme</w:t>
-      </w:r>
-    </w:p>
-    <w:p>
-      <w:r>
-        <w:t>Use this earlier case as transfer practice. A case already discussed with feedback is not fresh assessment evidence.</w:t>
-      </w:r>
-    </w:p>
-    <w:p>
-      <w:pPr>
-        <w:spacing w:line="336" w:lineRule="auto" w:after="180"/>
-      </w:pPr>
-      <w:r>
-        <w:rPr>
-          <w:b w:val="0"/>
-        </w:rPr>
-        <w:t>An assistant improves from 6/10 to 8/10 on reused development questions, but now answers one formerly safe unanswerable case with a guess. Assess the change and specify final testing.</w:t>
-      </w:r>
-    </w:p>
-    <w:p>
-      <w:pPr>
-        <w:pStyle w:val="Heading3"/>
-      </w:pPr>
-      <w:r>
-        <w:t>My independently reasoned answer</w:t>
-      </w:r>
-    </w:p>
-    <w:p>
-      <w:r>
-        <w:t>________________________________________________________________</w:t>
-      </w:r>
-    </w:p>
-    <w:p>
-      <w:r>
-        <w:t>________________________________________________________________</w:t>
-      </w:r>
-    </w:p>
-    <w:p>
-      <w:r>
-        <w:t>________________________________________________________________</w:t>
-      </w:r>
-    </w:p>
-    <w:p>
-      <w:r>
-        <w:t>________________________________________________________________</w:t>
-      </w:r>
-    </w:p>
-    <w:p>
-      <w:r>
-        <w:t>________________________________________________________________</w:t>
-      </w:r>
-    </w:p>
-    <w:p>
-      <w:r>
-        <w:t>________________________________________________________________</w:t>
-      </w:r>
-    </w:p>
-    <w:p>
-      <w:r>
-        <w:t>________________________________________________________________</w:t>
-      </w:r>
-    </w:p>
-    <w:p>
-      <w:pPr>
-        <w:spacing w:line="336" w:lineRule="auto" w:after="180"/>
-      </w:pPr>
-      <w:r>
-        <w:rPr>
-          <w:b w:val="0"/>
-        </w:rPr>
-        <w:t>Record support used: none, hint or teacher explanation.</w:t>
-      </w:r>
-    </w:p>
-    <w:p>
-      <w:pPr>
-        <w:pStyle w:val="Heading1"/>
-      </w:pPr>
-      <w:r>
-        <w:t>12. W1 Explain the mechanism</w:t>
-      </w:r>
-    </w:p>
-    <w:p>
-      <w:r>
-        <w:t>Explain the mechanism. Apply the supplied Capstone Evaluate and Improve facts and keep your reasoning.</w:t>
-      </w:r>
-    </w:p>
-    <w:p>
-      <w:pPr>
-        <w:pStyle w:val="Heading3"/>
-      </w:pPr>
-      <w:r>
-        <w:t>Where to find the supplied example</w:t>
-      </w:r>
-    </w:p>
-    <w:p>
-      <w:pPr>
-        <w:spacing w:line="336" w:lineRule="auto" w:after="180"/>
-        <w:shd w:fill="F1F6F8"/>
-      </w:pPr>
-      <w:r>
-        <w:rPr>
-          <w:b w:val="0"/>
-        </w:rPr>
-        <w:t>Reference for this exercise: open this week’s student lesson, “Capstone Evaluate and Improve”, at “See how it works” and “Follow a worked example”. Use the original worked values or code named in the question; the later pictorial case is a separate example. Keep this reference beside your workbook while practising.</w:t>
-      </w:r>
-    </w:p>
-    <w:p>
-      <w:pPr>
-        <w:spacing w:line="336" w:lineRule="auto" w:after="180"/>
-      </w:pPr>
-      <w:r>
-        <w:rPr>
-          <w:b w:val="0"/>
-        </w:rPr>
-        <w:t xml:space="preserve">Explain the weekly </w:t>
-      </w:r>
-      <w:r>
-        <w:rPr>
-          <w:b/>
-        </w:rPr>
-        <w:t>mechanism</w:t>
-      </w:r>
-      <w:r>
-        <w:rPr>
-          <w:b w:val="0"/>
-        </w:rPr>
-        <w:t xml:space="preserve"> in your own words. Use the worked scenario to name its </w:t>
-      </w:r>
-      <w:r>
-        <w:rPr>
-          <w:b/>
-        </w:rPr>
-        <w:t>input</w:t>
-      </w:r>
-      <w:r>
-        <w:rPr>
-          <w:b w:val="0"/>
-        </w:rPr>
-        <w:t xml:space="preserve">, decision rule and </w:t>
-      </w:r>
-      <w:r>
-        <w:rPr>
-          <w:b/>
-        </w:rPr>
-        <w:t>output</w:t>
-      </w:r>
-      <w:r>
-        <w:rPr>
-          <w:b w:val="0"/>
-        </w:rPr>
-        <w:t>.</w:t>
-      </w:r>
-    </w:p>
-    <w:p>
-      <w:pPr>
-        <w:pStyle w:val="Heading3"/>
-      </w:pPr>
-      <w:r>
-        <w:t>My reasoning and evidence</w:t>
-      </w:r>
-    </w:p>
-    <w:p>
-      <w:r>
-        <w:t>________________________________________________________________</w:t>
-      </w:r>
-    </w:p>
-    <w:p>
-      <w:r>
-        <w:t>________________________________________________________________</w:t>
-      </w:r>
-    </w:p>
-    <w:p>
-      <w:r>
-        <w:t>________________________________________________________________</w:t>
-      </w:r>
-    </w:p>
-    <w:p>
-      <w:r>
-        <w:t>________________________________________________________________</w:t>
-      </w:r>
-    </w:p>
-    <w:p>
-      <w:r>
-        <w:t>________________________________________________________________</w:t>
-      </w:r>
-    </w:p>
-    <w:p>
-      <w:r>
-        <w:t>________________________________________________________________</w:t>
-      </w:r>
-    </w:p>
-    <w:p>
-      <w:pPr>
-        <w:pStyle w:val="Heading1"/>
-      </w:pPr>
-      <w:r>
-        <w:t>13. W2 Trace the worked case</w:t>
-      </w:r>
-    </w:p>
-    <w:p>
-      <w:r>
-        <w:t>Trace the worked case. Apply the supplied Capstone Evaluate and Improve facts and keep your reasoning.</w:t>
-      </w:r>
-    </w:p>
-    <w:p>
-      <w:pPr>
-        <w:spacing w:line="336" w:lineRule="auto" w:after="180"/>
-      </w:pPr>
-      <w:r>
-        <w:rPr>
-          <w:b w:val="0"/>
-        </w:rPr>
-        <w:t>On ten final cases baseline passes seven and assistant eight. One assistant failure exposes a teacher-only source to a student. Show the intermediate steps and give the conclusion with its scope.</w:t>
-      </w:r>
-    </w:p>
-    <w:p>
-      <w:pPr>
-        <w:pStyle w:val="Heading3"/>
-      </w:pPr>
-      <w:r>
-        <w:t>My reasoning and evidence</w:t>
-      </w:r>
-    </w:p>
-    <w:p>
-      <w:r>
-        <w:t>________________________________________________________________</w:t>
-      </w:r>
-    </w:p>
-    <w:p>
-      <w:r>
-        <w:t>________________________________________________________________</w:t>
-      </w:r>
-    </w:p>
-    <w:p>
-      <w:r>
-        <w:t>________________________________________________________________</w:t>
-      </w:r>
-    </w:p>
-    <w:p>
-      <w:r>
-        <w:t>________________________________________________________________</w:t>
-      </w:r>
-    </w:p>
-    <w:p>
-      <w:r>
-        <w:t>________________________________________________________________</w:t>
-      </w:r>
-    </w:p>
-    <w:p>
-      <w:r>
-        <w:t>________________________________________________________________</w:t>
-      </w:r>
-    </w:p>
-    <w:p>
-      <w:r>
-        <w:t>________________________________________________________________</w:t>
-      </w:r>
-    </w:p>
-    <w:p>
-      <w:pPr>
-        <w:pStyle w:val="Heading1"/>
-      </w:pPr>
-      <w:r>
-        <w:t>14. W3 Audit the limit</w:t>
-      </w:r>
-    </w:p>
-    <w:p>
-      <w:r>
-        <w:t>Audit the limit. Apply the supplied Capstone Evaluate and Improve facts and keep your reasoning.</w:t>
-      </w:r>
-    </w:p>
-    <w:p>
-      <w:pPr>
-        <w:spacing w:line="336" w:lineRule="auto" w:after="180"/>
-      </w:pPr>
-      <w:r>
-        <w:rPr>
-          <w:b w:val="0"/>
-        </w:rPr>
-        <w:t>A report omits this qualification: A revised procedure evaluated on inspected cases cannot be described as newly independent final testing.</w:t>
-      </w:r>
-    </w:p>
-    <w:p>
-      <w:pPr>
-        <w:spacing w:line="336" w:lineRule="auto" w:after="180"/>
-      </w:pPr>
-      <w:r>
-        <w:rPr>
-          <w:b w:val="0"/>
-        </w:rPr>
-        <w:t>Explain how omitting it could change a reader's interpretation, and write an accurate replacement.</w:t>
-      </w:r>
-    </w:p>
-    <w:p>
-      <w:pPr>
-        <w:pStyle w:val="Heading3"/>
-      </w:pPr>
-      <w:r>
-        <w:t>My reasoning and evidence</w:t>
-      </w:r>
-    </w:p>
-    <w:p>
-      <w:r>
-        <w:t>________________________________________________________________</w:t>
-      </w:r>
-    </w:p>
-    <w:p>
-      <w:r>
-        <w:t>________________________________________________________________</w:t>
-      </w:r>
-    </w:p>
-    <w:p>
-      <w:r>
-        <w:t>________________________________________________________________</w:t>
-      </w:r>
-    </w:p>
-    <w:p>
-      <w:r>
-        <w:t>________________________________________________________________</w:t>
-      </w:r>
-    </w:p>
-    <w:p>
-      <w:r>
-        <w:t>________________________________________________________________</w:t>
-      </w:r>
-    </w:p>
-    <w:p>
-      <w:r>
-        <w:t>________________________________________________________________</w:t>
-      </w:r>
-    </w:p>
-    <w:p>
-      <w:pPr>
-        <w:pStyle w:val="Heading1"/>
-      </w:pPr>
-      <w:r>
-        <w:t>15. W4 Apply a new case independently</w:t>
-      </w:r>
-    </w:p>
-    <w:p>
-      <w:r>
-        <w:t>Attempt before feedback. If this repeats the selected independent case, reuse that first attempt; otherwise keep a separate record. Apply a new case independently. Apply the supplied Capstone Evaluate and Improve facts and keep your reasoning.</w:t>
-      </w:r>
-    </w:p>
-    <w:p>
-      <w:pPr>
-        <w:spacing w:line="336" w:lineRule="auto" w:after="180"/>
-      </w:pPr>
-      <w:r>
-        <w:rPr>
-          <w:b w:val="0"/>
-        </w:rPr>
-        <w:t xml:space="preserve">Twelve final cases baseline passes nine, candidate ten; candidate makes one unauthorised booking. Policy requires zero unauthorised actions. Decide release and revision </w:t>
-      </w:r>
-      <w:r>
-        <w:rPr>
-          <w:b/>
-        </w:rPr>
-        <w:t>evidence</w:t>
-      </w:r>
-      <w:r>
-        <w:rPr>
-          <w:b w:val="0"/>
-        </w:rPr>
-        <w:t>.</w:t>
-      </w:r>
-    </w:p>
-    <w:p>
-      <w:pPr>
-        <w:pStyle w:val="Heading3"/>
-      </w:pPr>
-      <w:r>
-        <w:t>My reasoning and evidence</w:t>
-      </w:r>
-    </w:p>
-    <w:p>
-      <w:r>
-        <w:t>________________________________________________________________</w:t>
-      </w:r>
-    </w:p>
-    <w:p>
-      <w:r>
-        <w:t>________________________________________________________________</w:t>
-      </w:r>
-    </w:p>
-    <w:p>
-      <w:r>
-        <w:t>________________________________________________________________</w:t>
-      </w:r>
-    </w:p>
-    <w:p>
-      <w:r>
-        <w:t>________________________________________________________________</w:t>
-      </w:r>
-    </w:p>
-    <w:p>
-      <w:r>
-        <w:t>________________________________________________________________</w:t>
-      </w:r>
-    </w:p>
-    <w:p>
-      <w:r>
-        <w:t>________________________________________________________________</w:t>
-      </w:r>
-    </w:p>
-    <w:p>
-      <w:r>
-        <w:t>________________________________________________________________</w:t>
-      </w:r>
-    </w:p>
-    <w:p>
-      <w:r>
-        <w:t>________________________________________________________________</w:t>
-      </w:r>
-    </w:p>
-    <w:p>
-      <w:pPr>
-        <w:pStyle w:val="Heading1"/>
-      </w:pPr>
-      <w:r>
-        <w:t>16. W5 Design a revealing follow-up</w:t>
-      </w:r>
-    </w:p>
-    <w:p>
-      <w:r>
-        <w:t>Design a revealing follow-up. Apply the supplied Capstone Evaluate and Improve facts and keep your reasoning.</w:t>
-      </w:r>
-    </w:p>
-    <w:p>
-      <w:pPr>
-        <w:pStyle w:val="Heading3"/>
-      </w:pPr>
-      <w:r>
-        <w:t>Where to find the supplied example</w:t>
-      </w:r>
-    </w:p>
-    <w:p>
-      <w:pPr>
-        <w:spacing w:line="336" w:lineRule="auto" w:after="180"/>
-        <w:shd w:fill="F1F6F8"/>
-      </w:pPr>
-      <w:r>
-        <w:rPr>
-          <w:b w:val="0"/>
-        </w:rPr>
-        <w:t>Reference for this exercise: open this week’s student lesson, “Capstone Evaluate and Improve”, at “See how it works” and “Follow a worked example”. Use the original worked values or code named in the question; the later pictorial case is a separate example. Keep this reference beside your workbook while practising.</w:t>
-      </w:r>
-    </w:p>
-    <w:p>
-      <w:pPr>
-        <w:spacing w:line="336" w:lineRule="auto" w:after="180"/>
-      </w:pPr>
-      <w:r>
-        <w:rPr>
-          <w:b w:val="0"/>
-        </w:rPr>
-        <w:t>For the worked scenario, propose one additional case that could reveal a failure, describe its expected outcome before running it, and explain what would need to remain fixed for a fair comparison.</w:t>
-      </w:r>
-    </w:p>
-    <w:p>
-      <w:pPr>
-        <w:spacing w:line="336" w:lineRule="auto" w:after="180"/>
-      </w:pPr>
-      <w:r>
-        <w:rPr>
-          <w:b w:val="0"/>
-        </w:rPr>
-        <w:t>Do not reuse W4 as a new final test after receiving feedback.</w:t>
-      </w:r>
-    </w:p>
-    <w:p>
-      <w:pPr>
-        <w:pStyle w:val="Heading3"/>
-      </w:pPr>
-      <w:r>
-        <w:t>My reasoning and evidence</w:t>
-      </w:r>
-    </w:p>
-    <w:p>
-      <w:r>
-        <w:t>________________________________________________________________</w:t>
-      </w:r>
-    </w:p>
-    <w:p>
-      <w:r>
-        <w:t>________________________________________________________________</w:t>
-      </w:r>
-    </w:p>
-    <w:p>
-      <w:r>
-        <w:t>________________________________________________________________</w:t>
-      </w:r>
-    </w:p>
-    <w:p>
-      <w:r>
-        <w:t>________________________________________________________________</w:t>
-      </w:r>
-    </w:p>
-    <w:p>
-      <w:r>
-        <w:t>________________________________________________________________</w:t>
-      </w:r>
-    </w:p>
-    <w:p>
-      <w:r>
-        <w:t>________________________________________________________________</w:t>
-      </w:r>
-    </w:p>
-    <w:p>
-      <w:r>
-        <w:t>________________________________________________________________</w:t>
-      </w:r>
-    </w:p>
-    <w:p>
-      <w:pPr>
-        <w:pStyle w:val="Heading1"/>
-      </w:pPr>
-      <w:r>
-        <w:t>17. Latency cost and resource use — W1 Explain the mechanism</w:t>
-      </w:r>
-    </w:p>
-    <w:p>
-      <w:r>
-        <w:t>Use the supplied Capstone Evaluate and Improve task to record your reasoning, evidence and next step.</w:t>
-      </w:r>
-    </w:p>
-    <w:p>
-      <w:pPr>
-        <w:spacing w:line="336" w:lineRule="auto" w:after="180"/>
-      </w:pPr>
-      <w:r>
-        <w:rPr>
-          <w:b w:val="0"/>
-        </w:rPr>
-        <w:t xml:space="preserve">Explain the weekly </w:t>
-      </w:r>
-      <w:r>
-        <w:rPr>
-          <w:b/>
-        </w:rPr>
-        <w:t>mechanism</w:t>
-      </w:r>
-      <w:r>
-        <w:rPr>
-          <w:b w:val="0"/>
-        </w:rPr>
-        <w:t xml:space="preserve"> in your own words. Use the worked scenario to name its </w:t>
-      </w:r>
-      <w:r>
-        <w:rPr>
-          <w:b/>
-        </w:rPr>
-        <w:t>input</w:t>
-      </w:r>
-      <w:r>
-        <w:rPr>
-          <w:b w:val="0"/>
-        </w:rPr>
-        <w:t xml:space="preserve">, decision rule and </w:t>
-      </w:r>
-      <w:r>
-        <w:rPr>
-          <w:b/>
-        </w:rPr>
-        <w:t>output</w:t>
-      </w:r>
-      <w:r>
-        <w:rPr>
-          <w:b w:val="0"/>
-        </w:rPr>
-        <w:t>.</w:t>
-      </w:r>
-    </w:p>
-    <w:p>
-      <w:pPr>
-        <w:pStyle w:val="Heading3"/>
-      </w:pPr>
-      <w:r>
-        <w:t>My reasoning and evidence</w:t>
-      </w:r>
-    </w:p>
-    <w:p>
-      <w:r>
-        <w:t>________________________________________________________________</w:t>
-      </w:r>
-    </w:p>
-    <w:p>
-      <w:r>
-        <w:t>________________________________________________________________</w:t>
-      </w:r>
-    </w:p>
-    <w:p>
-      <w:r>
-        <w:t>________________________________________________________________</w:t>
-      </w:r>
-    </w:p>
-    <w:p>
-      <w:r>
-        <w:t>________________________________________________________________</w:t>
-      </w:r>
-    </w:p>
-    <w:p>
-      <w:r>
-        <w:t>________________________________________________________________</w:t>
-      </w:r>
-    </w:p>
-    <w:p>
-      <w:r>
-        <w:t>________________________________________________________________</w:t>
-      </w:r>
-    </w:p>
-    <w:p>
-      <w:pPr>
-        <w:pStyle w:val="Heading1"/>
-      </w:pPr>
-      <w:r>
-        <w:t>18. Latency cost and resource use — W2 Trace the worked case</w:t>
-      </w:r>
-    </w:p>
-    <w:p>
-      <w:r>
-        <w:t>Use the supplied Capstone Evaluate and Improve task to record your reasoning, evidence and next step.</w:t>
-      </w:r>
-    </w:p>
-    <w:p>
-      <w:pPr>
-        <w:spacing w:line="336" w:lineRule="auto" w:after="180"/>
-      </w:pPr>
-      <w:r>
-        <w:rPr>
-          <w:b w:val="0"/>
-        </w:rPr>
-        <w:t xml:space="preserve">A request uses 500 </w:t>
-      </w:r>
-      <w:r>
-        <w:rPr>
-          <w:b/>
-        </w:rPr>
-        <w:t>input</w:t>
-      </w:r>
-      <w:r>
-        <w:rPr>
-          <w:b w:val="0"/>
-        </w:rPr>
-        <w:t xml:space="preserve"> units and 200 </w:t>
-      </w:r>
-      <w:r>
-        <w:rPr>
-          <w:b/>
-        </w:rPr>
-        <w:t>output</w:t>
-      </w:r>
-      <w:r>
-        <w:rPr>
-          <w:b w:val="0"/>
-        </w:rPr>
-        <w:t xml:space="preserve"> units; starts at 10.0 seconds and finishes at 13.5. Show the intermediate steps and give the conclusion with its scope.</w:t>
-      </w:r>
-    </w:p>
-    <w:p>
-      <w:pPr>
-        <w:pStyle w:val="Heading3"/>
-      </w:pPr>
-      <w:r>
-        <w:t>My reasoning and evidence</w:t>
-      </w:r>
-    </w:p>
-    <w:p>
-      <w:r>
-        <w:t>________________________________________________________________</w:t>
-      </w:r>
-    </w:p>
-    <w:p>
-      <w:r>
-        <w:t>________________________________________________________________</w:t>
-      </w:r>
-    </w:p>
-    <w:p>
-      <w:r>
-        <w:t>________________________________________________________________</w:t>
-      </w:r>
-    </w:p>
-    <w:p>
-      <w:r>
-        <w:t>________________________________________________________________</w:t>
-      </w:r>
-    </w:p>
-    <w:p>
-      <w:r>
-        <w:t>________________________________________________________________</w:t>
-      </w:r>
-    </w:p>
-    <w:p>
-      <w:r>
-        <w:t>________________________________________________________________</w:t>
-      </w:r>
-    </w:p>
-    <w:p>
-      <w:r>
-        <w:t>________________________________________________________________</w:t>
-      </w:r>
-    </w:p>
-    <w:p>
-      <w:pPr>
-        <w:pStyle w:val="Heading1"/>
-      </w:pPr>
-      <w:r>
-        <w:t>19. Latency cost and resource use — W3 Audit the limit</w:t>
-      </w:r>
-    </w:p>
-    <w:p>
-      <w:r>
-        <w:t>Use the supplied Capstone Evaluate and Improve task to record your reasoning, evidence and next step.</w:t>
-      </w:r>
-    </w:p>
-    <w:p>
-      <w:pPr>
-        <w:spacing w:line="336" w:lineRule="auto" w:after="180"/>
-      </w:pPr>
-      <w:r>
-        <w:rPr>
-          <w:b w:val="0"/>
-        </w:rPr>
-        <w:t xml:space="preserve">A report omits this qualification: Resource comparisons require matched task conditions and quality </w:t>
-      </w:r>
-      <w:r>
-        <w:rPr>
-          <w:b/>
-        </w:rPr>
-        <w:t>evidence</w:t>
-      </w:r>
-      <w:r>
-        <w:rPr>
-          <w:b w:val="0"/>
-        </w:rPr>
-        <w:t>; a cheaper failing system is not automatically better.</w:t>
-      </w:r>
-    </w:p>
-    <w:p>
-      <w:pPr>
-        <w:spacing w:line="336" w:lineRule="auto" w:after="180"/>
-      </w:pPr>
-      <w:r>
-        <w:rPr>
-          <w:b w:val="0"/>
-        </w:rPr>
-        <w:t>Explain how omitting it could change a reader's interpretation, and write an accurate replacement.</w:t>
-      </w:r>
-    </w:p>
-    <w:p>
-      <w:pPr>
-        <w:pStyle w:val="Heading3"/>
-      </w:pPr>
-      <w:r>
-        <w:t>My reasoning and evidence</w:t>
-      </w:r>
-    </w:p>
-    <w:p>
-      <w:r>
-        <w:t>________________________________________________________________</w:t>
-      </w:r>
-    </w:p>
-    <w:p>
-      <w:r>
-        <w:t>________________________________________________________________</w:t>
-      </w:r>
-    </w:p>
-    <w:p>
-      <w:r>
-        <w:t>________________________________________________________________</w:t>
-      </w:r>
-    </w:p>
-    <w:p>
-      <w:r>
-        <w:t>________________________________________________________________</w:t>
-      </w:r>
-    </w:p>
-    <w:p>
-      <w:r>
-        <w:t>________________________________________________________________</w:t>
-      </w:r>
-    </w:p>
-    <w:p>
-      <w:r>
-        <w:t>________________________________________________________________</w:t>
-      </w:r>
-    </w:p>
-    <w:p>
-      <w:pPr>
-        <w:pStyle w:val="Heading1"/>
-      </w:pPr>
-      <w:r>
-        <w:t>20. Latency cost and resource use — W4 Apply a new case independently</w:t>
-      </w:r>
-    </w:p>
-    <w:p>
-      <w:r>
-        <w:t>Use the supplied Capstone Evaluate and Improve task to record your reasoning, evidence and next step.</w:t>
-      </w:r>
-    </w:p>
-    <w:p>
-      <w:pPr>
-        <w:spacing w:line="336" w:lineRule="auto" w:after="180"/>
-      </w:pPr>
-      <w:r>
-        <w:rPr>
-          <w:b w:val="0"/>
-        </w:rPr>
-        <w:t xml:space="preserve">Request X uses 1000 </w:t>
-      </w:r>
-      <w:r>
-        <w:rPr>
-          <w:b/>
-        </w:rPr>
-        <w:t>input</w:t>
-      </w:r>
-      <w:r>
-        <w:rPr>
-          <w:b w:val="0"/>
-        </w:rPr>
-        <w:t xml:space="preserve"> and 300 </w:t>
-      </w:r>
-      <w:r>
-        <w:rPr>
-          <w:b/>
-        </w:rPr>
-        <w:t>output</w:t>
-      </w:r>
-      <w:r>
-        <w:rPr>
-          <w:b w:val="0"/>
-        </w:rPr>
-        <w:t xml:space="preserve"> units; Y uses 200 </w:t>
-      </w:r>
-      <w:r>
-        <w:rPr>
-          <w:b/>
-        </w:rPr>
-        <w:t>input</w:t>
-      </w:r>
-      <w:r>
-        <w:rPr>
-          <w:b w:val="0"/>
-        </w:rPr>
-        <w:t xml:space="preserve"> and 100 </w:t>
-      </w:r>
-      <w:r>
-        <w:rPr>
-          <w:b/>
-        </w:rPr>
-        <w:t>output</w:t>
-      </w:r>
-      <w:r>
-        <w:rPr>
-          <w:b w:val="0"/>
-        </w:rPr>
-        <w:t xml:space="preserve">. Under the same fictional </w:t>
-      </w:r>
-      <w:r>
-        <w:rPr>
-          <w:b/>
-        </w:rPr>
-        <w:t>tariff</w:t>
-      </w:r>
-      <w:r>
-        <w:rPr>
-          <w:b w:val="0"/>
-        </w:rPr>
-        <w:t xml:space="preserve"> compute individual and total cost.</w:t>
-      </w:r>
-    </w:p>
-    <w:p>
-      <w:pPr>
-        <w:pStyle w:val="Heading3"/>
-      </w:pPr>
-      <w:r>
-        <w:t>My reasoning and evidence</w:t>
-      </w:r>
-    </w:p>
-    <w:p>
-      <w:r>
-        <w:t>________________________________________________________________</w:t>
-      </w:r>
-    </w:p>
-    <w:p>
-      <w:r>
-        <w:t>________________________________________________________________</w:t>
-      </w:r>
-    </w:p>
-    <w:p>
-      <w:r>
-        <w:t>________________________________________________________________</w:t>
-      </w:r>
-    </w:p>
-    <w:p>
-      <w:r>
-        <w:t>________________________________________________________________</w:t>
-      </w:r>
-    </w:p>
-    <w:p>
-      <w:r>
-        <w:t>________________________________________________________________</w:t>
-      </w:r>
-    </w:p>
-    <w:p>
-      <w:r>
-        <w:t>________________________________________________________________</w:t>
-      </w:r>
-    </w:p>
-    <w:p>
-      <w:r>
-        <w:t>________________________________________________________________</w:t>
-      </w:r>
-    </w:p>
-    <w:p>
-      <w:r>
-        <w:t>________________________________________________________________</w:t>
-      </w:r>
-    </w:p>
-    <w:p>
-      <w:pPr>
-        <w:pStyle w:val="Heading1"/>
-      </w:pPr>
-      <w:r>
-        <w:t>21. Latency cost and resource use — W5 Design a revealing follow-up</w:t>
-      </w:r>
-    </w:p>
-    <w:p>
-      <w:r>
-        <w:t>Use the supplied Capstone Evaluate and Improve task to record your reasoning, evidence and next step.</w:t>
-      </w:r>
-    </w:p>
-    <w:p>
-      <w:pPr>
-        <w:spacing w:line="336" w:lineRule="auto" w:after="180"/>
-      </w:pPr>
-      <w:r>
-        <w:rPr>
-          <w:b w:val="0"/>
-        </w:rPr>
-        <w:t>For the worked scenario, propose one additional case that could reveal a failure, describe its expected outcome before running it, and explain what would need to remain fixed for a fair comparison.</w:t>
-      </w:r>
-    </w:p>
-    <w:p>
-      <w:pPr>
-        <w:spacing w:line="336" w:lineRule="auto" w:after="180"/>
-      </w:pPr>
-      <w:r>
-        <w:rPr>
-          <w:b w:val="0"/>
-        </w:rPr>
-        <w:t>Do not reuse W4 as a new final test after receiving feedback.</w:t>
-      </w:r>
-    </w:p>
-    <w:p>
-      <w:pPr>
-        <w:pStyle w:val="Heading3"/>
-      </w:pPr>
-      <w:r>
-        <w:t>My reasoning and evidence</w:t>
-      </w:r>
-    </w:p>
-    <w:p>
-      <w:r>
-        <w:t>________________________________________________________________</w:t>
-      </w:r>
-    </w:p>
-    <w:p>
-      <w:r>
-        <w:t>________________________________________________________________</w:t>
-      </w:r>
-    </w:p>
-    <w:p>
-      <w:r>
-        <w:t>________________________________________________________________</w:t>
-      </w:r>
-    </w:p>
-    <w:p>
-      <w:r>
-        <w:t>________________________________________________________________</w:t>
-      </w:r>
-    </w:p>
-    <w:p>
-      <w:r>
-        <w:t>________________________________________________________________</w:t>
-      </w:r>
-    </w:p>
-    <w:p>
-      <w:r>
-        <w:t>________________________________________________________________</w:t>
-      </w:r>
-    </w:p>
-    <w:p>
-      <w:r>
-        <w:t>________________________________________________________________</w:t>
-      </w:r>
-    </w:p>
-    <w:p>
-      <w:pPr>
-        <w:pStyle w:val="Heading1"/>
-      </w:pPr>
-      <w:r>
-        <w:t>22. Feedback, return check and learning record</w:t>
-      </w:r>
-    </w:p>
-    <w:p>
-      <w:r>
-        <w:t>Record the first repaired step and a different case to revisit after a delay.</w:t>
+        <w:t>22. Feedback · Repair and return</w:t>
+      </w:r>
+    </w:p>
+    <w:p>
+      <w:r>
+        <w:t>Keep first attempt, repair and a changed-case check.</w:t>
+      </w:r>
+    </w:p>
+    <w:p>
+      <w:pPr>
+        <w:pStyle w:val="Heading2"/>
+      </w:pPr>
+      <w:r>
+        <w:t>Your evidence record</w:t>
       </w:r>
     </w:p>
     <w:tbl>
@@ -2139,13 +851,202 @@
     </w:tbl>
     <w:p>
       <w:pPr>
+        <w:pStyle w:val="ListBullet"/>
+      </w:pPr>
+      <w:r>
+        <w:t>Revisit this idea with your teacher after a delay. Familiarity is different from explaining and using it on a changed case.</w:t>
+      </w:r>
+    </w:p>
+    <w:p>
+      <w:pPr>
+        <w:pStyle w:val="Heading1"/>
+      </w:pPr>
+      <w:r>
+        <w:t>10. Finish · Judge your evidence</w:t>
+      </w:r>
+    </w:p>
+    <w:p>
+      <w:r>
+        <w:t>Point to work that supports your judgement.</w:t>
+      </w:r>
+    </w:p>
+    <w:p>
+      <w:pPr>
+        <w:pStyle w:val="Heading2"/>
+      </w:pPr>
+      <w:r>
+        <w:t>Your evidence record</w:t>
+      </w:r>
+    </w:p>
+    <w:p>
+      <w:pPr>
+        <w:pStyle w:val="ListBullet"/>
+      </w:pPr>
+      <w:r>
+        <w:t>I can explain the mechanism. I can show evidence. I can handle a changed case. I can name a limit. Mark each as not yet, with help or independently, and attach supporting work.</w:t>
+      </w:r>
+    </w:p>
+    <w:p>
+      <w:pPr>
+        <w:pStyle w:val="ListBullet"/>
+      </w:pPr>
+      <w:r>
+        <w:t>Teacher review ____________________  Next step ____________________</w:t>
+      </w:r>
+    </w:p>
+    <w:p>
+      <w:pPr>
+        <w:pStyle w:val="Heading1"/>
+      </w:pPr>
+      <w:r>
+        <w:t>Reference bank and extra practice</w:t>
+      </w:r>
+    </w:p>
+    <w:p>
+      <w:pPr>
+        <w:pStyle w:val="Heading1"/>
+      </w:pPr>
+      <w:r>
+        <w:t>02. Reference · Supported W2 record</w:t>
+      </w:r>
+    </w:p>
+    <w:p>
+      <w:r>
+        <w:t>Use when helpful; keep this practice separate from the selected first attempt.</w:t>
+      </w:r>
+    </w:p>
+    <w:p>
+      <w:pPr>
+        <w:pStyle w:val="Heading2"/>
+      </w:pPr>
+      <w:r>
+        <w:t>Additional evidence</w:t>
+      </w:r>
+    </w:p>
+    <w:p>
+      <w:pPr>
         <w:spacing w:line="336" w:lineRule="auto" w:after="180"/>
       </w:pPr>
       <w:r>
         <w:rPr>
           <w:b w:val="0"/>
         </w:rPr>
-        <w:t>Revisit this idea with your teacher after a delay. Familiarity is different from explaining and using it on a changed case.</w:t>
+        <w:t>Use W2: Trace the worked case for Capstone evaluation and revision. Record the answer once; the lesson and workbook refer to the same attempt.</w:t>
+      </w:r>
+    </w:p>
+    <w:tbl>
+      <w:tblPr>
+        <w:tblStyle w:val="LightShading-Accent1"/>
+        <w:tblW w:type="auto" w:w="0"/>
+        <w:tblLook w:firstColumn="1" w:firstRow="1" w:lastColumn="0" w:lastRow="0" w:noHBand="0" w:noVBand="1" w:val="04A0"/>
+      </w:tblPr>
+      <w:tblGrid>
+        <w:gridCol w:w="2556"/>
+        <w:gridCol w:w="2556"/>
+        <w:gridCol w:w="2556"/>
+        <w:gridCol w:w="2556"/>
+      </w:tblGrid>
+      <w:tr>
+        <w:trPr>
+          <w:tblHeader/>
+        </w:trPr>
+        <w:tc>
+          <w:tcPr>
+            <w:tcW w:type="dxa" w:w="2556"/>
+          </w:tcPr>
+          <w:p>
+            <w:r>
+              <w:t>Given inputs</w:t>
+            </w:r>
+          </w:p>
+        </w:tc>
+        <w:tc>
+          <w:tcPr>
+            <w:tcW w:type="dxa" w:w="2556"/>
+          </w:tcPr>
+          <w:p>
+            <w:r>
+              <w:t>Procedure I chose</w:t>
+            </w:r>
+          </w:p>
+        </w:tc>
+        <w:tc>
+          <w:tcPr>
+            <w:tcW w:type="dxa" w:w="2556"/>
+          </w:tcPr>
+          <w:p>
+            <w:r>
+              <w:t>Middle steps</w:t>
+            </w:r>
+          </w:p>
+        </w:tc>
+        <w:tc>
+          <w:tcPr>
+            <w:tcW w:type="dxa" w:w="2556"/>
+          </w:tcPr>
+          <w:p>
+            <w:r>
+              <w:t>Result and check</w:t>
+            </w:r>
+          </w:p>
+        </w:tc>
+      </w:tr>
+      <w:tr>
+        <w:tc>
+          <w:tcPr>
+            <w:tcW w:type="dxa" w:w="2556"/>
+          </w:tcPr>
+          <w:p>
+            <w:r/>
+          </w:p>
+        </w:tc>
+        <w:tc>
+          <w:tcPr>
+            <w:tcW w:type="dxa" w:w="2556"/>
+          </w:tcPr>
+          <w:p>
+            <w:r/>
+          </w:p>
+        </w:tc>
+        <w:tc>
+          <w:tcPr>
+            <w:tcW w:type="dxa" w:w="2556"/>
+          </w:tcPr>
+          <w:p>
+            <w:r/>
+          </w:p>
+        </w:tc>
+        <w:tc>
+          <w:tcPr>
+            <w:tcW w:type="dxa" w:w="2556"/>
+          </w:tcPr>
+          <w:p>
+            <w:r/>
+          </w:p>
+        </w:tc>
+      </w:tr>
+    </w:tbl>
+    <w:p>
+      <w:pPr>
+        <w:pStyle w:val="Heading3"/>
+      </w:pPr>
+      <w:r>
+        <w:t>The step I completed without help, and the hint I needed</w:t>
+      </w:r>
+    </w:p>
+    <w:p>
+      <w:r>
+        <w:t>________________________________________________________________</w:t>
+      </w:r>
+    </w:p>
+    <w:p>
+      <w:r>
+        <w:t>________________________________________________________________</w:t>
+      </w:r>
+    </w:p>
+    <w:p>
+      <w:r>
+        <w:t>________________________________________________________________</w:t>
       </w:r>
     </w:p>
     <w:p>
@@ -2153,12 +1054,1069 @@
         <w:pStyle w:val="Heading1"/>
       </w:pPr>
       <w:r>
-        <w:t>23. Pictorial case practice: Capstone Evaluate and Improve</w:t>
-      </w:r>
-    </w:p>
-    <w:p>
-      <w:r>
-        <w:t>Choose a study-buddy revision using task performance and a mandatory privacy gate. Explain the labelled step before checking the changed condition.</w:t>
+        <w:t>03. Extra practice · Repair a claim</w:t>
+      </w:r>
+    </w:p>
+    <w:p>
+      <w:r>
+        <w:t>Use when helpful; keep this practice separate from the selected first attempt.</w:t>
+      </w:r>
+    </w:p>
+    <w:p>
+      <w:pPr>
+        <w:pStyle w:val="Heading2"/>
+      </w:pPr>
+      <w:r>
+        <w:t>Additional evidence</w:t>
+      </w:r>
+    </w:p>
+    <w:p>
+      <w:pPr>
+        <w:spacing w:line="336" w:lineRule="auto" w:after="180"/>
+      </w:pPr>
+      <w:r>
+        <w:rPr>
+          <w:b w:val="0"/>
+        </w:rPr>
+        <w:t>Use the worked case for Capstone evaluation and revision. Proposed explanation: “The worked result establishes every future case”. Decide whether this explanation is supported.</w:t>
+      </w:r>
+    </w:p>
+    <w:p>
+      <w:pPr>
+        <w:spacing w:line="336" w:lineRule="auto" w:after="180"/>
+      </w:pPr>
+      <w:r>
+        <w:rPr>
+          <w:b w:val="0"/>
+        </w:rPr>
+        <w:t>Point to the step or supplied fact that decides; explain your repair if needed.</w:t>
+      </w:r>
+    </w:p>
+    <w:p>
+      <w:pPr>
+        <w:pStyle w:val="Heading3"/>
+      </w:pPr>
+      <w:r>
+        <w:t>My explanation before partner discussion</w:t>
+      </w:r>
+    </w:p>
+    <w:p>
+      <w:r>
+        <w:t>________________________________________________________________</w:t>
+      </w:r>
+    </w:p>
+    <w:p>
+      <w:r>
+        <w:t>________________________________________________________________</w:t>
+      </w:r>
+    </w:p>
+    <w:p>
+      <w:r>
+        <w:t>________________________________________________________________</w:t>
+      </w:r>
+    </w:p>
+    <w:p>
+      <w:r>
+        <w:t>________________________________________________________________</w:t>
+      </w:r>
+    </w:p>
+    <w:p>
+      <w:pPr>
+        <w:pStyle w:val="Heading1"/>
+      </w:pPr>
+      <w:r>
+        <w:t>05. Reference · Earlier target</w:t>
+      </w:r>
+    </w:p>
+    <w:p>
+      <w:r>
+        <w:t>Use when helpful; keep this practice separate from the selected first attempt.</w:t>
+      </w:r>
+    </w:p>
+    <w:p>
+      <w:pPr>
+        <w:pStyle w:val="Heading2"/>
+      </w:pPr>
+      <w:r>
+        <w:t>Additional evidence</w:t>
+      </w:r>
+    </w:p>
+    <w:p>
+      <w:pPr>
+        <w:spacing w:line="336" w:lineRule="auto" w:after="180"/>
+      </w:pPr>
+      <w:r>
+        <w:rPr>
+          <w:b w:val="0"/>
+        </w:rPr>
+        <w:t>An assistant improves from 6/10 to 8/10 on reused development questions, but now answers one formerly safe unanswerable case with a guess. Assess the change and specify final testing.</w:t>
+      </w:r>
+    </w:p>
+    <w:p>
+      <w:pPr>
+        <w:pStyle w:val="Heading1"/>
+      </w:pPr>
+      <w:r>
+        <w:t>06. Extra practice · Earlier worked case</w:t>
+      </w:r>
+    </w:p>
+    <w:p>
+      <w:r>
+        <w:t>Use when helpful; keep this practice separate from the selected first attempt.</w:t>
+      </w:r>
+    </w:p>
+    <w:p>
+      <w:pPr>
+        <w:pStyle w:val="Heading2"/>
+      </w:pPr>
+      <w:r>
+        <w:t>Additional evidence</w:t>
+      </w:r>
+    </w:p>
+    <w:p>
+      <w:pPr>
+        <w:spacing w:line="336" w:lineRule="auto" w:after="180"/>
+      </w:pPr>
+      <w:r>
+        <w:rPr>
+          <w:b w:val="0"/>
+        </w:rPr>
+        <w:t>A revision improves supported answers from 6/10 to 8/10 on a development set.</w:t>
+      </w:r>
+    </w:p>
+    <w:p>
+      <w:pPr>
+        <w:spacing w:line="336" w:lineRule="auto" w:after="180"/>
+      </w:pPr>
+      <w:r>
+        <w:rPr>
+          <w:b w:val="0"/>
+        </w:rPr>
+        <w:t>What belongs in the report?</w:t>
+      </w:r>
+    </w:p>
+    <w:p>
+      <w:pPr>
+        <w:spacing w:line="336" w:lineRule="auto" w:after="180"/>
+      </w:pPr>
+      <w:r>
+        <w:rPr>
+          <w:b w:val="0"/>
+        </w:rPr>
+        <w:t xml:space="preserve">Show your trace, calculation or </w:t>
+      </w:r>
+      <w:r>
+        <w:rPr>
+          <w:b/>
+        </w:rPr>
+        <w:t>evidence</w:t>
+      </w:r>
+    </w:p>
+    <w:p>
+      <w:pPr>
+        <w:pStyle w:val="Heading3"/>
+      </w:pPr>
+      <w:r>
+        <w:t>Write or draw your reasoning and evidence.</w:t>
+      </w:r>
+    </w:p>
+    <w:p>
+      <w:r>
+        <w:t>________________________________________________________________</w:t>
+      </w:r>
+    </w:p>
+    <w:p>
+      <w:r>
+        <w:t>________________________________________________________________</w:t>
+      </w:r>
+    </w:p>
+    <w:p>
+      <w:r>
+        <w:t>________________________________________________________________</w:t>
+      </w:r>
+    </w:p>
+    <w:p>
+      <w:r>
+        <w:t>________________________________________________________________</w:t>
+      </w:r>
+    </w:p>
+    <w:p>
+      <w:r>
+        <w:t>________________________________________________________________</w:t>
+      </w:r>
+    </w:p>
+    <w:p>
+      <w:pPr>
+        <w:pStyle w:val="Heading1"/>
+      </w:pPr>
+      <w:r>
+        <w:t>07. Extra practice · Changed case</w:t>
+      </w:r>
+    </w:p>
+    <w:p>
+      <w:r>
+        <w:t>Use when helpful; keep this practice separate from the selected first attempt.</w:t>
+      </w:r>
+    </w:p>
+    <w:p>
+      <w:pPr>
+        <w:pStyle w:val="Heading2"/>
+      </w:pPr>
+      <w:r>
+        <w:t>Additional evidence</w:t>
+      </w:r>
+    </w:p>
+    <w:p>
+      <w:pPr>
+        <w:spacing w:line="336" w:lineRule="auto" w:after="180"/>
+      </w:pPr>
+      <w:r>
+        <w:rPr>
+          <w:b w:val="0"/>
+        </w:rPr>
+        <w:t>A revision improves four factual questions but fails two previously successful abstention cases. What should the evaluation report?</w:t>
+      </w:r>
+    </w:p>
+    <w:p>
+      <w:pPr>
+        <w:spacing w:line="336" w:lineRule="auto" w:after="180"/>
+      </w:pPr>
+      <w:r>
+        <w:rPr>
+          <w:b w:val="0"/>
+        </w:rPr>
+        <w:t>My practice reasoning</w:t>
+      </w:r>
+    </w:p>
+    <w:p>
+      <w:pPr>
+        <w:pStyle w:val="Heading3"/>
+      </w:pPr>
+      <w:r>
+        <w:t>Write or draw your reasoning and evidence.</w:t>
+      </w:r>
+    </w:p>
+    <w:p>
+      <w:r>
+        <w:t>________________________________________________________________</w:t>
+      </w:r>
+    </w:p>
+    <w:p>
+      <w:r>
+        <w:t>________________________________________________________________</w:t>
+      </w:r>
+    </w:p>
+    <w:p>
+      <w:r>
+        <w:t>________________________________________________________________</w:t>
+      </w:r>
+    </w:p>
+    <w:p>
+      <w:r>
+        <w:t>________________________________________________________________</w:t>
+      </w:r>
+    </w:p>
+    <w:p>
+      <w:r>
+        <w:t>________________________________________________________________</w:t>
+      </w:r>
+    </w:p>
+    <w:p>
+      <w:pPr>
+        <w:pStyle w:val="Heading3"/>
+      </w:pPr>
+      <w:r>
+        <w:t>Week 35 Test and reflect</w:t>
+      </w:r>
+    </w:p>
+    <w:p>
+      <w:pPr>
+        <w:pStyle w:val="Heading1"/>
+      </w:pPr>
+      <w:r>
+        <w:t>08. Extra practice · A revealing test</w:t>
+      </w:r>
+    </w:p>
+    <w:p>
+      <w:r>
+        <w:t>Use when helpful; keep this practice separate from the selected first attempt.</w:t>
+      </w:r>
+    </w:p>
+    <w:p>
+      <w:pPr>
+        <w:pStyle w:val="Heading2"/>
+      </w:pPr>
+      <w:r>
+        <w:t>Additional evidence</w:t>
+      </w:r>
+    </w:p>
+    <w:p>
+      <w:pPr>
+        <w:spacing w:line="336" w:lineRule="auto" w:after="180"/>
+      </w:pPr>
+      <w:r>
+        <w:rPr>
+          <w:b w:val="0"/>
+        </w:rPr>
+        <w:t xml:space="preserve">Create a changed </w:t>
+      </w:r>
+      <w:r>
+        <w:rPr>
+          <w:b/>
+        </w:rPr>
+        <w:t>input</w:t>
+      </w:r>
+      <w:r>
+        <w:rPr>
+          <w:b w:val="0"/>
+        </w:rPr>
+        <w:t>, boundary case or missing-information case. Write the expected answer or safe response before testing.</w:t>
+      </w:r>
+    </w:p>
+    <w:tbl>
+      <w:tblPr>
+        <w:tblStyle w:val="LightShading-Accent1"/>
+        <w:tblW w:type="auto" w:w="0"/>
+        <w:tblLook w:firstColumn="1" w:firstRow="1" w:lastColumn="0" w:lastRow="0" w:noHBand="0" w:noVBand="1" w:val="04A0"/>
+      </w:tblPr>
+      <w:tblGrid>
+        <w:gridCol w:w="5112"/>
+        <w:gridCol w:w="5112"/>
+      </w:tblGrid>
+      <w:tr>
+        <w:trPr>
+          <w:tblHeader/>
+        </w:trPr>
+        <w:tc>
+          <w:tcPr>
+            <w:tcW w:type="dxa" w:w="5112"/>
+          </w:tcPr>
+          <w:p>
+            <w:r>
+              <w:t>Test record</w:t>
+            </w:r>
+          </w:p>
+        </w:tc>
+        <w:tc>
+          <w:tcPr>
+            <w:tcW w:type="dxa" w:w="5112"/>
+          </w:tcPr>
+          <w:p>
+            <w:r>
+              <w:t>My evidence</w:t>
+            </w:r>
+          </w:p>
+        </w:tc>
+      </w:tr>
+      <w:tr>
+        <w:tc>
+          <w:tcPr>
+            <w:tcW w:type="dxa" w:w="5112"/>
+          </w:tcPr>
+          <w:p>
+            <w:r>
+              <w:t>Changed input or condition</w:t>
+            </w:r>
+          </w:p>
+        </w:tc>
+        <w:tc>
+          <w:tcPr>
+            <w:tcW w:type="dxa" w:w="5112"/>
+          </w:tcPr>
+          <w:p>
+            <w:r/>
+          </w:p>
+        </w:tc>
+      </w:tr>
+      <w:tr>
+        <w:tc>
+          <w:tcPr>
+            <w:tcW w:type="dxa" w:w="5112"/>
+          </w:tcPr>
+          <w:p>
+            <w:r>
+              <w:t>Expected answer or fallback</w:t>
+            </w:r>
+          </w:p>
+        </w:tc>
+        <w:tc>
+          <w:tcPr>
+            <w:tcW w:type="dxa" w:w="5112"/>
+          </w:tcPr>
+          <w:p>
+            <w:r/>
+          </w:p>
+        </w:tc>
+      </w:tr>
+      <w:tr>
+        <w:tc>
+          <w:tcPr>
+            <w:tcW w:type="dxa" w:w="5112"/>
+          </w:tcPr>
+          <w:p>
+            <w:r>
+              <w:t>Observed result</w:t>
+            </w:r>
+          </w:p>
+        </w:tc>
+        <w:tc>
+          <w:tcPr>
+            <w:tcW w:type="dxa" w:w="5112"/>
+          </w:tcPr>
+          <w:p>
+            <w:r/>
+          </w:p>
+        </w:tc>
+      </w:tr>
+      <w:tr>
+        <w:tc>
+          <w:tcPr>
+            <w:tcW w:type="dxa" w:w="5112"/>
+          </w:tcPr>
+          <w:p>
+            <w:r>
+              <w:t>Why the result occurred</w:t>
+            </w:r>
+          </w:p>
+        </w:tc>
+        <w:tc>
+          <w:tcPr>
+            <w:tcW w:type="dxa" w:w="5112"/>
+          </w:tcPr>
+          <w:p>
+            <w:r/>
+          </w:p>
+        </w:tc>
+      </w:tr>
+    </w:tbl>
+    <w:p>
+      <w:pPr>
+        <w:pStyle w:val="Heading1"/>
+      </w:pPr>
+      <w:r>
+        <w:t>11. Extra practice · Earlier transfer</w:t>
+      </w:r>
+    </w:p>
+    <w:p>
+      <w:r>
+        <w:t>Use when helpful; keep this practice separate from the selected first attempt.</w:t>
+      </w:r>
+    </w:p>
+    <w:p>
+      <w:pPr>
+        <w:pStyle w:val="Heading2"/>
+      </w:pPr>
+      <w:r>
+        <w:t>Additional evidence</w:t>
+      </w:r>
+    </w:p>
+    <w:p>
+      <w:pPr>
+        <w:spacing w:line="336" w:lineRule="auto" w:after="180"/>
+      </w:pPr>
+      <w:r>
+        <w:rPr>
+          <w:b w:val="0"/>
+        </w:rPr>
+        <w:t>An assistant improves from 6/10 to 8/10 on reused development questions, but now answers one formerly safe unanswerable case with a guess. Assess the change and specify final testing.</w:t>
+      </w:r>
+    </w:p>
+    <w:p>
+      <w:pPr>
+        <w:pStyle w:val="Heading3"/>
+      </w:pPr>
+      <w:r>
+        <w:t>My explanation after practice</w:t>
+      </w:r>
+    </w:p>
+    <w:p>
+      <w:r>
+        <w:t>________________________________________________________________</w:t>
+      </w:r>
+    </w:p>
+    <w:p>
+      <w:r>
+        <w:t>________________________________________________________________</w:t>
+      </w:r>
+    </w:p>
+    <w:p>
+      <w:r>
+        <w:t>________________________________________________________________</w:t>
+      </w:r>
+    </w:p>
+    <w:p>
+      <w:r>
+        <w:t>________________________________________________________________</w:t>
+      </w:r>
+    </w:p>
+    <w:p>
+      <w:r>
+        <w:t>________________________________________________________________</w:t>
+      </w:r>
+    </w:p>
+    <w:p>
+      <w:r>
+        <w:t>________________________________________________________________</w:t>
+      </w:r>
+    </w:p>
+    <w:p>
+      <w:r>
+        <w:t>________________________________________________________________</w:t>
+      </w:r>
+    </w:p>
+    <w:p>
+      <w:pPr>
+        <w:spacing w:line="336" w:lineRule="auto" w:after="180"/>
+      </w:pPr>
+      <w:r>
+        <w:rPr>
+          <w:b w:val="0"/>
+        </w:rPr>
+        <w:t>Record support used: none, hint or teacher explanation.</w:t>
+      </w:r>
+    </w:p>
+    <w:p>
+      <w:pPr>
+        <w:pStyle w:val="Heading1"/>
+      </w:pPr>
+      <w:r>
+        <w:t>15. Reference · Selected W4 response copy</w:t>
+      </w:r>
+    </w:p>
+    <w:p>
+      <w:r>
+        <w:t>Use when helpful; keep this practice separate from the selected first attempt.</w:t>
+      </w:r>
+    </w:p>
+    <w:p>
+      <w:pPr>
+        <w:pStyle w:val="Heading2"/>
+      </w:pPr>
+      <w:r>
+        <w:t>Additional evidence</w:t>
+      </w:r>
+    </w:p>
+    <w:p>
+      <w:pPr>
+        <w:spacing w:line="336" w:lineRule="auto" w:after="180"/>
+      </w:pPr>
+      <w:r>
+        <w:rPr>
+          <w:b w:val="0"/>
+        </w:rPr>
+        <w:t xml:space="preserve">Twelve final cases baseline passes nine, candidate ten; candidate makes one unauthorised booking. Policy requires zero unauthorised actions. Decide release and revision </w:t>
+      </w:r>
+      <w:r>
+        <w:rPr>
+          <w:b/>
+        </w:rPr>
+        <w:t>evidence</w:t>
+      </w:r>
+      <w:r>
+        <w:rPr>
+          <w:b w:val="0"/>
+        </w:rPr>
+        <w:t>.</w:t>
+      </w:r>
+    </w:p>
+    <w:p>
+      <w:pPr>
+        <w:pStyle w:val="Heading3"/>
+      </w:pPr>
+      <w:r>
+        <w:t>My reasoning and evidence</w:t>
+      </w:r>
+    </w:p>
+    <w:p>
+      <w:r>
+        <w:t>________________________________________________________________</w:t>
+      </w:r>
+    </w:p>
+    <w:p>
+      <w:r>
+        <w:t>________________________________________________________________</w:t>
+      </w:r>
+    </w:p>
+    <w:p>
+      <w:r>
+        <w:t>________________________________________________________________</w:t>
+      </w:r>
+    </w:p>
+    <w:p>
+      <w:r>
+        <w:t>________________________________________________________________</w:t>
+      </w:r>
+    </w:p>
+    <w:p>
+      <w:r>
+        <w:t>________________________________________________________________</w:t>
+      </w:r>
+    </w:p>
+    <w:p>
+      <w:r>
+        <w:t>________________________________________________________________</w:t>
+      </w:r>
+    </w:p>
+    <w:p>
+      <w:r>
+        <w:t>________________________________________________________________</w:t>
+      </w:r>
+    </w:p>
+    <w:p>
+      <w:r>
+        <w:t>________________________________________________________________</w:t>
+      </w:r>
+    </w:p>
+    <w:p>
+      <w:pPr>
+        <w:pStyle w:val="Heading1"/>
+      </w:pPr>
+      <w:r>
+        <w:t>17. Extension · Latency cost and resource use — W1 Explain the mechanism</w:t>
+      </w:r>
+    </w:p>
+    <w:p>
+      <w:r>
+        <w:t>Keep tariff, units, timing boundary and quality limits explicit.</w:t>
+      </w:r>
+    </w:p>
+    <w:p>
+      <w:pPr>
+        <w:pStyle w:val="Heading2"/>
+      </w:pPr>
+      <w:r>
+        <w:t>Complete fictional resource procedure</w:t>
+      </w:r>
+    </w:p>
+    <w:p>
+      <w:pPr>
+        <w:spacing w:line="336" w:lineRule="auto" w:after="180"/>
+      </w:pPr>
+      <w:r>
+        <w:rPr>
+          <w:b w:val="0"/>
+        </w:rPr>
+        <w:t>Resource extension uses fictional tariff input 2 credits/1000 units, output 6/1000 units. Given 500 input + 200 output costs 1+1.2=2.2 credits; elapsed 13.5-10.0=3.5 seconds within the supplied boundary. No matched quality or current provider price is inferred. For the separate independent X/Y records use their stated input/output counts. Compare complete task outcomes, not cost alone.</w:t>
+      </w:r>
+    </w:p>
+    <w:p>
+      <w:pPr>
+        <w:pStyle w:val="Heading2"/>
+      </w:pPr>
+      <w:r>
+        <w:t>Extension task and response</w:t>
+      </w:r>
+    </w:p>
+    <w:p>
+      <w:pPr>
+        <w:pStyle w:val="ListBullet"/>
+      </w:pPr>
+      <w:r>
+        <w:t>Explain the weekly mechanism in your own words. Use the worked scenario to name its input, decision rule and output.</w:t>
+      </w:r>
+    </w:p>
+    <w:p>
+      <w:pPr>
+        <w:pStyle w:val="Heading3"/>
+      </w:pPr>
+      <w:r>
+        <w:t>My reasoning and evidence</w:t>
+      </w:r>
+    </w:p>
+    <w:p>
+      <w:r>
+        <w:t>________________________________________________________________</w:t>
+      </w:r>
+    </w:p>
+    <w:p>
+      <w:r>
+        <w:t>________________________________________________________________</w:t>
+      </w:r>
+    </w:p>
+    <w:p>
+      <w:r>
+        <w:t>________________________________________________________________</w:t>
+      </w:r>
+    </w:p>
+    <w:p>
+      <w:r>
+        <w:t>________________________________________________________________</w:t>
+      </w:r>
+    </w:p>
+    <w:p>
+      <w:r>
+        <w:t>________________________________________________________________</w:t>
+      </w:r>
+    </w:p>
+    <w:p>
+      <w:r>
+        <w:t>________________________________________________________________</w:t>
+      </w:r>
+    </w:p>
+    <w:p>
+      <w:pPr>
+        <w:pStyle w:val="Heading1"/>
+      </w:pPr>
+      <w:r>
+        <w:t>18. Extension · Latency cost and resource use — W2 Trace the worked case</w:t>
+      </w:r>
+    </w:p>
+    <w:p>
+      <w:r>
+        <w:t>Keep tariff, units, timing boundary and quality limits explicit.</w:t>
+      </w:r>
+    </w:p>
+    <w:p>
+      <w:pPr>
+        <w:pStyle w:val="Heading2"/>
+      </w:pPr>
+      <w:r>
+        <w:t>Complete fictional resource procedure</w:t>
+      </w:r>
+    </w:p>
+    <w:p>
+      <w:pPr>
+        <w:spacing w:line="336" w:lineRule="auto" w:after="180"/>
+      </w:pPr>
+      <w:r>
+        <w:rPr>
+          <w:b w:val="0"/>
+        </w:rPr>
+        <w:t>Resource extension uses fictional tariff input 2 credits/1000 units, output 6/1000 units. Given 500 input + 200 output costs 1+1.2=2.2 credits; elapsed 13.5-10.0=3.5 seconds within the supplied boundary. No matched quality or current provider price is inferred. For the separate independent X/Y records use their stated input/output counts. Compare complete task outcomes, not cost alone.</w:t>
+      </w:r>
+    </w:p>
+    <w:p>
+      <w:pPr>
+        <w:pStyle w:val="Heading2"/>
+      </w:pPr>
+      <w:r>
+        <w:t>Extension task and response</w:t>
+      </w:r>
+    </w:p>
+    <w:p>
+      <w:pPr>
+        <w:pStyle w:val="ListBullet"/>
+      </w:pPr>
+      <w:r>
+        <w:t>A request uses 500 input units and 200 output units; starts at 10.0 seconds and finishes at 13.5. Show the intermediate steps and give the conclusion with its scope.</w:t>
+      </w:r>
+    </w:p>
+    <w:p>
+      <w:pPr>
+        <w:pStyle w:val="Heading3"/>
+      </w:pPr>
+      <w:r>
+        <w:t>My reasoning and evidence</w:t>
+      </w:r>
+    </w:p>
+    <w:p>
+      <w:r>
+        <w:t>________________________________________________________________</w:t>
+      </w:r>
+    </w:p>
+    <w:p>
+      <w:r>
+        <w:t>________________________________________________________________</w:t>
+      </w:r>
+    </w:p>
+    <w:p>
+      <w:r>
+        <w:t>________________________________________________________________</w:t>
+      </w:r>
+    </w:p>
+    <w:p>
+      <w:r>
+        <w:t>________________________________________________________________</w:t>
+      </w:r>
+    </w:p>
+    <w:p>
+      <w:r>
+        <w:t>________________________________________________________________</w:t>
+      </w:r>
+    </w:p>
+    <w:p>
+      <w:r>
+        <w:t>________________________________________________________________</w:t>
+      </w:r>
+    </w:p>
+    <w:p>
+      <w:r>
+        <w:t>________________________________________________________________</w:t>
+      </w:r>
+    </w:p>
+    <w:p>
+      <w:pPr>
+        <w:pStyle w:val="Heading1"/>
+      </w:pPr>
+      <w:r>
+        <w:t>19. Extension · Latency cost and resource use — W3 Audit the limit</w:t>
+      </w:r>
+    </w:p>
+    <w:p>
+      <w:r>
+        <w:t>Keep tariff, units, timing boundary and quality limits explicit.</w:t>
+      </w:r>
+    </w:p>
+    <w:p>
+      <w:pPr>
+        <w:pStyle w:val="Heading2"/>
+      </w:pPr>
+      <w:r>
+        <w:t>Complete fictional resource procedure</w:t>
+      </w:r>
+    </w:p>
+    <w:p>
+      <w:pPr>
+        <w:spacing w:line="336" w:lineRule="auto" w:after="180"/>
+      </w:pPr>
+      <w:r>
+        <w:rPr>
+          <w:b w:val="0"/>
+        </w:rPr>
+        <w:t>Resource extension uses fictional tariff input 2 credits/1000 units, output 6/1000 units. Given 500 input + 200 output costs 1+1.2=2.2 credits; elapsed 13.5-10.0=3.5 seconds within the supplied boundary. No matched quality or current provider price is inferred. For the separate independent X/Y records use their stated input/output counts. Compare complete task outcomes, not cost alone.</w:t>
+      </w:r>
+    </w:p>
+    <w:p>
+      <w:pPr>
+        <w:pStyle w:val="Heading2"/>
+      </w:pPr>
+      <w:r>
+        <w:t>Extension task and response</w:t>
+      </w:r>
+    </w:p>
+    <w:p>
+      <w:pPr>
+        <w:pStyle w:val="ListBullet"/>
+      </w:pPr>
+      <w:r>
+        <w:t>A report omits this qualification: Resource comparisons require matched task conditions and quality evidence; a cheaper failing system is not automatically better. Explain how omitting it could change a reader's interpretation, and write an accurate replacement.</w:t>
+      </w:r>
+    </w:p>
+    <w:p>
+      <w:pPr>
+        <w:pStyle w:val="Heading3"/>
+      </w:pPr>
+      <w:r>
+        <w:t>My reasoning and evidence</w:t>
+      </w:r>
+    </w:p>
+    <w:p>
+      <w:r>
+        <w:t>________________________________________________________________</w:t>
+      </w:r>
+    </w:p>
+    <w:p>
+      <w:r>
+        <w:t>________________________________________________________________</w:t>
+      </w:r>
+    </w:p>
+    <w:p>
+      <w:r>
+        <w:t>________________________________________________________________</w:t>
+      </w:r>
+    </w:p>
+    <w:p>
+      <w:r>
+        <w:t>________________________________________________________________</w:t>
+      </w:r>
+    </w:p>
+    <w:p>
+      <w:r>
+        <w:t>________________________________________________________________</w:t>
+      </w:r>
+    </w:p>
+    <w:p>
+      <w:r>
+        <w:t>________________________________________________________________</w:t>
+      </w:r>
+    </w:p>
+    <w:p>
+      <w:pPr>
+        <w:pStyle w:val="Heading1"/>
+      </w:pPr>
+      <w:r>
+        <w:t>20. Extension · Latency cost and resource use — W4 Apply a new case independently</w:t>
+      </w:r>
+    </w:p>
+    <w:p>
+      <w:r>
+        <w:t>Retained extension task with its own teacher key and response.</w:t>
+      </w:r>
+    </w:p>
+    <w:p>
+      <w:pPr>
+        <w:pStyle w:val="Heading2"/>
+      </w:pPr>
+      <w:r>
+        <w:t>Extension question and record</w:t>
+      </w:r>
+    </w:p>
+    <w:p>
+      <w:pPr>
+        <w:pStyle w:val="ListBullet"/>
+      </w:pPr>
+      <w:r>
+        <w:t>Request X uses 1000 input and 300 output units; Y uses 200 input and 100 output. Under the same fictional tariff compute individual and total cost.</w:t>
+      </w:r>
+    </w:p>
+    <w:p>
+      <w:pPr>
+        <w:pStyle w:val="Heading3"/>
+      </w:pPr>
+      <w:r>
+        <w:t>My reasoning and evidence</w:t>
+      </w:r>
+    </w:p>
+    <w:p>
+      <w:r>
+        <w:t>________________________________________________________________</w:t>
+      </w:r>
+    </w:p>
+    <w:p>
+      <w:r>
+        <w:t>________________________________________________________________</w:t>
+      </w:r>
+    </w:p>
+    <w:p>
+      <w:r>
+        <w:t>________________________________________________________________</w:t>
+      </w:r>
+    </w:p>
+    <w:p>
+      <w:r>
+        <w:t>________________________________________________________________</w:t>
+      </w:r>
+    </w:p>
+    <w:p>
+      <w:r>
+        <w:t>________________________________________________________________</w:t>
+      </w:r>
+    </w:p>
+    <w:p>
+      <w:r>
+        <w:t>________________________________________________________________</w:t>
+      </w:r>
+    </w:p>
+    <w:p>
+      <w:r>
+        <w:t>________________________________________________________________</w:t>
+      </w:r>
+    </w:p>
+    <w:p>
+      <w:r>
+        <w:t>________________________________________________________________</w:t>
+      </w:r>
+    </w:p>
+    <w:p>
+      <w:pPr>
+        <w:pStyle w:val="Heading1"/>
+      </w:pPr>
+      <w:r>
+        <w:t>21. Extension · Latency cost and resource use — W5 Design a revealing follow-up</w:t>
+      </w:r>
+    </w:p>
+    <w:p>
+      <w:r>
+        <w:t>Keep tariff, units, timing boundary and quality limits explicit.</w:t>
+      </w:r>
+    </w:p>
+    <w:p>
+      <w:pPr>
+        <w:pStyle w:val="Heading2"/>
+      </w:pPr>
+      <w:r>
+        <w:t>Complete fictional resource procedure</w:t>
+      </w:r>
+    </w:p>
+    <w:p>
+      <w:pPr>
+        <w:spacing w:line="336" w:lineRule="auto" w:after="180"/>
+      </w:pPr>
+      <w:r>
+        <w:rPr>
+          <w:b w:val="0"/>
+        </w:rPr>
+        <w:t>Resource extension uses fictional tariff input 2 credits/1000 units, output 6/1000 units. Given 500 input + 200 output costs 1+1.2=2.2 credits; elapsed 13.5-10.0=3.5 seconds within the supplied boundary. No matched quality or current provider price is inferred. For the separate independent X/Y records use their stated input/output counts. Compare complete task outcomes, not cost alone.</w:t>
+      </w:r>
+    </w:p>
+    <w:p>
+      <w:pPr>
+        <w:pStyle w:val="Heading2"/>
+      </w:pPr>
+      <w:r>
+        <w:t>Extension task and response</w:t>
+      </w:r>
+    </w:p>
+    <w:p>
+      <w:pPr>
+        <w:pStyle w:val="ListBullet"/>
+      </w:pPr>
+      <w:r>
+        <w:t>For the worked scenario, propose one additional case that could reveal a failure, describe its expected outcome before running it, and explain what would need to remain fixed for a fair comparison. Do not reuse W4 as a new final test after receiving feedback.</w:t>
+      </w:r>
+    </w:p>
+    <w:p>
+      <w:pPr>
+        <w:pStyle w:val="Heading3"/>
+      </w:pPr>
+      <w:r>
+        <w:t>My reasoning and evidence</w:t>
+      </w:r>
+    </w:p>
+    <w:p>
+      <w:r>
+        <w:t>________________________________________________________________</w:t>
+      </w:r>
+    </w:p>
+    <w:p>
+      <w:r>
+        <w:t>________________________________________________________________</w:t>
+      </w:r>
+    </w:p>
+    <w:p>
+      <w:r>
+        <w:t>________________________________________________________________</w:t>
+      </w:r>
+    </w:p>
+    <w:p>
+      <w:r>
+        <w:t>________________________________________________________________</w:t>
+      </w:r>
+    </w:p>
+    <w:p>
+      <w:r>
+        <w:t>________________________________________________________________</w:t>
+      </w:r>
+    </w:p>
+    <w:p>
+      <w:r>
+        <w:t>________________________________________________________________</w:t>
+      </w:r>
+    </w:p>
+    <w:p>
+      <w:r>
+        <w:t>________________________________________________________________</w:t>
+      </w:r>
+    </w:p>
+    <w:p>
+      <w:pPr>
+        <w:pStyle w:val="Heading1"/>
+      </w:pPr>
+      <w:r>
+        <w:t>23. Extra practice · Pictured case</w:t>
+      </w:r>
+    </w:p>
+    <w:p>
+      <w:r>
+        <w:t>Use when helpful; keep this practice separate from the selected first attempt.</w:t>
+      </w:r>
+    </w:p>
+    <w:p>
+      <w:pPr>
+        <w:pStyle w:val="Heading2"/>
+      </w:pPr>
+      <w:r>
+        <w:t>Additional evidence</w:t>
       </w:r>
     </w:p>
     <w:p>
@@ -2305,16 +2263,7 @@
     </w:p>
     <w:p>
       <w:pPr>
-        <w:pStyle w:val="Heading3"/>
-      </w:pPr>
-      <w:r>
-        <w:t>Record the help used</w:t>
-      </w:r>
-    </w:p>
-    <w:p>
-      <w:pPr>
         <w:spacing w:line="336" w:lineRule="auto" w:after="180"/>
-        <w:shd w:fill="F1F6F8"/>
       </w:pPr>
       <w:r>
         <w:rPr>
@@ -2374,12 +2323,20 @@
         <w:pStyle w:val="Heading1"/>
       </w:pPr>
       <w:r>
-        <w:t>24. Project portfolio milestone</w:t>
-      </w:r>
-    </w:p>
-    <w:p>
-      <w:r>
-        <w:t>Keep this week’s input, deciding step, result and limit together in the Verified Study Buddy record.</w:t>
+        <w:t>24. Reference · Project milestone</w:t>
+      </w:r>
+    </w:p>
+    <w:p>
+      <w:r>
+        <w:t>Use when helpful; keep this practice separate from the selected first attempt.</w:t>
+      </w:r>
+    </w:p>
+    <w:p>
+      <w:pPr>
+        <w:pStyle w:val="Heading2"/>
+      </w:pPr>
+      <w:r>
+        <w:t>Additional evidence</w:t>
       </w:r>
     </w:p>
     <w:p>
@@ -2604,12 +2561,459 @@
         <w:pStyle w:val="Heading1"/>
       </w:pPr>
       <w:r>
-        <w:t>25. Supported practice and learning evidence</w:t>
-      </w:r>
-    </w:p>
-    <w:p>
-      <w:r>
-        <w:t>Try the supported questions before comparing with hints and feedback. Record what you repaired and the evidence you retained.</w:t>
+        <w:t>25. Extra practice · Pictures, feedback and repair</w:t>
+      </w:r>
+    </w:p>
+    <w:p>
+      <w:r>
+        <w:t>Try before opening feedback; keep the selected independent task separate.</w:t>
+      </w:r>
+    </w:p>
+    <w:p>
+      <w:pPr>
+        <w:pStyle w:val="Heading2"/>
+      </w:pPr>
+      <w:r>
+        <w:t>First supported question</w:t>
+      </w:r>
+    </w:p>
+    <w:p>
+      <w:pPr>
+        <w:pStyle w:val="ListBullet"/>
+      </w:pPr>
+      <w:r>
+        <w:t>Choose a study-buddy revision using task performance and a mandatory privacy gate.</w:t>
+      </w:r>
+    </w:p>
+    <w:p>
+      <w:pPr>
+        <w:pStyle w:val="Heading3"/>
+      </w:pPr>
+      <w:r>
+        <w:t>Practice 1: explain the deciding evidence</w:t>
+      </w:r>
+    </w:p>
+    <w:p>
+      <w:pPr>
+        <w:pStyle w:val="ListBullet"/>
+      </w:pPr>
+      <w:r>
+        <w:t>Which labelled step matches this detail? Repair source filtering; use validation to revise, then reserve genuinely fresh cases for final evaluation.</w:t>
+      </w:r>
+    </w:p>
+    <w:p>
+      <w:pPr>
+        <w:pStyle w:val="ListBullet"/>
+      </w:pPr>
+      <w:r>
+        <w:t>1. Revise and retest</w:t>
+      </w:r>
+    </w:p>
+    <w:p>
+      <w:pPr>
+        <w:pStyle w:val="ListBullet"/>
+      </w:pPr>
+      <w:r>
+        <w:t>2. Compare totals</w:t>
+      </w:r>
+    </w:p>
+    <w:p>
+      <w:pPr>
+        <w:pStyle w:val="ListBullet"/>
+      </w:pPr>
+      <w:r>
+        <w:t>3. Apply privacy gate</w:t>
+      </w:r>
+    </w:p>
+    <w:p>
+      <w:pPr>
+        <w:pStyle w:val="Heading3"/>
+      </w:pPr>
+      <w:r>
+        <w:t>My selected conclusion, deciding fact and explanation</w:t>
+      </w:r>
+    </w:p>
+    <w:p>
+      <w:r>
+        <w:t>________________________________________________________________</w:t>
+      </w:r>
+    </w:p>
+    <w:p>
+      <w:r>
+        <w:t>________________________________________________________________</w:t>
+      </w:r>
+    </w:p>
+    <w:p>
+      <w:r>
+        <w:t>________________________________________________________________</w:t>
+      </w:r>
+    </w:p>
+    <w:p>
+      <w:r>
+        <w:t>________________________________________________________________</w:t>
+      </w:r>
+    </w:p>
+    <w:p>
+      <w:r>
+        <w:t>________________________________________________________________</w:t>
+      </w:r>
+    </w:p>
+    <w:p>
+      <w:pPr>
+        <w:pStyle w:val="ListBullet"/>
+      </w:pPr>
+      <w:r>
+        <w:t>Hint if needed: Read the steps in the pictorial case. Match the supplied detail to the stage that performs or records it.</w:t>
+      </w:r>
+    </w:p>
+    <w:p>
+      <w:pPr>
+        <w:pStyle w:val="ListBullet"/>
+      </w:pPr>
+      <w:r>
+        <w:t>After your attempt, compare with the supported explanation: Revise and retest Repair source filtering; use validation to revise, then reserve genuinely fresh cases for final evaluation. Read the picture in order. Repair source filtering; use validation to revise, then reserve genuinely fresh cases for final evaluation. The arrows show which recorded input or intermediate result each decision uses. Explain the deciding step aloud before checking the changed case; pointing to the final answer alone does not show how it follows.</w:t>
+      </w:r>
+    </w:p>
+    <w:p>
+      <w:pPr>
+        <w:pStyle w:val="Heading2"/>
+      </w:pPr>
+      <w:r>
+        <w:t>Check after trying · reference / check after trying</w:t>
+      </w:r>
+    </w:p>
+    <w:p>
+      <w:pPr>
+        <w:pStyle w:val="Heading3"/>
+      </w:pPr>
+      <w:r>
+        <w:t>Practice 2: explain the deciding evidence</w:t>
+      </w:r>
+    </w:p>
+    <w:p>
+      <w:pPr>
+        <w:pStyle w:val="Heading2"/>
+      </w:pPr>
+      <w:r>
+        <w:t>Changed-case question</w:t>
+      </w:r>
+    </w:p>
+    <w:p>
+      <w:pPr>
+        <w:pStyle w:val="ListBullet"/>
+      </w:pPr>
+      <w:r>
+        <w:t>Changed-case practice: A repaired candidate passes 6/8 with zero restricted-note exposures. Which conclusion is supported by the supplied facts?</w:t>
+      </w:r>
+    </w:p>
+    <w:p>
+      <w:pPr>
+        <w:pStyle w:val="ListBullet"/>
+      </w:pPr>
+      <w:r>
+        <w:t>1. This one example guarantees correct results for every future input.</w:t>
+      </w:r>
+    </w:p>
+    <w:p>
+      <w:pPr>
+        <w:pStyle w:val="ListBullet"/>
+      </w:pPr>
+      <w:r>
+        <w:t>2. We can decide the result without examining the changed input or the procedure.</w:t>
+      </w:r>
+    </w:p>
+    <w:p>
+      <w:pPr>
+        <w:pStyle w:val="ListBullet"/>
+      </w:pPr>
+      <w:r>
+        <w:t>3. It passes this privacy gate and its validation task rate is 75%.</w:t>
+      </w:r>
+    </w:p>
+    <w:p>
+      <w:pPr>
+        <w:pStyle w:val="Heading3"/>
+      </w:pPr>
+      <w:r>
+        <w:t>My selected conclusion, deciding fact and explanation</w:t>
+      </w:r>
+    </w:p>
+    <w:p>
+      <w:r>
+        <w:t>________________________________________________________________</w:t>
+      </w:r>
+    </w:p>
+    <w:p>
+      <w:r>
+        <w:t>________________________________________________________________</w:t>
+      </w:r>
+    </w:p>
+    <w:p>
+      <w:r>
+        <w:t>________________________________________________________________</w:t>
+      </w:r>
+    </w:p>
+    <w:p>
+      <w:r>
+        <w:t>________________________________________________________________</w:t>
+      </w:r>
+    </w:p>
+    <w:p>
+      <w:r>
+        <w:t>________________________________________________________________</w:t>
+      </w:r>
+    </w:p>
+    <w:p>
+      <w:pPr>
+        <w:pStyle w:val="ListBullet"/>
+      </w:pPr>
+      <w:r>
+        <w:t>Hint if needed: Use the changed condition and the deciding step in the pictorial trace. The answer must say what follows from those facts.</w:t>
+      </w:r>
+    </w:p>
+    <w:p>
+      <w:pPr>
+        <w:pStyle w:val="ListBullet"/>
+      </w:pPr>
+      <w:r>
+        <w:t>After your attempt, compare with the supported explanation: It passes this privacy gate and its validation task rate is 75%. A smaller task total does not override the mandatory boundary; fresh final checks are still needed.</w:t>
+      </w:r>
+    </w:p>
+    <w:p>
+      <w:pPr>
+        <w:pStyle w:val="Heading2"/>
+      </w:pPr>
+      <w:r>
+        <w:t>Check changed case · reference / check after trying</w:t>
+      </w:r>
+    </w:p>
+    <w:p>
+      <w:pPr>
+        <w:pStyle w:val="Heading3"/>
+      </w:pPr>
+      <w:r>
+        <w:t>Repair a missing building block</w:t>
+      </w:r>
+    </w:p>
+    <w:p>
+      <w:pPr>
+        <w:pStyle w:val="Heading2"/>
+      </w:pPr>
+      <w:r>
+        <w:t>Repair and keep evidence</w:t>
+      </w:r>
+    </w:p>
+    <w:p>
+      <w:pPr>
+        <w:spacing w:line="336" w:lineRule="auto" w:after="180"/>
+      </w:pPr>
+      <w:r>
+        <w:rPr>
+          <w:b w:val="0"/>
+        </w:rPr>
+        <w:t xml:space="preserve">Review Capstone Build (ai-3/34). Goal: Explain the </w:t>
+      </w:r>
+      <w:r>
+        <w:rPr>
+          <w:b/>
+        </w:rPr>
+        <w:t>mechanism</w:t>
+      </w:r>
+      <w:r>
+        <w:rPr>
+          <w:b w:val="0"/>
+        </w:rPr>
+        <w:t xml:space="preserve"> and terminology of capstone grounded assistant. Short practice: What additional numbers would a half-water claim require?</w:t>
+      </w:r>
+    </w:p>
+    <w:p>
+      <w:pPr>
+        <w:spacing w:line="336" w:lineRule="auto" w:after="180"/>
+      </w:pPr>
+      <w:r>
+        <w:rPr>
+          <w:b w:val="0"/>
+        </w:rPr>
+        <w:t xml:space="preserve">Point to the relevant step in the picture, then write the changed result and the rule or </w:t>
+      </w:r>
+      <w:r>
+        <w:rPr>
+          <w:b/>
+        </w:rPr>
+        <w:t>evidence</w:t>
+      </w:r>
+      <w:r>
+        <w:rPr>
+          <w:b w:val="0"/>
+        </w:rPr>
+        <w:t xml:space="preserve"> that supports it.. Return to this week and explain what you changed.</w:t>
+      </w:r>
+    </w:p>
+    <w:p>
+      <w:pPr>
+        <w:spacing w:line="336" w:lineRule="auto" w:after="180"/>
+      </w:pPr>
+      <w:r>
+        <w:rPr>
+          <w:b w:val="0"/>
+        </w:rPr>
+        <w:t xml:space="preserve">Review Human AI Workflow (ai-3/32). Goal: Explain the </w:t>
+      </w:r>
+      <w:r>
+        <w:rPr>
+          <w:b/>
+        </w:rPr>
+        <w:t>mechanism</w:t>
+      </w:r>
+      <w:r>
+        <w:rPr>
+          <w:b w:val="0"/>
+        </w:rPr>
+        <w:t xml:space="preserve"> and terminology of human review and consequential use. Short practice: Why can H1’s approval not automatically approve H2?</w:t>
+      </w:r>
+    </w:p>
+    <w:p>
+      <w:pPr>
+        <w:spacing w:line="336" w:lineRule="auto" w:after="180"/>
+      </w:pPr>
+      <w:r>
+        <w:rPr>
+          <w:b w:val="0"/>
+        </w:rPr>
+        <w:t xml:space="preserve">Point to the relevant step in the picture, then write the changed result and the rule or </w:t>
+      </w:r>
+      <w:r>
+        <w:rPr>
+          <w:b/>
+        </w:rPr>
+        <w:t>evidence</w:t>
+      </w:r>
+      <w:r>
+        <w:rPr>
+          <w:b w:val="0"/>
+        </w:rPr>
+        <w:t xml:space="preserve"> that supports it.. Return to this week and explain what you changed.</w:t>
+      </w:r>
+    </w:p>
+    <w:p>
+      <w:pPr>
+        <w:spacing w:line="336" w:lineRule="auto" w:after="180"/>
+      </w:pPr>
+      <w:r>
+        <w:rPr>
+          <w:b w:val="0"/>
+        </w:rPr>
+        <w:t xml:space="preserve">Review Copyright and Provenance (ai-3/29). Goal: Explain the </w:t>
+      </w:r>
+      <w:r>
+        <w:rPr>
+          <w:b/>
+        </w:rPr>
+        <w:t>mechanism</w:t>
+      </w:r>
+      <w:r>
+        <w:rPr>
+          <w:b w:val="0"/>
+        </w:rPr>
+        <w:t xml:space="preserve"> and terminology of copyright and permitted sources. Short practice: Does acknowledging Fern make a cropped version permitted?</w:t>
+      </w:r>
+    </w:p>
+    <w:p>
+      <w:pPr>
+        <w:spacing w:line="336" w:lineRule="auto" w:after="180"/>
+      </w:pPr>
+      <w:r>
+        <w:rPr>
+          <w:b w:val="0"/>
+        </w:rPr>
+        <w:t xml:space="preserve">Point to the relevant step in the picture, then write the changed result and the rule or </w:t>
+      </w:r>
+      <w:r>
+        <w:rPr>
+          <w:b/>
+        </w:rPr>
+        <w:t>evidence</w:t>
+      </w:r>
+      <w:r>
+        <w:rPr>
+          <w:b w:val="0"/>
+        </w:rPr>
+        <w:t xml:space="preserve"> that supports it.. Return to this week and explain what you changed.</w:t>
+      </w:r>
+    </w:p>
+    <w:p>
+      <w:pPr>
+        <w:spacing w:line="336" w:lineRule="auto" w:after="180"/>
+      </w:pPr>
+      <w:r>
+        <w:rPr>
+          <w:b w:val="0"/>
+        </w:rPr>
+        <w:t xml:space="preserve">Use Download completed work in the hosted lesson to export your answers, reflections, practice feedback and code-run </w:t>
+      </w:r>
+      <w:r>
+        <w:rPr>
+          <w:b/>
+        </w:rPr>
+        <w:t>evidence</w:t>
+      </w:r>
+      <w:r>
+        <w:rPr>
+          <w:b w:val="0"/>
+        </w:rPr>
+        <w:t>. Open the HTML copy to read or print it.</w:t>
+      </w:r>
+    </w:p>
+    <w:p>
+      <w:pPr>
+        <w:spacing w:line="336" w:lineRule="auto" w:after="180"/>
+      </w:pPr>
+      <w:r>
+        <w:rPr>
+          <w:b w:val="0"/>
+        </w:rPr>
+        <w:t>Drafts stay in this browser when storage is available; clear drafts on a shared device.</w:t>
+      </w:r>
+    </w:p>
+    <w:p>
+      <w:pPr>
+        <w:pStyle w:val="Heading3"/>
+      </w:pPr>
+      <w:r>
+        <w:t>What I repaired, the evidence I kept and the next test</w:t>
+      </w:r>
+    </w:p>
+    <w:p>
+      <w:r>
+        <w:t>________________________________________________________________</w:t>
+      </w:r>
+    </w:p>
+    <w:p>
+      <w:r>
+        <w:t>________________________________________________________________</w:t>
+      </w:r>
+    </w:p>
+    <w:p>
+      <w:r>
+        <w:t>________________________________________________________________</w:t>
+      </w:r>
+    </w:p>
+    <w:p>
+      <w:r>
+        <w:t>________________________________________________________________</w:t>
+      </w:r>
+    </w:p>
+    <w:p>
+      <w:r>
+        <w:t>________________________________________________________________</w:t>
+      </w:r>
+    </w:p>
+    <w:p>
+      <w:pPr>
+        <w:pStyle w:val="Heading2"/>
+      </w:pPr>
+      <w:r>
+        <w:t>Earlier wording, alternatives and picture transcripts · reference / check after trying</w:t>
       </w:r>
     </w:p>
     <w:p>
@@ -2625,577 +3029,28 @@
     </w:p>
     <w:p>
       <w:pPr>
-        <w:spacing w:line="336" w:lineRule="auto" w:after="180"/>
-      </w:pPr>
-      <w:r>
-        <w:rPr>
-          <w:b w:val="0"/>
-        </w:rPr>
-        <w:t>Choose a study-buddy revision using task performance and a mandatory privacy gate.</w:t>
-      </w:r>
-    </w:p>
-    <w:p>
-      <w:pPr>
         <w:pStyle w:val="Heading3"/>
       </w:pPr>
       <w:r>
-        <w:t>Practice 1: explain the deciding evidence</w:t>
-      </w:r>
-    </w:p>
-    <w:p>
-      <w:pPr>
-        <w:spacing w:line="336" w:lineRule="auto" w:after="180"/>
-      </w:pPr>
-      <w:r>
-        <w:rPr>
-          <w:b w:val="0"/>
-        </w:rPr>
-        <w:t>Which labelled step matches this detail? Repair source filtering; use validation to revise, then reserve genuinely fresh cases for final evaluation.</w:t>
-      </w:r>
-    </w:p>
-    <w:p>
-      <w:pPr>
-        <w:spacing w:line="336" w:lineRule="auto" w:after="180"/>
-        <w:shd w:fill="F4F9FC"/>
-      </w:pPr>
-      <w:r>
-        <w:rPr>
-          <w:b w:val="0"/>
-        </w:rPr>
-        <w:t>1. Revise and retest</w:t>
-      </w:r>
-    </w:p>
-    <w:p>
-      <w:pPr>
-        <w:spacing w:line="336" w:lineRule="auto" w:after="180"/>
-        <w:shd w:fill="F4F9FC"/>
-      </w:pPr>
-      <w:r>
-        <w:rPr>
-          <w:b w:val="0"/>
-        </w:rPr>
-        <w:t>2. Compare totals</w:t>
-      </w:r>
-    </w:p>
-    <w:p>
-      <w:pPr>
-        <w:spacing w:line="336" w:lineRule="auto" w:after="180"/>
-        <w:shd w:fill="F4F9FC"/>
-      </w:pPr>
-      <w:r>
-        <w:rPr>
-          <w:b w:val="0"/>
-        </w:rPr>
-        <w:t>3. Apply privacy gate</w:t>
-      </w:r>
-    </w:p>
-    <w:p>
-      <w:pPr>
-        <w:pStyle w:val="Heading3"/>
-      </w:pPr>
-      <w:r>
-        <w:t>My selected conclusion, deciding fact and explanation</w:t>
-      </w:r>
-    </w:p>
-    <w:p>
-      <w:r>
-        <w:t>________________________________________________________________</w:t>
-      </w:r>
-    </w:p>
-    <w:p>
-      <w:r>
-        <w:t>________________________________________________________________</w:t>
-      </w:r>
-    </w:p>
-    <w:p>
-      <w:r>
-        <w:t>________________________________________________________________</w:t>
-      </w:r>
-    </w:p>
-    <w:p>
-      <w:r>
-        <w:t>________________________________________________________________</w:t>
-      </w:r>
-    </w:p>
-    <w:p>
-      <w:r>
-        <w:t>________________________________________________________________</w:t>
-      </w:r>
-    </w:p>
-    <w:p>
-      <w:pPr>
-        <w:pStyle w:val="Heading3"/>
-      </w:pPr>
-      <w:r>
-        <w:t>Hint · try first</w:t>
-      </w:r>
-    </w:p>
-    <w:p>
-      <w:pPr>
-        <w:spacing w:line="336" w:lineRule="auto" w:after="180"/>
-        <w:shd w:fill="F1F6F8"/>
-      </w:pPr>
-      <w:r>
-        <w:rPr>
-          <w:b w:val="0"/>
-        </w:rPr>
-        <w:t>Hint if needed: Read the steps in the pictorial case. Match the supplied detail to the stage that performs or records it.</w:t>
-      </w:r>
-    </w:p>
-    <w:p>
-      <w:pPr>
-        <w:pStyle w:val="Heading3"/>
-      </w:pPr>
-      <w:r>
-        <w:t>Feedback · compare after trying</w:t>
-      </w:r>
-    </w:p>
-    <w:p>
-      <w:pPr>
-        <w:spacing w:line="336" w:lineRule="auto" w:after="180"/>
-        <w:shd w:fill="F1F6FC"/>
-      </w:pPr>
-      <w:r>
-        <w:rPr>
-          <w:b w:val="0"/>
-        </w:rPr>
-        <w:t>After your attempt, compare with the supported explanation: Revise and retest Repair source filtering; use validation to revise, then reserve genuinely fresh cases for final evaluation. Read the picture in order.</w:t>
-      </w:r>
-    </w:p>
-    <w:p>
-      <w:pPr>
-        <w:spacing w:line="336" w:lineRule="auto" w:after="180"/>
-        <w:shd w:fill="F1F6FC"/>
-      </w:pPr>
-      <w:r>
-        <w:rPr>
-          <w:b w:val="0"/>
-        </w:rPr>
-        <w:t xml:space="preserve">Repair source filtering; use validation to revise, then reserve genuinely fresh cases for final evaluation. The arrows show which recorded </w:t>
-      </w:r>
-      <w:r>
-        <w:rPr>
-          <w:b/>
-        </w:rPr>
-        <w:t>input</w:t>
-      </w:r>
-      <w:r>
-        <w:rPr>
-          <w:b w:val="0"/>
-        </w:rPr>
-        <w:t xml:space="preserve"> or intermediate result each decision uses.</w:t>
-      </w:r>
-    </w:p>
-    <w:p>
-      <w:pPr>
-        <w:spacing w:line="336" w:lineRule="auto" w:after="180"/>
-        <w:shd w:fill="F1F6FC"/>
-      </w:pPr>
-      <w:r>
-        <w:rPr>
-          <w:b w:val="0"/>
-        </w:rPr>
-        <w:t>Explain the deciding step aloud before checking the changed case; pointing to the final answer alone does not show how it follows.</w:t>
-      </w:r>
-    </w:p>
-    <w:p>
-      <w:pPr>
-        <w:pStyle w:val="Heading3"/>
-      </w:pPr>
-      <w:r>
-        <w:t>Practice 2: explain the deciding evidence</w:t>
-      </w:r>
-    </w:p>
-    <w:p>
-      <w:pPr>
-        <w:pStyle w:val="Heading3"/>
-      </w:pPr>
-      <w:r>
-        <w:t>Changed case · predict first</w:t>
-      </w:r>
-    </w:p>
-    <w:p>
-      <w:pPr>
-        <w:spacing w:line="336" w:lineRule="auto" w:after="180"/>
-        <w:shd w:fill="F5F1FB"/>
-      </w:pPr>
-      <w:r>
-        <w:rPr>
-          <w:b w:val="0"/>
-        </w:rPr>
-        <w:t>Changed-case practice: A repaired candidate passes 6/8 with zero restricted-note exposures. Which conclusion is supported by the supplied facts?</w:t>
-      </w:r>
-    </w:p>
-    <w:p>
-      <w:pPr>
-        <w:spacing w:line="336" w:lineRule="auto" w:after="180"/>
-        <w:shd w:fill="F4F9FC"/>
-      </w:pPr>
-      <w:r>
-        <w:rPr>
-          <w:b w:val="0"/>
-        </w:rPr>
-        <w:t xml:space="preserve">1. This one example guarantees correct results for every future </w:t>
-      </w:r>
-      <w:r>
-        <w:rPr>
-          <w:b/>
-        </w:rPr>
-        <w:t>input</w:t>
-      </w:r>
-      <w:r>
-        <w:rPr>
-          <w:b w:val="0"/>
-        </w:rPr>
-        <w:t>.</w:t>
-      </w:r>
-    </w:p>
-    <w:p>
-      <w:pPr>
-        <w:spacing w:line="336" w:lineRule="auto" w:after="180"/>
-        <w:shd w:fill="F4F9FC"/>
-      </w:pPr>
-      <w:r>
-        <w:rPr>
-          <w:b w:val="0"/>
-        </w:rPr>
-        <w:t xml:space="preserve">2. We can decide the result without examining the changed </w:t>
-      </w:r>
-      <w:r>
-        <w:rPr>
-          <w:b/>
-        </w:rPr>
-        <w:t>input</w:t>
-      </w:r>
-      <w:r>
-        <w:rPr>
-          <w:b w:val="0"/>
-        </w:rPr>
-        <w:t xml:space="preserve"> or the procedure.</w:t>
-      </w:r>
-    </w:p>
-    <w:p>
-      <w:pPr>
-        <w:spacing w:line="336" w:lineRule="auto" w:after="180"/>
-        <w:shd w:fill="F4F9FC"/>
-      </w:pPr>
-      <w:r>
-        <w:rPr>
-          <w:b w:val="0"/>
-        </w:rPr>
-        <w:t>3. It passes this privacy gate and its validation task rate is 75%.</w:t>
-      </w:r>
-    </w:p>
-    <w:p>
-      <w:pPr>
-        <w:pStyle w:val="Heading3"/>
-      </w:pPr>
-      <w:r>
-        <w:t>My selected conclusion, deciding fact and explanation</w:t>
-      </w:r>
-    </w:p>
-    <w:p>
-      <w:r>
-        <w:t>________________________________________________________________</w:t>
-      </w:r>
-    </w:p>
-    <w:p>
-      <w:r>
-        <w:t>________________________________________________________________</w:t>
-      </w:r>
-    </w:p>
-    <w:p>
-      <w:r>
-        <w:t>________________________________________________________________</w:t>
-      </w:r>
-    </w:p>
-    <w:p>
-      <w:r>
-        <w:t>________________________________________________________________</w:t>
-      </w:r>
-    </w:p>
-    <w:p>
-      <w:r>
-        <w:t>________________________________________________________________</w:t>
-      </w:r>
-    </w:p>
-    <w:p>
-      <w:pPr>
-        <w:pStyle w:val="Heading3"/>
-      </w:pPr>
-      <w:r>
-        <w:t>Hint · try first</w:t>
-      </w:r>
-    </w:p>
-    <w:p>
-      <w:pPr>
-        <w:spacing w:line="336" w:lineRule="auto" w:after="180"/>
-        <w:shd w:fill="F1F6F8"/>
-      </w:pPr>
-      <w:r>
-        <w:rPr>
-          <w:b w:val="0"/>
-        </w:rPr>
-        <w:t>Hint if needed: Use the changed condition and the deciding step in the pictorial trace. The answer must say what follows from those facts.</w:t>
-      </w:r>
-    </w:p>
-    <w:p>
-      <w:pPr>
-        <w:pStyle w:val="Heading3"/>
-      </w:pPr>
-      <w:r>
-        <w:t>Feedback · compare after trying</w:t>
-      </w:r>
-    </w:p>
-    <w:p>
-      <w:pPr>
-        <w:spacing w:line="336" w:lineRule="auto" w:after="180"/>
-        <w:shd w:fill="F1F6FC"/>
-      </w:pPr>
-      <w:r>
-        <w:rPr>
-          <w:b w:val="0"/>
-        </w:rPr>
-        <w:t>After your attempt, compare with the supported explanation: It passes this privacy gate and its validation task rate is 75%. A smaller task total does not override the mandatory boundary; fresh final checks are still needed.</w:t>
-      </w:r>
-    </w:p>
-    <w:p>
-      <w:pPr>
-        <w:pStyle w:val="Heading3"/>
-      </w:pPr>
-      <w:r>
-        <w:t>Repair a missing building block</w:t>
-      </w:r>
-    </w:p>
-    <w:p>
-      <w:pPr>
-        <w:spacing w:line="336" w:lineRule="auto" w:after="180"/>
-      </w:pPr>
-      <w:r>
-        <w:rPr>
-          <w:b w:val="0"/>
-        </w:rPr>
-        <w:t xml:space="preserve">Review Capstone Build (ai-3/34). Goal: Explain the </w:t>
-      </w:r>
-      <w:r>
-        <w:rPr>
-          <w:b/>
-        </w:rPr>
-        <w:t>mechanism</w:t>
-      </w:r>
-      <w:r>
-        <w:rPr>
-          <w:b w:val="0"/>
-        </w:rPr>
-        <w:t xml:space="preserve"> and terminology of capstone grounded assistant. Short practice: What additional numbers would a half-water claim require?</w:t>
-      </w:r>
-    </w:p>
-    <w:p>
-      <w:pPr>
-        <w:spacing w:line="336" w:lineRule="auto" w:after="180"/>
-      </w:pPr>
-      <w:r>
-        <w:rPr>
-          <w:b w:val="0"/>
-        </w:rPr>
-        <w:t xml:space="preserve">Point to the relevant step in the picture, then write the changed result and the rule or </w:t>
-      </w:r>
-      <w:r>
-        <w:rPr>
-          <w:b/>
-        </w:rPr>
-        <w:t>evidence</w:t>
-      </w:r>
-      <w:r>
-        <w:rPr>
-          <w:b w:val="0"/>
-        </w:rPr>
-        <w:t xml:space="preserve"> that supports it.. Return to this week and explain what you changed.</w:t>
-      </w:r>
-    </w:p>
-    <w:p>
-      <w:pPr>
-        <w:spacing w:line="336" w:lineRule="auto" w:after="180"/>
-      </w:pPr>
-      <w:r>
-        <w:rPr>
-          <w:b w:val="0"/>
-        </w:rPr>
-        <w:t xml:space="preserve">Review Human AI Workflow (ai-3/32). Goal: Explain the </w:t>
-      </w:r>
-      <w:r>
-        <w:rPr>
-          <w:b/>
-        </w:rPr>
-        <w:t>mechanism</w:t>
-      </w:r>
-      <w:r>
-        <w:rPr>
-          <w:b w:val="0"/>
-        </w:rPr>
-        <w:t xml:space="preserve"> and terminology of human review and consequential use. Short practice: Why can H1’s approval not automatically approve H2?</w:t>
-      </w:r>
-    </w:p>
-    <w:p>
-      <w:pPr>
-        <w:spacing w:line="336" w:lineRule="auto" w:after="180"/>
-      </w:pPr>
-      <w:r>
-        <w:rPr>
-          <w:b w:val="0"/>
-        </w:rPr>
-        <w:t xml:space="preserve">Point to the relevant step in the picture, then write the changed result and the rule or </w:t>
-      </w:r>
-      <w:r>
-        <w:rPr>
-          <w:b/>
-        </w:rPr>
-        <w:t>evidence</w:t>
-      </w:r>
-      <w:r>
-        <w:rPr>
-          <w:b w:val="0"/>
-        </w:rPr>
-        <w:t xml:space="preserve"> that supports it.. Return to this week and explain what you changed.</w:t>
-      </w:r>
-    </w:p>
-    <w:p>
-      <w:pPr>
-        <w:spacing w:line="336" w:lineRule="auto" w:after="180"/>
-      </w:pPr>
-      <w:r>
-        <w:rPr>
-          <w:b w:val="0"/>
-        </w:rPr>
-        <w:t xml:space="preserve">Review Copyright and Provenance (ai-3/29). Goal: Explain the </w:t>
-      </w:r>
-      <w:r>
-        <w:rPr>
-          <w:b/>
-        </w:rPr>
-        <w:t>mechanism</w:t>
-      </w:r>
-      <w:r>
-        <w:rPr>
-          <w:b w:val="0"/>
-        </w:rPr>
-        <w:t xml:space="preserve"> and terminology of copyright and permitted sources. Short practice: Does acknowledging Fern make a cropped version permitted?</w:t>
-      </w:r>
-    </w:p>
-    <w:p>
-      <w:pPr>
-        <w:spacing w:line="336" w:lineRule="auto" w:after="180"/>
-      </w:pPr>
-      <w:r>
-        <w:rPr>
-          <w:b w:val="0"/>
-        </w:rPr>
-        <w:t xml:space="preserve">Point to the relevant step in the picture, then write the changed result and the rule or </w:t>
-      </w:r>
-      <w:r>
-        <w:rPr>
-          <w:b/>
-        </w:rPr>
-        <w:t>evidence</w:t>
-      </w:r>
-      <w:r>
-        <w:rPr>
-          <w:b w:val="0"/>
-        </w:rPr>
-        <w:t xml:space="preserve"> that supports it.. Return to this week and explain what you changed.</w:t>
-      </w:r>
-    </w:p>
-    <w:p>
-      <w:pPr>
-        <w:pStyle w:val="Heading3"/>
-      </w:pPr>
-      <w:r>
         <w:t>Keep your completed work</w:t>
       </w:r>
     </w:p>
     <w:p>
       <w:pPr>
-        <w:spacing w:line="336" w:lineRule="auto" w:after="180"/>
-      </w:pPr>
-      <w:r>
-        <w:rPr>
-          <w:b w:val="0"/>
-        </w:rPr>
-        <w:t xml:space="preserve">Use Download completed work in the hosted lesson to export your answers, reflections, practice feedback and code-run </w:t>
-      </w:r>
-      <w:r>
-        <w:rPr>
-          <w:b/>
-        </w:rPr>
-        <w:t>evidence</w:t>
-      </w:r>
-      <w:r>
-        <w:rPr>
-          <w:b w:val="0"/>
-        </w:rPr>
-        <w:t>. Open the HTML copy to read or print it.</w:t>
-      </w:r>
-    </w:p>
-    <w:p>
-      <w:pPr>
-        <w:spacing w:line="336" w:lineRule="auto" w:after="180"/>
-      </w:pPr>
-      <w:r>
-        <w:rPr>
-          <w:b w:val="0"/>
-        </w:rPr>
-        <w:t>Drafts stay in this browser when storage is available; clear drafts on a shared device.</w:t>
-      </w:r>
-    </w:p>
-    <w:p>
-      <w:pPr>
-        <w:pStyle w:val="Heading3"/>
-      </w:pPr>
-      <w:r>
-        <w:t>What I repaired, the evidence I kept and the next test</w:t>
-      </w:r>
-    </w:p>
-    <w:p>
-      <w:r>
-        <w:t>________________________________________________________________</w:t>
-      </w:r>
-    </w:p>
-    <w:p>
-      <w:r>
-        <w:t>________________________________________________________________</w:t>
-      </w:r>
-    </w:p>
-    <w:p>
-      <w:r>
-        <w:t>________________________________________________________________</w:t>
-      </w:r>
-    </w:p>
-    <w:p>
-      <w:r>
-        <w:t>________________________________________________________________</w:t>
-      </w:r>
-    </w:p>
-    <w:p>
-      <w:r>
-        <w:t>________________________________________________________________</w:t>
-      </w:r>
-    </w:p>
-    <w:p>
-      <w:pPr>
         <w:pStyle w:val="Heading1"/>
       </w:pPr>
       <w:r>
-        <w:t>26. Visual concept journey</w:t>
-      </w:r>
-    </w:p>
-    <w:p>
-      <w:r>
-        <w:t>Explain each Capstone Evaluate and Improve picture from its labels, then record a relevant limit.</w:t>
-      </w:r>
-    </w:p>
-    <w:p>
-      <w:pPr>
-        <w:pStyle w:val="Heading3"/>
+        <w:t>26. Reference · Six-picture response sheets</w:t>
+      </w:r>
+    </w:p>
+    <w:p>
+      <w:r>
+        <w:t>Choose the relevant picture rather than repeating every task.</w:t>
+      </w:r>
+    </w:p>
+    <w:p>
+      <w:pPr>
+        <w:pStyle w:val="Heading2"/>
       </w:pPr>
       <w:r>
         <w:t>01. Capstone Evaluate and Improve: the case</w:t>
@@ -3274,7 +3129,6 @@
     <w:p>
       <w:pPr>
         <w:spacing w:line="336" w:lineRule="auto" w:after="180"/>
-        <w:shd w:fill="F5F1FB"/>
       </w:pPr>
       <w:r>
         <w:rPr>
@@ -3313,7 +3167,7 @@
     </w:p>
     <w:p>
       <w:pPr>
-        <w:pStyle w:val="Heading3"/>
+        <w:pStyle w:val="Heading2"/>
       </w:pPr>
       <w:r>
         <w:t>02. Follow the deciding steps</w:t>
@@ -3380,7 +3234,6 @@
     <w:p>
       <w:pPr>
         <w:spacing w:line="336" w:lineRule="auto" w:after="180"/>
-        <w:shd w:fill="F5F1FB"/>
       </w:pPr>
       <w:r>
         <w:rPr>
@@ -3431,7 +3284,7 @@
     </w:p>
     <w:p>
       <w:pPr>
-        <w:pStyle w:val="Heading3"/>
+        <w:pStyle w:val="Heading2"/>
       </w:pPr>
       <w:r>
         <w:t>03. Capstone evaluation and revision — evidence trace</w:t>
@@ -3556,7 +3409,6 @@
     <w:p>
       <w:pPr>
         <w:spacing w:line="336" w:lineRule="auto" w:after="180"/>
-        <w:shd w:fill="F5F1FB"/>
       </w:pPr>
       <w:r>
         <w:rPr>
@@ -3595,7 +3447,7 @@
     </w:p>
     <w:p>
       <w:pPr>
-        <w:pStyle w:val="Heading3"/>
+        <w:pStyle w:val="Heading2"/>
       </w:pPr>
       <w:r>
         <w:t>04. Change one thing. Trace what follows.</w:t>
@@ -3662,7 +3514,6 @@
     <w:p>
       <w:pPr>
         <w:spacing w:line="336" w:lineRule="auto" w:after="180"/>
-        <w:shd w:fill="F5F1FB"/>
       </w:pPr>
       <w:r>
         <w:rPr>
@@ -3701,7 +3552,7 @@
     </w:p>
     <w:p>
       <w:pPr>
-        <w:pStyle w:val="Heading3"/>
+        <w:pStyle w:val="Heading2"/>
       </w:pPr>
       <w:r>
         <w:t>05. Connect the explanation to its limit</w:t>
@@ -3803,7 +3654,6 @@
     <w:p>
       <w:pPr>
         <w:spacing w:line="336" w:lineRule="auto" w:after="180"/>
-        <w:shd w:fill="F5F1FB"/>
       </w:pPr>
       <w:r>
         <w:rPr>
@@ -3842,7 +3692,7 @@
     </w:p>
     <w:p>
       <w:pPr>
-        <w:pStyle w:val="Heading3"/>
+        <w:pStyle w:val="Heading2"/>
       </w:pPr>
       <w:r>
         <w:t>06. Make the idea visible in your project</w:t>
@@ -3956,7 +3806,6 @@
     <w:p>
       <w:pPr>
         <w:spacing w:line="336" w:lineRule="auto" w:after="180"/>
-        <w:shd w:fill="F5F1FB"/>
       </w:pPr>
       <w:r>
         <w:rPr>
@@ -4003,6 +3852,62 @@
     <w:p>
       <w:r>
         <w:t>________________________________________________________________</w:t>
+      </w:r>
+    </w:p>
+    <w:p>
+      <w:pPr>
+        <w:pStyle w:val="Heading2"/>
+      </w:pPr>
+      <w:r>
+        <w:t>Earlier wording, alternatives and picture transcripts · reference / check after trying</w:t>
+      </w:r>
+    </w:p>
+    <w:p>
+      <w:pPr>
+        <w:pStyle w:val="Heading3"/>
+      </w:pPr>
+      <w:r>
+        <w:t>01. Capstone Evaluate and Improve: the case</w:t>
+      </w:r>
+    </w:p>
+    <w:p>
+      <w:pPr>
+        <w:pStyle w:val="Heading3"/>
+      </w:pPr>
+      <w:r>
+        <w:t>02. Follow the deciding steps</w:t>
+      </w:r>
+    </w:p>
+    <w:p>
+      <w:pPr>
+        <w:pStyle w:val="Heading3"/>
+      </w:pPr>
+      <w:r>
+        <w:t>03. Capstone evaluation and revision — evidence trace</w:t>
+      </w:r>
+    </w:p>
+    <w:p>
+      <w:pPr>
+        <w:pStyle w:val="Heading3"/>
+      </w:pPr>
+      <w:r>
+        <w:t>04. Change one thing. Trace what follows.</w:t>
+      </w:r>
+    </w:p>
+    <w:p>
+      <w:pPr>
+        <w:pStyle w:val="Heading3"/>
+      </w:pPr>
+      <w:r>
+        <w:t>05. Connect the explanation to its limit</w:t>
+      </w:r>
+    </w:p>
+    <w:p>
+      <w:pPr>
+        <w:pStyle w:val="Heading3"/>
+      </w:pPr>
+      <w:r>
+        <w:t>06. Make the idea visible in your project</w:t>
       </w:r>
     </w:p>
     <w:sectPr>
